--- a/04-滤波电路/04-带阻滤波/有源带阻滤波电路/有源带阻滤波电路.docx
+++ b/04-滤波电路/04-带阻滤波/有源带阻滤波电路/有源带阻滤波电路.docx
@@ -2808,6 +2808,20 @@
     </w:p>
     <w:bookmarkEnd w:id="26"/>
     <w:bookmarkEnd w:id="27"/>
+    <w:p>
+      <w:pPr>
+        <w:spacing w:before="360"/>
+        <w:jc w:val="center"/>
+      </w:pPr>
+      <w:r>
+        <w:rPr>
+          <w:rFonts w:ascii="Times New Roman" w:hAnsi="Times New Roman"/>
+          <w:color w:val="555555"/>
+          <w:sz w:val="21"/>
+        </w:rPr>
+        <w:t>材料收集者：杜文杰</w:t>
+      </w:r>
+    </w:p>
     <w:sectPr>
       <w:headerReference r:id="rId9" w:type="default"/>
       <w:footerReference r:id="rId10" w:type="default"/>

--- a/04-滤波电路/04-带阻滤波/有源带阻滤波电路/有源带阻滤波电路.docx
+++ b/04-滤波电路/04-带阻滤波/有源带阻滤波电路/有源带阻滤波电路.docx
@@ -1,6 +1,6 @@
 
 <file path=word/document.xml><?xml version="1.0" encoding="utf-8"?>
-<w:document xmlns:w="http://schemas.openxmlformats.org/wordprocessingml/2006/main" xmlns:m="http://schemas.openxmlformats.org/officeDocument/2006/math" xmlns:r="http://schemas.openxmlformats.org/officeDocument/2006/relationships" xmlns:o="urn:schemas-microsoft-com:office:office" xmlns:v="urn:schemas-microsoft-com:vml" xmlns:w10="urn:schemas-microsoft-com:office:word" xmlns:a="http://schemas.openxmlformats.org/drawingml/2006/main" xmlns:pic="http://schemas.openxmlformats.org/drawingml/2006/picture" xmlns:wp="http://schemas.openxmlformats.org/drawingml/2006/wordprocessingDrawing">
+<w:document xmlns:m="http://schemas.openxmlformats.org/officeDocument/2006/math" xmlns:r="http://schemas.openxmlformats.org/officeDocument/2006/relationships" xmlns:w="http://schemas.openxmlformats.org/wordprocessingml/2006/main" xmlns:o="urn:schemas-microsoft-com:office:office" xmlns:v="urn:schemas-microsoft-com:vml" xmlns:w10="urn:schemas-microsoft-com:office:word" xmlns:a="http://schemas.openxmlformats.org/drawingml/2006/main" xmlns:pic="http://schemas.openxmlformats.org/drawingml/2006/picture" xmlns:wp="http://schemas.openxmlformats.org/drawingml/2006/wordprocessingDrawing">
   <w:body>
     <w:bookmarkStart w:id="27" w:name="有源带阻滤波电路"/>
     <w:p>
@@ -9,7 +9,7 @@
       </w:pPr>
       <w:r>
         <w:rPr>
-          <w:rFonts w:hint="eastAsia"/>
+          <w:rFonts w:hint="eastAsia" w:eastAsia="黑体"/>
         </w:rPr>
         <w:t xml:space="preserve">有源带阻滤波电路</w:t>
       </w:r>
@@ -21,7 +21,7 @@
       </w:pPr>
       <w:r>
         <w:rPr>
-          <w:rFonts w:hint="eastAsia"/>
+          <w:rFonts w:hint="eastAsia" w:eastAsia="黑体"/>
         </w:rPr>
         <w:t xml:space="preserve">拓扑描述</w:t>
       </w:r>
@@ -32,16 +32,19 @@
       </w:pPr>
       <w:r>
         <w:rPr>
-          <w:rFonts w:hint="eastAsia"/>
+          <w:rFonts w:hint="eastAsia" w:eastAsia="黑体"/>
         </w:rPr>
         <w:t xml:space="preserve">本电路由</w:t>
       </w:r>
       <w:r>
+        <w:rPr>
+          <w:rFonts w:eastAsia="黑体"/>
+        </w:rPr>
         <w:t xml:space="preserve"> </w:t>
       </w:r>
       <w:r>
         <w:rPr>
-          <w:rFonts w:hint="eastAsia"/>
+          <w:rFonts w:hint="eastAsia" w:eastAsia="黑体"/>
           <w:b/>
           <w:bCs/>
         </w:rPr>
@@ -49,6 +52,7 @@
       </w:r>
       <w:r>
         <w:rPr>
+          <w:rFonts w:eastAsia="黑体"/>
           <w:b/>
           <w:bCs/>
         </w:rPr>
@@ -56,7 +60,7 @@
       </w:r>
       <w:r>
         <w:rPr>
-          <w:rFonts w:hint="eastAsia"/>
+          <w:rFonts w:hint="eastAsia" w:eastAsia="黑体"/>
           <w:b/>
           <w:bCs/>
         </w:rPr>
@@ -64,6 +68,7 @@
       </w:r>
       <w:r>
         <w:rPr>
+          <w:rFonts w:eastAsia="黑体"/>
           <w:b/>
           <w:bCs/>
         </w:rPr>
@@ -71,7 +76,7 @@
       </w:r>
       <w:r>
         <w:rPr>
-          <w:rFonts w:hint="eastAsia"/>
+          <w:rFonts w:hint="eastAsia" w:eastAsia="黑体"/>
           <w:b/>
           <w:bCs/>
         </w:rPr>
@@ -79,6 +84,7 @@
       </w:r>
       <w:r>
         <w:rPr>
+          <w:rFonts w:eastAsia="黑体"/>
           <w:b/>
           <w:bCs/>
         </w:rPr>
@@ -91,7 +97,7 @@
       </m:oMath>
       <w:r>
         <w:rPr>
-          <w:rFonts w:hint="eastAsia"/>
+          <w:rFonts w:hint="eastAsia" w:eastAsia="黑体"/>
           <w:b/>
           <w:bCs/>
         </w:rPr>
@@ -99,6 +105,7 @@
       </w:r>
       <w:r>
         <w:rPr>
+          <w:rFonts w:eastAsia="黑体"/>
           <w:b/>
           <w:bCs/>
         </w:rPr>
@@ -111,7 +118,7 @@
       </m:oMath>
       <w:r>
         <w:rPr>
-          <w:rFonts w:hint="eastAsia"/>
+          <w:rFonts w:hint="eastAsia" w:eastAsia="黑体"/>
           <w:b/>
           <w:bCs/>
         </w:rPr>
@@ -119,6 +126,7 @@
       </w:r>
       <w:r>
         <w:rPr>
+          <w:rFonts w:eastAsia="黑体"/>
           <w:b/>
           <w:bCs/>
         </w:rPr>
@@ -140,6 +148,7 @@
       </m:oMath>
       <w:r>
         <w:rPr>
+          <w:rFonts w:eastAsia="黑体"/>
           <w:b/>
           <w:bCs/>
         </w:rPr>
@@ -161,6 +170,7 @@
       </m:oMath>
       <w:r>
         <w:rPr>
+          <w:rFonts w:eastAsia="黑体"/>
           <w:b/>
           <w:bCs/>
         </w:rPr>
@@ -182,6 +192,7 @@
       </m:oMath>
       <w:r>
         <w:rPr>
+          <w:rFonts w:eastAsia="黑体"/>
           <w:b/>
           <w:bCs/>
         </w:rPr>
@@ -189,7 +200,7 @@
       </w:r>
       <w:r>
         <w:rPr>
-          <w:rFonts w:hint="eastAsia"/>
+          <w:rFonts w:hint="eastAsia" w:eastAsia="黑体"/>
           <w:b/>
           <w:bCs/>
         </w:rPr>
@@ -197,6 +208,7 @@
       </w:r>
       <w:r>
         <w:rPr>
+          <w:rFonts w:eastAsia="黑体"/>
           <w:b/>
           <w:bCs/>
         </w:rPr>
@@ -218,6 +230,7 @@
       </m:oMath>
       <w:r>
         <w:rPr>
+          <w:rFonts w:eastAsia="黑体"/>
           <w:b/>
           <w:bCs/>
         </w:rPr>
@@ -239,6 +252,7 @@
       </m:oMath>
       <w:r>
         <w:rPr>
+          <w:rFonts w:eastAsia="黑体"/>
           <w:b/>
           <w:bCs/>
         </w:rPr>
@@ -260,7 +274,7 @@
       </m:oMath>
       <w:r>
         <w:rPr>
-          <w:rFonts w:hint="eastAsia"/>
+          <w:rFonts w:hint="eastAsia" w:eastAsia="黑体"/>
           <w:b/>
           <w:bCs/>
         </w:rPr>
@@ -268,6 +282,7 @@
       </w:r>
       <w:r>
         <w:rPr>
+          <w:rFonts w:eastAsia="黑体"/>
           <w:b/>
           <w:bCs/>
         </w:rPr>
@@ -289,6 +304,7 @@
       </m:oMath>
       <w:r>
         <w:rPr>
+          <w:rFonts w:eastAsia="黑体"/>
           <w:b/>
           <w:bCs/>
         </w:rPr>
@@ -309,15 +325,21 @@
         </m:sSub>
       </m:oMath>
       <w:r>
+        <w:rPr>
+          <w:rFonts w:eastAsia="黑体"/>
+        </w:rPr>
         <w:t xml:space="preserve"> </w:t>
       </w:r>
       <w:r>
         <w:rPr>
-          <w:rFonts w:hint="eastAsia"/>
+          <w:rFonts w:hint="eastAsia" w:eastAsia="黑体"/>
         </w:rPr>
         <w:t xml:space="preserve">组成的有源带阻滤波器。关键节点命名如下：输入节点</w:t>
       </w:r>
       <w:r>
+        <w:rPr>
+          <w:rFonts w:eastAsia="黑体"/>
+        </w:rPr>
         <w:t xml:space="preserve"> </w:t>
       </w:r>
       <m:oMath>
@@ -338,24 +360,33 @@
         </m:sSub>
       </m:oMath>
       <w:r>
+        <w:rPr>
+          <w:rFonts w:eastAsia="黑体"/>
+        </w:rPr>
         <w:t xml:space="preserve"> </w:t>
       </w:r>
       <w:r>
         <w:rPr>
-          <w:rFonts w:hint="eastAsia"/>
+          <w:rFonts w:hint="eastAsia" w:eastAsia="黑体"/>
         </w:rPr>
         <w:t xml:space="preserve">为双</w:t>
       </w:r>
       <w:r>
+        <w:rPr>
+          <w:rFonts w:eastAsia="黑体"/>
+        </w:rPr>
         <w:t xml:space="preserve"> T </w:t>
       </w:r>
       <w:r>
         <w:rPr>
-          <w:rFonts w:hint="eastAsia"/>
+          <w:rFonts w:hint="eastAsia" w:eastAsia="黑体"/>
         </w:rPr>
         <w:t xml:space="preserve">网络输入端，输出节点</w:t>
       </w:r>
       <w:r>
+        <w:rPr>
+          <w:rFonts w:eastAsia="黑体"/>
+        </w:rPr>
         <w:t xml:space="preserve"> </w:t>
       </w:r>
       <m:oMath>
@@ -379,24 +410,33 @@
         </m:sSub>
       </m:oMath>
       <w:r>
+        <w:rPr>
+          <w:rFonts w:eastAsia="黑体"/>
+        </w:rPr>
         <w:t xml:space="preserve"> </w:t>
       </w:r>
       <w:r>
         <w:rPr>
-          <w:rFonts w:hint="eastAsia"/>
+          <w:rFonts w:hint="eastAsia" w:eastAsia="黑体"/>
         </w:rPr>
         <w:t xml:space="preserve">为运放输出端</w:t>
       </w:r>
       <w:r>
+        <w:rPr>
+          <w:rFonts w:eastAsia="黑体"/>
+        </w:rPr>
         <w:t xml:space="preserve"> </w:t>
       </w:r>
       <w:r>
         <w:rPr>
-          <w:rFonts w:hint="eastAsia"/>
+          <w:rFonts w:hint="eastAsia" w:eastAsia="黑体"/>
         </w:rPr>
         <w:t xml:space="preserve">OUT，地节点</w:t>
       </w:r>
       <w:r>
+        <w:rPr>
+          <w:rFonts w:eastAsia="黑体"/>
+        </w:rPr>
         <w:t xml:space="preserve"> </w:t>
       </w:r>
       <m:oMath>
@@ -411,15 +451,21 @@
         </m:r>
       </m:oMath>
       <w:r>
+        <w:rPr>
+          <w:rFonts w:eastAsia="黑体"/>
+        </w:rPr>
         <w:t xml:space="preserve"> </w:t>
       </w:r>
       <w:r>
         <w:rPr>
-          <w:rFonts w:hint="eastAsia"/>
+          <w:rFonts w:hint="eastAsia" w:eastAsia="黑体"/>
         </w:rPr>
         <w:t xml:space="preserve">为公共参考；中间节点</w:t>
       </w:r>
       <w:r>
+        <w:rPr>
+          <w:rFonts w:eastAsia="黑体"/>
+        </w:rPr>
         <w:t xml:space="preserve"> </w:t>
       </w:r>
       <m:oMath>
@@ -437,6 +483,9 @@
         </m:sSub>
       </m:oMath>
       <w:r>
+        <w:rPr>
+          <w:rFonts w:eastAsia="黑体"/>
+        </w:rPr>
         <w:t xml:space="preserve">、</w:t>
       </w:r>
       <m:oMath>
@@ -454,42 +503,57 @@
         </m:sSub>
       </m:oMath>
       <w:r>
+        <w:rPr>
+          <w:rFonts w:eastAsia="黑体"/>
+        </w:rPr>
         <w:t xml:space="preserve"> </w:t>
       </w:r>
       <w:r>
         <w:rPr>
-          <w:rFonts w:hint="eastAsia"/>
+          <w:rFonts w:hint="eastAsia" w:eastAsia="黑体"/>
         </w:rPr>
         <w:t xml:space="preserve">分别为两条</w:t>
       </w:r>
       <w:r>
+        <w:rPr>
+          <w:rFonts w:eastAsia="黑体"/>
+        </w:rPr>
         <w:t xml:space="preserve"> T </w:t>
       </w:r>
       <w:r>
         <w:rPr>
-          <w:rFonts w:hint="eastAsia"/>
+          <w:rFonts w:hint="eastAsia" w:eastAsia="黑体"/>
         </w:rPr>
         <w:t xml:space="preserve">形支路的中点；运放同相端</w:t>
       </w:r>
       <w:r>
+        <w:rPr>
+          <w:rFonts w:eastAsia="黑体"/>
+        </w:rPr>
         <w:t xml:space="preserve"> </w:t>
       </w:r>
       <w:r>
         <w:rPr>
-          <w:rFonts w:hint="eastAsia"/>
+          <w:rFonts w:hint="eastAsia" w:eastAsia="黑体"/>
         </w:rPr>
         <w:t xml:space="preserve">IN+、反相端</w:t>
       </w:r>
       <w:r>
+        <w:rPr>
+          <w:rFonts w:eastAsia="黑体"/>
+        </w:rPr>
         <w:t xml:space="preserve"> IN− </w:t>
       </w:r>
       <w:r>
         <w:rPr>
-          <w:rFonts w:hint="eastAsia"/>
+          <w:rFonts w:hint="eastAsia" w:eastAsia="黑体"/>
         </w:rPr>
         <w:t xml:space="preserve">分别经相应路径接反馈网络与分压网络；分压节点</w:t>
       </w:r>
       <w:r>
+        <w:rPr>
+          <w:rFonts w:eastAsia="黑体"/>
+        </w:rPr>
         <w:t xml:space="preserve"> </w:t>
       </w:r>
       <m:oMath>
@@ -507,15 +571,21 @@
         </m:sSub>
       </m:oMath>
       <w:r>
+        <w:rPr>
+          <w:rFonts w:eastAsia="黑体"/>
+        </w:rPr>
         <w:t xml:space="preserve"> </w:t>
       </w:r>
       <w:r>
         <w:rPr>
-          <w:rFonts w:hint="eastAsia"/>
+          <w:rFonts w:hint="eastAsia" w:eastAsia="黑体"/>
         </w:rPr>
         <w:t xml:space="preserve">位于</w:t>
       </w:r>
       <w:r>
+        <w:rPr>
+          <w:rFonts w:eastAsia="黑体"/>
+        </w:rPr>
         <w:t xml:space="preserve"> </w:t>
       </w:r>
       <m:oMath>
@@ -533,15 +603,21 @@
         </m:sSub>
       </m:oMath>
       <w:r>
+        <w:rPr>
+          <w:rFonts w:eastAsia="黑体"/>
+        </w:rPr>
         <w:t xml:space="preserve"> </w:t>
       </w:r>
       <w:r>
         <w:rPr>
-          <w:rFonts w:hint="eastAsia"/>
+          <w:rFonts w:hint="eastAsia" w:eastAsia="黑体"/>
         </w:rPr>
         <w:t xml:space="preserve">与</w:t>
       </w:r>
       <w:r>
+        <w:rPr>
+          <w:rFonts w:eastAsia="黑体"/>
+        </w:rPr>
         <w:t xml:space="preserve"> </w:t>
       </w:r>
       <m:oMath>
@@ -559,11 +635,14 @@
         </m:sSub>
       </m:oMath>
       <w:r>
+        <w:rPr>
+          <w:rFonts w:eastAsia="黑体"/>
+        </w:rPr>
         <w:t xml:space="preserve"> </w:t>
       </w:r>
       <w:r>
         <w:rPr>
-          <w:rFonts w:hint="eastAsia"/>
+          <w:rFonts w:hint="eastAsia" w:eastAsia="黑体"/>
         </w:rPr>
         <w:t xml:space="preserve">的连接点，提供少量正反馈。</w:t>
       </w:r>
@@ -572,29 +651,38 @@
       <w:pPr/>
       <w:r>
         <w:rPr>
-          <w:rFonts w:hint="eastAsia"/>
+          <w:rFonts w:hint="eastAsia" w:eastAsia="黑体"/>
         </w:rPr>
         <w:t xml:space="preserve">各元件管脚连接：双</w:t>
       </w:r>
       <w:r>
+        <w:rPr>
+          <w:rFonts w:eastAsia="黑体"/>
+        </w:rPr>
         <w:t xml:space="preserve"> T </w:t>
       </w:r>
       <w:r>
         <w:rPr>
-          <w:rFonts w:hint="eastAsia"/>
+          <w:rFonts w:hint="eastAsia" w:eastAsia="黑体"/>
         </w:rPr>
         <w:t xml:space="preserve">网络中</w:t>
       </w:r>
       <w:r>
+        <w:rPr>
+          <w:rFonts w:eastAsia="黑体"/>
+        </w:rPr>
         <w:t xml:space="preserve"> R–R–C </w:t>
       </w:r>
       <w:r>
         <w:rPr>
-          <w:rFonts w:hint="eastAsia"/>
+          <w:rFonts w:hint="eastAsia" w:eastAsia="黑体"/>
         </w:rPr>
         <w:t xml:space="preserve">支路由电阻</w:t>
       </w:r>
       <w:r>
+        <w:rPr>
+          <w:rFonts w:eastAsia="黑体"/>
+        </w:rPr>
         <w:t xml:space="preserve"> </w:t>
       </w:r>
       <m:oMath>
@@ -612,6 +700,9 @@
         </m:sSub>
       </m:oMath>
       <w:r>
+        <w:rPr>
+          <w:rFonts w:eastAsia="黑体"/>
+        </w:rPr>
         <w:t xml:space="preserve">、</w:t>
       </w:r>
       <m:oMath>
@@ -629,15 +720,21 @@
         </m:sSub>
       </m:oMath>
       <w:r>
+        <w:rPr>
+          <w:rFonts w:eastAsia="黑体"/>
+        </w:rPr>
         <w:t xml:space="preserve"> </w:t>
       </w:r>
       <w:r>
         <w:rPr>
-          <w:rFonts w:hint="eastAsia"/>
+          <w:rFonts w:hint="eastAsia" w:eastAsia="黑体"/>
         </w:rPr>
         <w:t xml:space="preserve">串联、其中点经电容</w:t>
       </w:r>
       <w:r>
+        <w:rPr>
+          <w:rFonts w:eastAsia="黑体"/>
+        </w:rPr>
         <w:t xml:space="preserve"> </w:t>
       </w:r>
       <m:oMath>
@@ -655,24 +752,33 @@
         </m:sSub>
       </m:oMath>
       <w:r>
+        <w:rPr>
+          <w:rFonts w:eastAsia="黑体"/>
+        </w:rPr>
         <w:t xml:space="preserve"> </w:t>
       </w:r>
       <w:r>
         <w:rPr>
-          <w:rFonts w:hint="eastAsia"/>
+          <w:rFonts w:hint="eastAsia" w:eastAsia="黑体"/>
         </w:rPr>
         <w:t xml:space="preserve">接地，C–C–R</w:t>
       </w:r>
       <w:r>
+        <w:rPr>
+          <w:rFonts w:eastAsia="黑体"/>
+        </w:rPr>
         <w:t xml:space="preserve"> </w:t>
       </w:r>
       <w:r>
         <w:rPr>
-          <w:rFonts w:hint="eastAsia"/>
+          <w:rFonts w:hint="eastAsia" w:eastAsia="黑体"/>
         </w:rPr>
         <w:t xml:space="preserve">支路由电容</w:t>
       </w:r>
       <w:r>
+        <w:rPr>
+          <w:rFonts w:eastAsia="黑体"/>
+        </w:rPr>
         <w:t xml:space="preserve"> </w:t>
       </w:r>
       <m:oMath>
@@ -690,6 +796,9 @@
         </m:sSub>
       </m:oMath>
       <w:r>
+        <w:rPr>
+          <w:rFonts w:eastAsia="黑体"/>
+        </w:rPr>
         <w:t xml:space="preserve">、</w:t>
       </w:r>
       <m:oMath>
@@ -707,15 +816,21 @@
         </m:sSub>
       </m:oMath>
       <w:r>
+        <w:rPr>
+          <w:rFonts w:eastAsia="黑体"/>
+        </w:rPr>
         <w:t xml:space="preserve"> </w:t>
       </w:r>
       <w:r>
         <w:rPr>
-          <w:rFonts w:hint="eastAsia"/>
+          <w:rFonts w:hint="eastAsia" w:eastAsia="黑体"/>
         </w:rPr>
         <w:t xml:space="preserve">串联、其中点经电阻</w:t>
       </w:r>
       <w:r>
+        <w:rPr>
+          <w:rFonts w:eastAsia="黑体"/>
+        </w:rPr>
         <w:t xml:space="preserve"> </w:t>
       </w:r>
       <m:oMath>
@@ -733,24 +848,33 @@
         </m:sSub>
       </m:oMath>
       <w:r>
+        <w:rPr>
+          <w:rFonts w:eastAsia="黑体"/>
+        </w:rPr>
         <w:t xml:space="preserve"> </w:t>
       </w:r>
       <w:r>
         <w:rPr>
-          <w:rFonts w:hint="eastAsia"/>
+          <w:rFonts w:hint="eastAsia" w:eastAsia="黑体"/>
         </w:rPr>
         <w:t xml:space="preserve">接地；双</w:t>
       </w:r>
       <w:r>
+        <w:rPr>
+          <w:rFonts w:eastAsia="黑体"/>
+        </w:rPr>
         <w:t xml:space="preserve"> T </w:t>
       </w:r>
       <w:r>
         <w:rPr>
-          <w:rFonts w:hint="eastAsia"/>
+          <w:rFonts w:hint="eastAsia" w:eastAsia="黑体"/>
         </w:rPr>
         <w:t xml:space="preserve">网络的输入与输出分别接</w:t>
       </w:r>
       <w:r>
+        <w:rPr>
+          <w:rFonts w:eastAsia="黑体"/>
+        </w:rPr>
         <w:t xml:space="preserve"> </w:t>
       </w:r>
       <m:oMath>
@@ -771,33 +895,45 @@
         </m:sSub>
       </m:oMath>
       <w:r>
+        <w:rPr>
+          <w:rFonts w:eastAsia="黑体"/>
+        </w:rPr>
         <w:t xml:space="preserve"> </w:t>
       </w:r>
       <w:r>
         <w:rPr>
-          <w:rFonts w:hint="eastAsia"/>
+          <w:rFonts w:hint="eastAsia" w:eastAsia="黑体"/>
         </w:rPr>
         <w:t xml:space="preserve">与运放反相端</w:t>
       </w:r>
       <w:r>
+        <w:rPr>
+          <w:rFonts w:eastAsia="黑体"/>
+        </w:rPr>
         <w:t xml:space="preserve"> </w:t>
       </w:r>
       <w:r>
         <w:rPr>
-          <w:rFonts w:hint="eastAsia"/>
+          <w:rFonts w:hint="eastAsia" w:eastAsia="黑体"/>
         </w:rPr>
         <w:t xml:space="preserve">IN−（作为负反馈支路），使运放输出经双</w:t>
       </w:r>
       <w:r>
+        <w:rPr>
+          <w:rFonts w:eastAsia="黑体"/>
+        </w:rPr>
         <w:t xml:space="preserve"> T </w:t>
       </w:r>
       <w:r>
         <w:rPr>
-          <w:rFonts w:hint="eastAsia"/>
+          <w:rFonts w:hint="eastAsia" w:eastAsia="黑体"/>
         </w:rPr>
         <w:t xml:space="preserve">网络折回反相端。正反馈分压支路中，电阻</w:t>
       </w:r>
       <w:r>
+        <w:rPr>
+          <w:rFonts w:eastAsia="黑体"/>
+        </w:rPr>
         <w:t xml:space="preserve"> </w:t>
       </w:r>
       <m:oMath>
@@ -815,15 +951,21 @@
         </m:sSub>
       </m:oMath>
       <w:r>
+        <w:rPr>
+          <w:rFonts w:eastAsia="黑体"/>
+        </w:rPr>
         <w:t xml:space="preserve"> </w:t>
       </w:r>
       <w:r>
         <w:rPr>
-          <w:rFonts w:hint="eastAsia"/>
+          <w:rFonts w:hint="eastAsia" w:eastAsia="黑体"/>
         </w:rPr>
         <w:t xml:space="preserve">一端接运放输出节点</w:t>
       </w:r>
       <w:r>
+        <w:rPr>
+          <w:rFonts w:eastAsia="黑体"/>
+        </w:rPr>
         <w:t xml:space="preserve"> </w:t>
       </w:r>
       <m:oMath>
@@ -848,11 +990,14 @@
       </m:oMath>
       <w:r>
         <w:rPr>
-          <w:rFonts w:hint="eastAsia"/>
+          <w:rFonts w:hint="eastAsia" w:eastAsia="黑体"/>
         </w:rPr>
         <w:t xml:space="preserve">、另一端接分压节点</w:t>
       </w:r>
       <w:r>
+        <w:rPr>
+          <w:rFonts w:eastAsia="黑体"/>
+        </w:rPr>
         <w:t xml:space="preserve"> </w:t>
       </w:r>
       <m:oMath>
@@ -871,11 +1016,14 @@
       </m:oMath>
       <w:r>
         <w:rPr>
-          <w:rFonts w:hint="eastAsia"/>
+          <w:rFonts w:hint="eastAsia" w:eastAsia="黑体"/>
         </w:rPr>
         <w:t xml:space="preserve">，电阻</w:t>
       </w:r>
       <w:r>
+        <w:rPr>
+          <w:rFonts w:eastAsia="黑体"/>
+        </w:rPr>
         <w:t xml:space="preserve"> </w:t>
       </w:r>
       <m:oMath>
@@ -893,15 +1041,21 @@
         </m:sSub>
       </m:oMath>
       <w:r>
+        <w:rPr>
+          <w:rFonts w:eastAsia="黑体"/>
+        </w:rPr>
         <w:t xml:space="preserve"> </w:t>
       </w:r>
       <w:r>
         <w:rPr>
-          <w:rFonts w:hint="eastAsia"/>
+          <w:rFonts w:hint="eastAsia" w:eastAsia="黑体"/>
         </w:rPr>
         <w:t xml:space="preserve">一端接</w:t>
       </w:r>
       <w:r>
+        <w:rPr>
+          <w:rFonts w:eastAsia="黑体"/>
+        </w:rPr>
         <w:t xml:space="preserve"> </w:t>
       </w:r>
       <m:oMath>
@@ -920,11 +1074,14 @@
       </m:oMath>
       <w:r>
         <w:rPr>
-          <w:rFonts w:hint="eastAsia"/>
+          <w:rFonts w:hint="eastAsia" w:eastAsia="黑体"/>
         </w:rPr>
         <w:t xml:space="preserve">、另一端接地节点</w:t>
       </w:r>
       <w:r>
+        <w:rPr>
+          <w:rFonts w:eastAsia="黑体"/>
+        </w:rPr>
         <w:t xml:space="preserve"> </w:t>
       </w:r>
       <m:oMath>
@@ -940,7 +1097,7 @@
       </m:oMath>
       <w:r>
         <w:rPr>
-          <w:rFonts w:hint="eastAsia"/>
+          <w:rFonts w:hint="eastAsia" w:eastAsia="黑体"/>
         </w:rPr>
         <w:t xml:space="preserve">，</w:t>
       </w:r>
@@ -959,38 +1116,50 @@
         </m:sSub>
       </m:oMath>
       <w:r>
+        <w:rPr>
+          <w:rFonts w:eastAsia="黑体"/>
+        </w:rPr>
         <w:t xml:space="preserve"> </w:t>
       </w:r>
       <w:r>
         <w:rPr>
-          <w:rFonts w:hint="eastAsia"/>
+          <w:rFonts w:hint="eastAsia" w:eastAsia="黑体"/>
         </w:rPr>
         <w:t xml:space="preserve">再接到运放同相端</w:t>
       </w:r>
       <w:r>
+        <w:rPr>
+          <w:rFonts w:eastAsia="黑体"/>
+        </w:rPr>
         <w:t xml:space="preserve"> </w:t>
       </w:r>
       <w:r>
         <w:rPr>
-          <w:rFonts w:hint="eastAsia"/>
+          <w:rFonts w:hint="eastAsia" w:eastAsia="黑体"/>
         </w:rPr>
         <w:t xml:space="preserve">IN+，由此把一小部分输出同相引回，补偿无源损耗以提升</w:t>
       </w:r>
       <w:r>
+        <w:rPr>
+          <w:rFonts w:eastAsia="黑体"/>
+        </w:rPr>
         <w:t xml:space="preserve"> Q </w:t>
       </w:r>
       <w:r>
         <w:rPr>
-          <w:rFonts w:hint="eastAsia"/>
+          <w:rFonts w:hint="eastAsia" w:eastAsia="黑体"/>
         </w:rPr>
         <w:t xml:space="preserve">值；运放</w:t>
       </w:r>
       <w:r>
+        <w:rPr>
+          <w:rFonts w:eastAsia="黑体"/>
+        </w:rPr>
         <w:t xml:space="preserve"> V+、V− </w:t>
       </w:r>
       <w:r>
         <w:rPr>
-          <w:rFonts w:hint="eastAsia"/>
+          <w:rFonts w:hint="eastAsia" w:eastAsia="黑体"/>
         </w:rPr>
         <w:t xml:space="preserve">分别接正负电源轨。</w:t>
       </w:r>
@@ -999,16 +1168,19 @@
       <w:pPr/>
       <w:r>
         <w:rPr>
-          <w:rFonts w:hint="eastAsia"/>
+          <w:rFonts w:hint="eastAsia" w:eastAsia="黑体"/>
         </w:rPr>
         <w:t xml:space="preserve">组态上，这是以双</w:t>
       </w:r>
       <w:r>
+        <w:rPr>
+          <w:rFonts w:eastAsia="黑体"/>
+        </w:rPr>
         <w:t xml:space="preserve"> T </w:t>
       </w:r>
       <w:r>
         <w:rPr>
-          <w:rFonts w:hint="eastAsia"/>
+          <w:rFonts w:hint="eastAsia" w:eastAsia="黑体"/>
         </w:rPr>
         <w:t xml:space="preserve">网络作负反馈支路、并通过电阻分压引入少量正反馈的有源二阶带阻组态，具有更窄阻带与可调品质因数的陷波特性。</w:t>
       </w:r>
@@ -1021,7 +1193,7 @@
       </w:pPr>
       <w:r>
         <w:rPr>
-          <w:rFonts w:hint="eastAsia"/>
+          <w:rFonts w:hint="eastAsia" w:eastAsia="黑体"/>
         </w:rPr>
         <w:t xml:space="preserve">工作原理</w:t>
       </w:r>
@@ -1032,25 +1204,31 @@
       </w:pPr>
       <w:r>
         <w:rPr>
-          <w:rFonts w:hint="eastAsia"/>
+          <w:rFonts w:hint="eastAsia" w:eastAsia="黑体"/>
         </w:rPr>
         <w:t xml:space="preserve">双</w:t>
       </w:r>
       <w:r>
+        <w:rPr>
+          <w:rFonts w:eastAsia="黑体"/>
+        </w:rPr>
         <w:t xml:space="preserve"> T </w:t>
       </w:r>
       <w:r>
         <w:rPr>
-          <w:rFonts w:hint="eastAsia"/>
+          <w:rFonts w:hint="eastAsia" w:eastAsia="黑体"/>
         </w:rPr>
         <w:t xml:space="preserve">网络在陷波频率产生传输零点；运放提供的增益与正反馈补偿了无源网络的损耗，使阻带显著收窄（Q</w:t>
       </w:r>
       <w:r>
+        <w:rPr>
+          <w:rFonts w:eastAsia="黑体"/>
+        </w:rPr>
         <w:t xml:space="preserve"> </w:t>
       </w:r>
       <w:r>
         <w:rPr>
-          <w:rFonts w:hint="eastAsia"/>
+          <w:rFonts w:hint="eastAsia" w:eastAsia="黑体"/>
         </w:rPr>
         <w:t xml:space="preserve">值提高）。信号在陷波点被深度衰减，其余频段经运放缓冲后低阻输出，带载能力强于无源结构。</w:t>
       </w:r>
@@ -1063,7 +1241,7 @@
       </w:pPr>
       <w:r>
         <w:rPr>
-          <w:rFonts w:hint="eastAsia"/>
+          <w:rFonts w:hint="eastAsia" w:eastAsia="黑体"/>
         </w:rPr>
         <w:t xml:space="preserve">关键计算公式</w:t>
       </w:r>
@@ -1077,16 +1255,19 @@
       </w:pPr>
       <w:r>
         <w:rPr>
-          <w:rFonts w:hint="eastAsia"/>
+          <w:rFonts w:hint="eastAsia" w:eastAsia="黑体"/>
         </w:rPr>
         <w:t xml:space="preserve">陷波中心频率（双</w:t>
       </w:r>
       <w:r>
+        <w:rPr>
+          <w:rFonts w:eastAsia="黑体"/>
+        </w:rPr>
         <w:t xml:space="preserve"> T </w:t>
       </w:r>
       <w:r>
         <w:rPr>
-          <w:rFonts w:hint="eastAsia"/>
+          <w:rFonts w:hint="eastAsia" w:eastAsia="黑体"/>
         </w:rPr>
         <w:t xml:space="preserve">型，</w:t>
       </w:r>
@@ -1132,6 +1313,9 @@
         </m:r>
       </m:oMath>
       <w:r>
+        <w:rPr>
+          <w:rFonts w:eastAsia="黑体"/>
+        </w:rPr>
         <w:t xml:space="preserve">、</w:t>
       </w:r>
       <m:oMath>
@@ -1177,7 +1361,7 @@
       </m:oMath>
       <w:r>
         <w:rPr>
-          <w:rFonts w:hint="eastAsia"/>
+          <w:rFonts w:hint="eastAsia" w:eastAsia="黑体"/>
         </w:rPr>
         <w:t xml:space="preserve">）：</w:t>
       </w:r>
@@ -1246,11 +1430,14 @@
       </w:pPr>
       <w:r>
         <w:rPr>
-          <w:rFonts w:hint="eastAsia"/>
+          <w:rFonts w:hint="eastAsia" w:eastAsia="黑体"/>
         </w:rPr>
         <w:t xml:space="preserve">品质因数（正反馈系数</w:t>
       </w:r>
       <w:r>
+        <w:rPr>
+          <w:rFonts w:eastAsia="黑体"/>
+        </w:rPr>
         <w:t xml:space="preserve"> </w:t>
       </w:r>
       <m:oMath>
@@ -1260,7 +1447,7 @@
       </m:oMath>
       <w:r>
         <w:rPr>
-          <w:rFonts w:hint="eastAsia"/>
+          <w:rFonts w:hint="eastAsia" w:eastAsia="黑体"/>
         </w:rPr>
         <w:t xml:space="preserve">）：</w:t>
       </w:r>
@@ -1335,7 +1522,7 @@
       </w:pPr>
       <w:r>
         <w:rPr>
-          <w:rFonts w:hint="eastAsia"/>
+          <w:rFonts w:hint="eastAsia" w:eastAsia="黑体"/>
         </w:rPr>
         <w:t xml:space="preserve">正反馈分压系数：</w:t>
       </w:r>
@@ -1422,7 +1609,7 @@
       </w:pPr>
       <w:r>
         <w:rPr>
-          <w:rFonts w:hint="eastAsia"/>
+          <w:rFonts w:hint="eastAsia" w:eastAsia="黑体"/>
         </w:rPr>
         <w:t xml:space="preserve">幅频响应（二阶带阻）：</w:t>
       </w:r>
@@ -1680,7 +1867,7 @@
             </w:pPr>
             <w:r>
               <w:rPr>
-                <w:rFonts w:hint="eastAsia"/>
+                <w:rFonts w:hint="eastAsia" w:eastAsia="黑体"/>
               </w:rPr>
               <w:t xml:space="preserve">符号</w:t>
             </w:r>
@@ -1694,7 +1881,7 @@
             </w:pPr>
             <w:r>
               <w:rPr>
-                <w:rFonts w:hint="eastAsia"/>
+                <w:rFonts w:hint="eastAsia" w:eastAsia="黑体"/>
               </w:rPr>
               <w:t xml:space="preserve">含义</w:t>
             </w:r>
@@ -1708,7 +1895,7 @@
             </w:pPr>
             <w:r>
               <w:rPr>
-                <w:rFonts w:hint="eastAsia"/>
+                <w:rFonts w:hint="eastAsia" w:eastAsia="黑体"/>
               </w:rPr>
               <w:t xml:space="preserve">单位</w:t>
             </w:r>
@@ -1728,6 +1915,9 @@
               </m:r>
             </m:oMath>
             <w:r>
+              <w:rPr>
+                <w:rFonts w:eastAsia="黑体"/>
+              </w:rPr>
               <w:t xml:space="preserve">​</w:t>
             </w:r>
           </w:p>
@@ -1740,16 +1930,19 @@
             </w:pPr>
             <w:r>
               <w:rPr>
-                <w:rFonts w:hint="eastAsia"/>
+                <w:rFonts w:hint="eastAsia" w:eastAsia="黑体"/>
               </w:rPr>
               <w:t xml:space="preserve">双</w:t>
             </w:r>
             <w:r>
+              <w:rPr>
+                <w:rFonts w:eastAsia="黑体"/>
+              </w:rPr>
               <w:t xml:space="preserve"> T </w:t>
             </w:r>
             <w:r>
               <w:rPr>
-                <w:rFonts w:hint="eastAsia"/>
+                <w:rFonts w:hint="eastAsia" w:eastAsia="黑体"/>
               </w:rPr>
               <w:t xml:space="preserve">网络电阻</w:t>
             </w:r>
@@ -1762,6 +1955,9 @@
               <w:pStyle w:val="Compact"/>
             </w:pPr>
             <w:r>
+              <w:rPr>
+                <w:rFonts w:eastAsia="黑体"/>
+              </w:rPr>
               <w:t xml:space="preserve">Ω</w:t>
             </w:r>
           </w:p>
@@ -1780,6 +1976,9 @@
               </m:r>
             </m:oMath>
             <w:r>
+              <w:rPr>
+                <w:rFonts w:eastAsia="黑体"/>
+              </w:rPr>
               <w:t xml:space="preserve">​</w:t>
             </w:r>
           </w:p>
@@ -1792,16 +1991,19 @@
             </w:pPr>
             <w:r>
               <w:rPr>
-                <w:rFonts w:hint="eastAsia"/>
+                <w:rFonts w:hint="eastAsia" w:eastAsia="黑体"/>
               </w:rPr>
               <w:t xml:space="preserve">双</w:t>
             </w:r>
             <w:r>
+              <w:rPr>
+                <w:rFonts w:eastAsia="黑体"/>
+              </w:rPr>
               <w:t xml:space="preserve"> T </w:t>
             </w:r>
             <w:r>
               <w:rPr>
-                <w:rFonts w:hint="eastAsia"/>
+                <w:rFonts w:hint="eastAsia" w:eastAsia="黑体"/>
               </w:rPr>
               <w:t xml:space="preserve">网络电容</w:t>
             </w:r>
@@ -1814,6 +2016,9 @@
               <w:pStyle w:val="Compact"/>
             </w:pPr>
             <w:r>
+              <w:rPr>
+                <w:rFonts w:eastAsia="黑体"/>
+              </w:rPr>
               <w:t xml:space="preserve">F</w:t>
             </w:r>
           </w:p>
@@ -1841,6 +2046,9 @@
               </m:sSub>
             </m:oMath>
             <w:r>
+              <w:rPr>
+                <w:rFonts w:eastAsia="黑体"/>
+              </w:rPr>
               <w:t xml:space="preserve">​</w:t>
             </w:r>
           </w:p>
@@ -1853,7 +2061,7 @@
             </w:pPr>
             <w:r>
               <w:rPr>
-                <w:rFonts w:hint="eastAsia"/>
+                <w:rFonts w:hint="eastAsia" w:eastAsia="黑体"/>
               </w:rPr>
               <w:t xml:space="preserve">陷波中心频率</w:t>
             </w:r>
@@ -1866,6 +2074,9 @@
               <w:pStyle w:val="Compact"/>
             </w:pPr>
             <w:r>
+              <w:rPr>
+                <w:rFonts w:eastAsia="黑体"/>
+              </w:rPr>
               <w:t xml:space="preserve">Hz</w:t>
             </w:r>
           </w:p>
@@ -1884,6 +2095,9 @@
               </m:r>
             </m:oMath>
             <w:r>
+              <w:rPr>
+                <w:rFonts w:eastAsia="黑体"/>
+              </w:rPr>
               <w:t xml:space="preserve">​</w:t>
             </w:r>
           </w:p>
@@ -1896,7 +2110,7 @@
             </w:pPr>
             <w:r>
               <w:rPr>
-                <w:rFonts w:hint="eastAsia"/>
+                <w:rFonts w:hint="eastAsia" w:eastAsia="黑体"/>
               </w:rPr>
               <w:t xml:space="preserve">品质因数</w:t>
             </w:r>
@@ -1909,6 +2123,9 @@
               <w:pStyle w:val="Compact"/>
             </w:pPr>
             <w:r>
+              <w:rPr>
+                <w:rFonts w:eastAsia="黑体"/>
+              </w:rPr>
               <w:t xml:space="preserve">—</w:t>
             </w:r>
           </w:p>
@@ -1927,6 +2144,9 @@
               </m:r>
             </m:oMath>
             <w:r>
+              <w:rPr>
+                <w:rFonts w:eastAsia="黑体"/>
+              </w:rPr>
               <w:t xml:space="preserve">​</w:t>
             </w:r>
           </w:p>
@@ -1939,7 +2159,7 @@
             </w:pPr>
             <w:r>
               <w:rPr>
-                <w:rFonts w:hint="eastAsia"/>
+                <w:rFonts w:hint="eastAsia" w:eastAsia="黑体"/>
               </w:rPr>
               <w:t xml:space="preserve">正反馈分压系数</w:t>
             </w:r>
@@ -1952,6 +2172,9 @@
               <w:pStyle w:val="Compact"/>
             </w:pPr>
             <w:r>
+              <w:rPr>
+                <w:rFonts w:eastAsia="黑体"/>
+              </w:rPr>
               <w:t xml:space="preserve">—</w:t>
             </w:r>
           </w:p>
@@ -1966,7 +2189,7 @@
       </w:pPr>
       <w:r>
         <w:rPr>
-          <w:rFonts w:hint="eastAsia"/>
+          <w:rFonts w:hint="eastAsia" w:eastAsia="黑体"/>
         </w:rPr>
         <w:t xml:space="preserve">元件调整影响</w:t>
       </w:r>
@@ -1981,6 +2204,7 @@
       </w:pPr>
       <w:r>
         <w:rPr>
+          <w:rFonts w:eastAsia="黑体"/>
           <w:b/>
           <w:bCs/>
         </w:rPr>
@@ -1988,7 +2212,7 @@
       </w:r>
       <w:r>
         <w:rPr>
-          <w:rFonts w:hint="eastAsia"/>
+          <w:rFonts w:hint="eastAsia" w:eastAsia="黑体"/>
           <w:b/>
           <w:bCs/>
         </w:rPr>
@@ -1996,6 +2220,7 @@
       </w:r>
       <w:r>
         <w:rPr>
+          <w:rFonts w:eastAsia="黑体"/>
           <w:b/>
           <w:bCs/>
         </w:rPr>
@@ -2003,7 +2228,7 @@
       </w:r>
       <w:r>
         <w:rPr>
-          <w:rFonts w:hint="eastAsia"/>
+          <w:rFonts w:hint="eastAsia" w:eastAsia="黑体"/>
           <w:b/>
           <w:bCs/>
         </w:rPr>
@@ -2011,6 +2236,7 @@
       </w:r>
       <w:r>
         <w:rPr>
+          <w:rFonts w:eastAsia="黑体"/>
           <w:b/>
           <w:bCs/>
         </w:rPr>
@@ -2018,19 +2244,28 @@
       </w:r>
       <w:r>
         <w:rPr>
-          <w:rFonts w:hint="eastAsia"/>
+          <w:rFonts w:hint="eastAsia" w:eastAsia="黑体"/>
           <w:b/>
           <w:bCs/>
         </w:rPr>
         <w:t xml:space="preserve">增大</w:t>
       </w:r>
       <w:r>
+        <w:rPr>
+          <w:rFonts w:eastAsia="黑体"/>
+        </w:rPr>
         <w:t xml:space="preserve"> </w:t>
       </w:r>
       <w:r>
+        <w:rPr>
+          <w:rFonts w:eastAsia="黑体"/>
+        </w:rPr>
         <w:t xml:space="preserve">→</w:t>
       </w:r>
       <w:r>
+        <w:rPr>
+          <w:rFonts w:eastAsia="黑体"/>
+        </w:rPr>
         <w:t xml:space="preserve"> </w:t>
       </w:r>
       <m:oMath>
@@ -2048,11 +2283,14 @@
         </m:sSub>
       </m:oMath>
       <w:r>
+        <w:rPr>
+          <w:rFonts w:eastAsia="黑体"/>
+        </w:rPr>
         <w:t xml:space="preserve"> </w:t>
       </w:r>
       <w:r>
         <w:rPr>
-          <w:rFonts w:hint="eastAsia"/>
+          <w:rFonts w:hint="eastAsia" w:eastAsia="黑体"/>
         </w:rPr>
         <w:t xml:space="preserve">降低。</w:t>
       </w:r>
@@ -2067,6 +2305,7 @@
       </w:pPr>
       <w:r>
         <w:rPr>
+          <w:rFonts w:eastAsia="黑体"/>
           <w:b/>
           <w:bCs/>
         </w:rPr>
@@ -2074,21 +2313,27 @@
       </w:r>
       <w:r>
         <w:rPr>
-          <w:rFonts w:hint="eastAsia"/>
+          <w:rFonts w:hint="eastAsia" w:eastAsia="黑体"/>
           <w:b/>
           <w:bCs/>
         </w:rPr>
         <w:t xml:space="preserve">增大</w:t>
       </w:r>
       <w:r>
+        <w:rPr>
+          <w:rFonts w:eastAsia="黑体"/>
+        </w:rPr>
         <w:t xml:space="preserve"> </w:t>
       </w:r>
       <w:r>
+        <w:rPr>
+          <w:rFonts w:eastAsia="黑体"/>
+        </w:rPr>
         <w:t xml:space="preserve">→ Q </w:t>
       </w:r>
       <w:r>
         <w:rPr>
-          <w:rFonts w:hint="eastAsia"/>
+          <w:rFonts w:hint="eastAsia" w:eastAsia="黑体"/>
         </w:rPr>
         <w:t xml:space="preserve">值升高，阻带变窄变深。</w:t>
       </w:r>
@@ -2103,6 +2348,7 @@
       </w:pPr>
       <w:r>
         <w:rPr>
+          <w:rFonts w:eastAsia="黑体"/>
           <w:b/>
           <w:bCs/>
         </w:rPr>
@@ -2110,30 +2356,39 @@
       </w:r>
       <w:r>
         <w:rPr>
-          <w:rFonts w:hint="eastAsia"/>
+          <w:rFonts w:hint="eastAsia" w:eastAsia="黑体"/>
           <w:b/>
           <w:bCs/>
         </w:rPr>
         <w:t xml:space="preserve">过大（→1）</w:t>
       </w:r>
       <w:r>
+        <w:rPr>
+          <w:rFonts w:eastAsia="黑体"/>
+        </w:rPr>
         <w:t xml:space="preserve"> </w:t>
       </w:r>
       <w:r>
+        <w:rPr>
+          <w:rFonts w:eastAsia="黑体"/>
+        </w:rPr>
         <w:t xml:space="preserve">→ </w:t>
       </w:r>
       <w:r>
         <w:rPr>
-          <w:rFonts w:hint="eastAsia"/>
+          <w:rFonts w:hint="eastAsia" w:eastAsia="黑体"/>
         </w:rPr>
         <w:t xml:space="preserve">环路增益逼近</w:t>
       </w:r>
       <w:r>
+        <w:rPr>
+          <w:rFonts w:eastAsia="黑体"/>
+        </w:rPr>
         <w:t xml:space="preserve"> </w:t>
       </w:r>
       <w:r>
         <w:rPr>
-          <w:rFonts w:hint="eastAsia"/>
+          <w:rFonts w:hint="eastAsia" w:eastAsia="黑体"/>
         </w:rPr>
         <w:t xml:space="preserve">1，易自激振荡。</w:t>
       </w:r>
@@ -2148,11 +2403,14 @@
       </w:pPr>
       <w:r>
         <w:rPr>
-          <w:rFonts w:hint="eastAsia"/>
+          <w:rFonts w:hint="eastAsia" w:eastAsia="黑体"/>
         </w:rPr>
         <w:t xml:space="preserve">运放开环增益与带宽需远高于</w:t>
       </w:r>
       <w:r>
+        <w:rPr>
+          <w:rFonts w:eastAsia="黑体"/>
+        </w:rPr>
         <w:t xml:space="preserve"> </w:t>
       </w:r>
       <m:oMath>
@@ -2171,7 +2429,7 @@
       </m:oMath>
       <w:r>
         <w:rPr>
-          <w:rFonts w:hint="eastAsia"/>
+          <w:rFonts w:hint="eastAsia" w:eastAsia="黑体"/>
         </w:rPr>
         <w:t xml:space="preserve">，否则影响陷波性能。</w:t>
       </w:r>
@@ -2184,7 +2442,7 @@
       </w:pPr>
       <w:r>
         <w:rPr>
-          <w:rFonts w:hint="eastAsia"/>
+          <w:rFonts w:hint="eastAsia" w:eastAsia="黑体"/>
         </w:rPr>
         <w:t xml:space="preserve">典型参数示例</w:t>
       </w:r>
@@ -2199,11 +2457,14 @@
       </w:pPr>
       <w:r>
         <w:rPr>
-          <w:rFonts w:hint="eastAsia"/>
+          <w:rFonts w:hint="eastAsia" w:eastAsia="黑体"/>
         </w:rPr>
         <w:t xml:space="preserve">若需</w:t>
       </w:r>
       <w:r>
+        <w:rPr>
+          <w:rFonts w:eastAsia="黑体"/>
+        </w:rPr>
         <w:t xml:space="preserve"> </w:t>
       </w:r>
       <m:oMath>
@@ -2240,6 +2501,9 @@
         </m:r>
       </m:oMath>
       <w:r>
+        <w:rPr>
+          <w:rFonts w:eastAsia="黑体"/>
+        </w:rPr>
         <w:t xml:space="preserve">、</w:t>
       </w:r>
       <m:oMath>
@@ -2258,11 +2522,14 @@
       </m:oMath>
       <w:r>
         <w:rPr>
-          <w:rFonts w:hint="eastAsia"/>
+          <w:rFonts w:hint="eastAsia" w:eastAsia="黑体"/>
         </w:rPr>
         <w:t xml:space="preserve">：取</w:t>
       </w:r>
       <w:r>
+        <w:rPr>
+          <w:rFonts w:eastAsia="黑体"/>
+        </w:rPr>
         <w:t xml:space="preserve"> </w:t>
       </w:r>
       <m:oMath>
@@ -2291,11 +2558,14 @@
       </m:oMath>
       <w:r>
         <w:rPr>
-          <w:rFonts w:hint="eastAsia"/>
+          <w:rFonts w:hint="eastAsia" w:eastAsia="黑体"/>
         </w:rPr>
         <w:t xml:space="preserve">，则</w:t>
       </w:r>
       <w:r>
+        <w:rPr>
+          <w:rFonts w:eastAsia="黑体"/>
+        </w:rPr>
         <w:t xml:space="preserve"> </w:t>
       </w:r>
       <m:oMath>
@@ -2390,11 +2660,14 @@
       </m:oMath>
       <w:r>
         <w:rPr>
-          <w:rFonts w:hint="eastAsia"/>
+          <w:rFonts w:hint="eastAsia" w:eastAsia="黑体"/>
         </w:rPr>
         <w:t xml:space="preserve">；由</w:t>
       </w:r>
       <w:r>
+        <w:rPr>
+          <w:rFonts w:eastAsia="黑体"/>
+        </w:rPr>
         <w:t xml:space="preserve"> </w:t>
       </w:r>
       <m:oMath>
@@ -2448,15 +2721,21 @@
         </m:f>
       </m:oMath>
       <w:r>
+        <w:rPr>
+          <w:rFonts w:eastAsia="黑体"/>
+        </w:rPr>
         <w:t xml:space="preserve"> </w:t>
       </w:r>
       <w:r>
         <w:rPr>
-          <w:rFonts w:hint="eastAsia"/>
+          <w:rFonts w:hint="eastAsia" w:eastAsia="黑体"/>
         </w:rPr>
         <w:t xml:space="preserve">得</w:t>
       </w:r>
       <w:r>
+        <w:rPr>
+          <w:rFonts w:eastAsia="黑体"/>
+        </w:rPr>
         <w:t xml:space="preserve"> </w:t>
       </w:r>
       <m:oMath>
@@ -2505,11 +2784,14 @@
       </m:oMath>
       <w:r>
         <w:rPr>
-          <w:rFonts w:hint="eastAsia"/>
+          <w:rFonts w:hint="eastAsia" w:eastAsia="黑体"/>
         </w:rPr>
         <w:t xml:space="preserve">，据此确定正反馈分压电阻比</w:t>
       </w:r>
       <w:r>
+        <w:rPr>
+          <w:rFonts w:eastAsia="黑体"/>
+        </w:rPr>
         <w:t xml:space="preserve"> </w:t>
       </w:r>
       <m:oMath>
@@ -2575,6 +2857,9 @@
         </m:r>
       </m:oMath>
       <w:r>
+        <w:rPr>
+          <w:rFonts w:eastAsia="黑体"/>
+        </w:rPr>
         <w:t xml:space="preserve">。</w:t>
       </w:r>
     </w:p>
@@ -2586,7 +2871,7 @@
       </w:pPr>
       <w:r>
         <w:rPr>
-          <w:rFonts w:hint="eastAsia"/>
+          <w:rFonts w:hint="eastAsia" w:eastAsia="黑体"/>
         </w:rPr>
         <w:t xml:space="preserve">常见器件型号</w:t>
       </w:r>
@@ -2601,16 +2886,19 @@
       </w:pPr>
       <w:r>
         <w:rPr>
-          <w:rFonts w:hint="eastAsia"/>
+          <w:rFonts w:hint="eastAsia" w:eastAsia="黑体"/>
         </w:rPr>
         <w:t xml:space="preserve">运放：TL072、OPA227、OP07、LM358（按噪声</w:t>
       </w:r>
       <w:r>
+        <w:rPr>
+          <w:rFonts w:eastAsia="黑体"/>
+        </w:rPr>
         <w:t xml:space="preserve"> / </w:t>
       </w:r>
       <w:r>
         <w:rPr>
-          <w:rFonts w:hint="eastAsia"/>
+          <w:rFonts w:hint="eastAsia" w:eastAsia="黑体"/>
         </w:rPr>
         <w:t xml:space="preserve">带宽选择）。</w:t>
       </w:r>
@@ -2625,7 +2913,7 @@
       </w:pPr>
       <w:r>
         <w:rPr>
-          <w:rFonts w:hint="eastAsia"/>
+          <w:rFonts w:hint="eastAsia" w:eastAsia="黑体"/>
         </w:rPr>
         <w:t xml:space="preserve">集成状态变量滤波器：UAF42、LMF100。</w:t>
       </w:r>
@@ -2640,25 +2928,31 @@
       </w:pPr>
       <w:r>
         <w:rPr>
-          <w:rFonts w:hint="eastAsia"/>
+          <w:rFonts w:hint="eastAsia" w:eastAsia="黑体"/>
         </w:rPr>
         <w:t xml:space="preserve">精密阻容：0.1%</w:t>
       </w:r>
       <w:r>
+        <w:rPr>
+          <w:rFonts w:eastAsia="黑体"/>
+        </w:rPr>
         <w:t xml:space="preserve"> </w:t>
       </w:r>
       <w:r>
         <w:rPr>
-          <w:rFonts w:hint="eastAsia"/>
+          <w:rFonts w:hint="eastAsia" w:eastAsia="黑体"/>
         </w:rPr>
         <w:t xml:space="preserve">金属膜电阻、C0G/NP0</w:t>
       </w:r>
       <w:r>
+        <w:rPr>
+          <w:rFonts w:eastAsia="黑体"/>
+        </w:rPr>
         <w:t xml:space="preserve"> </w:t>
       </w:r>
       <w:r>
         <w:rPr>
-          <w:rFonts w:hint="eastAsia"/>
+          <w:rFonts w:hint="eastAsia" w:eastAsia="黑体"/>
         </w:rPr>
         <w:t xml:space="preserve">或聚丙烯电容。</w:t>
       </w:r>
@@ -2671,7 +2965,7 @@
       </w:pPr>
       <w:r>
         <w:rPr>
-          <w:rFonts w:hint="eastAsia"/>
+          <w:rFonts w:hint="eastAsia" w:eastAsia="黑体"/>
         </w:rPr>
         <w:t xml:space="preserve">注意事项</w:t>
       </w:r>
@@ -2686,25 +2980,31 @@
       </w:pPr>
       <w:r>
         <w:rPr>
-          <w:rFonts w:hint="eastAsia"/>
+          <w:rFonts w:hint="eastAsia" w:eastAsia="黑体"/>
         </w:rPr>
         <w:t xml:space="preserve">高</w:t>
       </w:r>
       <w:r>
+        <w:rPr>
+          <w:rFonts w:eastAsia="黑体"/>
+        </w:rPr>
         <w:t xml:space="preserve"> Q </w:t>
       </w:r>
       <w:r>
         <w:rPr>
-          <w:rFonts w:hint="eastAsia"/>
+          <w:rFonts w:hint="eastAsia" w:eastAsia="黑体"/>
         </w:rPr>
         <w:t xml:space="preserve">时正反馈易导致自激，需限制</w:t>
       </w:r>
       <w:r>
+        <w:rPr>
+          <w:rFonts w:eastAsia="黑体"/>
+        </w:rPr>
         <w:t xml:space="preserve"> k </w:t>
       </w:r>
       <w:r>
         <w:rPr>
-          <w:rFonts w:hint="eastAsia"/>
+          <w:rFonts w:hint="eastAsia" w:eastAsia="黑体"/>
         </w:rPr>
         <w:t xml:space="preserve">并校核相位裕度。</w:t>
       </w:r>
@@ -2719,7 +3019,7 @@
       </w:pPr>
       <w:r>
         <w:rPr>
-          <w:rFonts w:hint="eastAsia"/>
+          <w:rFonts w:hint="eastAsia" w:eastAsia="黑体"/>
         </w:rPr>
         <w:t xml:space="preserve">元件需精密匹配以保证陷波深度。</w:t>
       </w:r>
@@ -2734,7 +3034,7 @@
       </w:pPr>
       <w:r>
         <w:rPr>
-          <w:rFonts w:hint="eastAsia"/>
+          <w:rFonts w:hint="eastAsia" w:eastAsia="黑体"/>
         </w:rPr>
         <w:t xml:space="preserve">双电源供电或偏置处理需保证运放在整个信号摆幅内线性工作。</w:t>
       </w:r>
@@ -2747,7 +3047,7 @@
       </w:pPr>
       <w:r>
         <w:rPr>
-          <w:rFonts w:hint="eastAsia"/>
+          <w:rFonts w:hint="eastAsia" w:eastAsia="黑体"/>
         </w:rPr>
         <w:t xml:space="preserve">参考资料</w:t>
       </w:r>
@@ -2761,6 +3061,9 @@
         </w:numPr>
       </w:pPr>
       <w:r>
+        <w:rPr>
+          <w:rFonts w:eastAsia="黑体"/>
+        </w:rPr>
         <w:t xml:space="preserve">Wikipedia: Band-stop filter。</w:t>
       </w:r>
     </w:p>
@@ -2773,20 +3076,26 @@
         </w:numPr>
       </w:pPr>
       <w:r>
+        <w:rPr>
+          <w:rFonts w:eastAsia="黑体"/>
+        </w:rPr>
         <w:t xml:space="preserve">TI </w:t>
       </w:r>
       <w:r>
         <w:rPr>
-          <w:rFonts w:hint="eastAsia"/>
+          <w:rFonts w:hint="eastAsia" w:eastAsia="黑体"/>
         </w:rPr>
         <w:t xml:space="preserve">应用笔记</w:t>
       </w:r>
       <w:r>
+        <w:rPr>
+          <w:rFonts w:eastAsia="黑体"/>
+        </w:rPr>
         <w:t xml:space="preserve"> </w:t>
       </w:r>
       <w:r>
         <w:rPr>
-          <w:rFonts w:hint="eastAsia"/>
+          <w:rFonts w:hint="eastAsia" w:eastAsia="黑体"/>
         </w:rPr>
         <w:t xml:space="preserve">SLOA093（有源滤波器设计）。</w:t>
       </w:r>
@@ -2801,7 +3110,7 @@
       </w:pPr>
       <w:r>
         <w:rPr>
-          <w:rFonts w:hint="eastAsia"/>
+          <w:rFonts w:hint="eastAsia" w:eastAsia="黑体"/>
         </w:rPr>
         <w:t xml:space="preserve">《模拟电子技术基础》（童诗白、华成英）。</w:t>
       </w:r>
@@ -2815,11 +3124,11 @@
       </w:pPr>
       <w:r>
         <w:rPr>
-          <w:rFonts w:ascii="Times New Roman" w:hAnsi="Times New Roman"/>
+          <w:rFonts w:ascii="Times New Roman" w:hAnsi="Times New Roman" w:eastAsia="黑体"/>
           <w:color w:val="555555"/>
           <w:sz w:val="21"/>
         </w:rPr>
-        <w:t>材料收集者：杜文杰</w:t>
+        <w:t>材料收集者：杜文杰，WX手机：19519196569，QQ:3478827729</w:t>
       </w:r>
     </w:p>
     <w:sectPr>
@@ -2839,7 +3148,7 @@
 </file>
 
 <file path=word/footer1.xml><?xml version="1.0" encoding="utf-8"?>
-<w:ftr xmlns:m="http://schemas.openxmlformats.org/officeDocument/2006/math" xmlns:mc="http://schemas.openxmlformats.org/markup-compatibility/2006" xmlns:mo="http://schemas.microsoft.com/office/mac/office/2008/main" xmlns:mv="urn:schemas-microsoft-com:mac:vml" xmlns:o="urn:schemas-microsoft-com:office:office" xmlns:r="http://schemas.openxmlformats.org/officeDocument/2006/relationships" xmlns:v="urn:schemas-microsoft-com:vml" xmlns:w10="urn:schemas-microsoft-com:office:word" xmlns:w14="http://schemas.microsoft.com/office/word/2010/wordml" xmlns:w="http://schemas.openxmlformats.org/wordprocessingml/2006/main" xmlns:wne="http://schemas.microsoft.com/office/word/2006/wordml" xmlns:wp14="http://schemas.microsoft.com/office/word/2010/wordprocessingDrawing" xmlns:wp="http://schemas.openxmlformats.org/drawingml/2006/wordprocessingDrawing" xmlns:wpc="http://schemas.microsoft.com/office/word/2010/wordprocessingCanvas" xmlns:wpg="http://schemas.microsoft.com/office/word/2010/wordprocessingGroup" xmlns:wpi="http://schemas.microsoft.com/office/word/2010/wordprocessingInk" xmlns:wps="http://schemas.microsoft.com/office/word/2010/wordprocessingShape" mc:Ignorable="w14 wp14">
+<w:ftr xmlns:mc="http://schemas.openxmlformats.org/markup-compatibility/2006" xmlns:w="http://schemas.openxmlformats.org/wordprocessingml/2006/main" xmlns:m="http://schemas.openxmlformats.org/officeDocument/2006/math" xmlns:mo="http://schemas.microsoft.com/office/mac/office/2008/main" xmlns:mv="urn:schemas-microsoft-com:mac:vml" xmlns:o="urn:schemas-microsoft-com:office:office" xmlns:r="http://schemas.openxmlformats.org/officeDocument/2006/relationships" xmlns:v="urn:schemas-microsoft-com:vml" xmlns:w10="urn:schemas-microsoft-com:office:word" xmlns:w14="http://schemas.microsoft.com/office/word/2010/wordml" xmlns:wne="http://schemas.microsoft.com/office/word/2006/wordml" xmlns:wp14="http://schemas.microsoft.com/office/word/2010/wordprocessingDrawing" xmlns:wp="http://schemas.openxmlformats.org/drawingml/2006/wordprocessingDrawing" xmlns:wpc="http://schemas.microsoft.com/office/word/2010/wordprocessingCanvas" xmlns:wpg="http://schemas.microsoft.com/office/word/2010/wordprocessingGroup" xmlns:wpi="http://schemas.microsoft.com/office/word/2010/wordprocessingInk" xmlns:wps="http://schemas.microsoft.com/office/word/2010/wordprocessingShape" mc:Ignorable="w14 wp14">
   <w:p>
     <w:pPr>
       <w:pStyle w:val="Footer"/>
@@ -2847,12 +3156,14 @@
     </w:pPr>
     <w:r>
       <w:rPr>
+        <w:rFonts w:eastAsia="黑体"/>
         <w:sz w:val="18"/>
       </w:rPr>
       <w:t xml:space="preserve">第 </w:t>
     </w:r>
     <w:r>
       <w:rPr>
+        <w:rFonts w:eastAsia="黑体"/>
         <w:sz w:val="18"/>
       </w:rPr>
       <w:fldChar w:fldCharType="begin"/>
@@ -2861,6 +3172,7 @@
     </w:r>
     <w:r>
       <w:rPr>
+        <w:rFonts w:eastAsia="黑体"/>
         <w:sz w:val="18"/>
       </w:rPr>
       <w:t xml:space="preserve"> 页</w:t>
@@ -2874,6 +3186,9 @@
   <w:footnote w:type="continuationSeparator" w:id="0">
     <w:p>
       <w:r>
+        <w:rPr>
+          <w:rFonts w:eastAsia="黑体"/>
+        </w:rPr>
         <w:continuationSeparator/>
       </w:r>
     </w:p>
@@ -2881,6 +3196,9 @@
   <w:footnote w:type="separator" w:id="-1">
     <w:p>
       <w:r>
+        <w:rPr>
+          <w:rFonts w:eastAsia="黑体"/>
+        </w:rPr>
         <w:separator/>
       </w:r>
     </w:p>
@@ -2889,7 +3207,7 @@
 </file>
 
 <file path=word/header1.xml><?xml version="1.0" encoding="utf-8"?>
-<w:hdr xmlns:m="http://schemas.openxmlformats.org/officeDocument/2006/math" xmlns:mc="http://schemas.openxmlformats.org/markup-compatibility/2006" xmlns:mo="http://schemas.microsoft.com/office/mac/office/2008/main" xmlns:mv="urn:schemas-microsoft-com:mac:vml" xmlns:o="urn:schemas-microsoft-com:office:office" xmlns:r="http://schemas.openxmlformats.org/officeDocument/2006/relationships" xmlns:v="urn:schemas-microsoft-com:vml" xmlns:w10="urn:schemas-microsoft-com:office:word" xmlns:w14="http://schemas.microsoft.com/office/word/2010/wordml" xmlns:w="http://schemas.openxmlformats.org/wordprocessingml/2006/main" xmlns:wne="http://schemas.microsoft.com/office/word/2006/wordml" xmlns:wp14="http://schemas.microsoft.com/office/word/2010/wordprocessingDrawing" xmlns:wp="http://schemas.openxmlformats.org/drawingml/2006/wordprocessingDrawing" xmlns:wpc="http://schemas.microsoft.com/office/word/2010/wordprocessingCanvas" xmlns:wpg="http://schemas.microsoft.com/office/word/2010/wordprocessingGroup" xmlns:wpi="http://schemas.microsoft.com/office/word/2010/wordprocessingInk" xmlns:wps="http://schemas.microsoft.com/office/word/2010/wordprocessingShape" mc:Ignorable="w14 wp14">
+<w:hdr xmlns:mc="http://schemas.openxmlformats.org/markup-compatibility/2006" xmlns:w="http://schemas.openxmlformats.org/wordprocessingml/2006/main" xmlns:m="http://schemas.openxmlformats.org/officeDocument/2006/math" xmlns:mo="http://schemas.microsoft.com/office/mac/office/2008/main" xmlns:mv="urn:schemas-microsoft-com:mac:vml" xmlns:o="urn:schemas-microsoft-com:office:office" xmlns:r="http://schemas.openxmlformats.org/officeDocument/2006/relationships" xmlns:v="urn:schemas-microsoft-com:vml" xmlns:w10="urn:schemas-microsoft-com:office:word" xmlns:w14="http://schemas.microsoft.com/office/word/2010/wordml" xmlns:wne="http://schemas.microsoft.com/office/word/2006/wordml" xmlns:wp14="http://schemas.microsoft.com/office/word/2010/wordprocessingDrawing" xmlns:wp="http://schemas.openxmlformats.org/drawingml/2006/wordprocessingDrawing" xmlns:wpc="http://schemas.microsoft.com/office/word/2010/wordprocessingCanvas" xmlns:wpg="http://schemas.microsoft.com/office/word/2010/wordprocessingGroup" xmlns:wpi="http://schemas.microsoft.com/office/word/2010/wordprocessingInk" xmlns:wps="http://schemas.microsoft.com/office/word/2010/wordprocessingShape" mc:Ignorable="w14 wp14">
   <w:p>
     <w:pPr>
       <w:pStyle w:val="Header"/>
@@ -2897,7 +3215,7 @@
     </w:pPr>
     <w:r>
       <w:rPr>
-        <w:rFonts w:ascii="Times New Roman" w:hAnsi="Times New Roman"/>
+        <w:rFonts w:ascii="Times New Roman" w:hAnsi="Times New Roman" w:eastAsia="黑体"/>
         <w:sz w:val="18"/>
         <w:rFonts w:eastAsia="黑体"/>
         <w:rFonts w:eastAsia="黑体"/>
@@ -2909,7 +3227,7 @@
 </file>
 
 <file path=word/numbering.xml><?xml version="1.0" encoding="utf-8"?>
-<w:numbering xmlns:m="http://schemas.openxmlformats.org/officeDocument/2006/math" xmlns:mc="http://schemas.openxmlformats.org/markup-compatibility/2006" xmlns:mo="http://schemas.microsoft.com/office/mac/office/2008/main" xmlns:mv="urn:schemas-microsoft-com:mac:vml" xmlns:o="urn:schemas-microsoft-com:office:office" xmlns:r="http://schemas.openxmlformats.org/officeDocument/2006/relationships" xmlns:v="urn:schemas-microsoft-com:vml" xmlns:w="http://schemas.openxmlformats.org/wordprocessingml/2006/main" xmlns:w10="urn:schemas-microsoft-com:office:word" xmlns:w14="http://schemas.microsoft.com/office/word/2010/wordml" xmlns:wne="http://schemas.microsoft.com/office/word/2006/wordml" xmlns:wp="http://schemas.openxmlformats.org/drawingml/2006/wordprocessingDrawing" xmlns:wp14="http://schemas.microsoft.com/office/word/2010/wordprocessingDrawing" xmlns:wpc="http://schemas.microsoft.com/office/word/2010/wordprocessingCanvas" xmlns:wpg="http://schemas.microsoft.com/office/word/2010/wordprocessingGroup" xmlns:wpi="http://schemas.microsoft.com/office/word/2010/wordprocessingInk" xmlns:wps="http://schemas.microsoft.com/office/word/2010/wordprocessingShape" mc:Ignorable="w14 wp14">
+<w:numbering xmlns:mc="http://schemas.openxmlformats.org/markup-compatibility/2006" xmlns:w="http://schemas.openxmlformats.org/wordprocessingml/2006/main" xmlns:m="http://schemas.openxmlformats.org/officeDocument/2006/math" xmlns:mo="http://schemas.microsoft.com/office/mac/office/2008/main" xmlns:mv="urn:schemas-microsoft-com:mac:vml" xmlns:o="urn:schemas-microsoft-com:office:office" xmlns:r="http://schemas.openxmlformats.org/officeDocument/2006/relationships" xmlns:v="urn:schemas-microsoft-com:vml" xmlns:w10="urn:schemas-microsoft-com:office:word" xmlns:w14="http://schemas.microsoft.com/office/word/2010/wordml" xmlns:wne="http://schemas.microsoft.com/office/word/2006/wordml" xmlns:wp="http://schemas.openxmlformats.org/drawingml/2006/wordprocessingDrawing" xmlns:wp14="http://schemas.microsoft.com/office/word/2010/wordprocessingDrawing" xmlns:wpc="http://schemas.microsoft.com/office/word/2010/wordprocessingCanvas" xmlns:wpg="http://schemas.microsoft.com/office/word/2010/wordprocessingGroup" xmlns:wpi="http://schemas.microsoft.com/office/word/2010/wordprocessingInk" xmlns:wps="http://schemas.microsoft.com/office/word/2010/wordprocessingShape" mc:Ignorable="w14 wp14">
   <w:abstractNum w:abstractNumId="0">
     <w:nsid w:val="FFFFFF7C"/>
     <w:multiLevelType w:val="singleLevel"/>
@@ -2996,7 +3314,7 @@
         <w:ind w:hanging="360" w:left="1440"/>
       </w:pPr>
       <w:rPr>
-        <w:rFonts w:ascii="Symbol" w:hAnsi="Symbol" w:hint="default"/>
+        <w:rFonts w:ascii="Symbol" w:hAnsi="Symbol" w:hint="default" w:eastAsia="黑体"/>
       </w:rPr>
     </w:lvl>
   </w:abstractNum>
@@ -3017,7 +3335,7 @@
         <w:ind w:hanging="360" w:left="1080"/>
       </w:pPr>
       <w:rPr>
-        <w:rFonts w:ascii="Symbol" w:hAnsi="Symbol" w:hint="default"/>
+        <w:rFonts w:ascii="Symbol" w:hAnsi="Symbol" w:hint="default" w:eastAsia="黑体"/>
       </w:rPr>
     </w:lvl>
   </w:abstractNum>
@@ -3038,7 +3356,7 @@
         <w:ind w:hanging="360" w:left="720"/>
       </w:pPr>
       <w:rPr>
-        <w:rFonts w:ascii="Symbol" w:hAnsi="Symbol" w:hint="default"/>
+        <w:rFonts w:ascii="Symbol" w:hAnsi="Symbol" w:hint="default" w:eastAsia="黑体"/>
       </w:rPr>
     </w:lvl>
   </w:abstractNum>
@@ -3077,7 +3395,7 @@
         <w:ind w:hanging="360" w:left="360"/>
       </w:pPr>
       <w:rPr>
-        <w:rFonts w:ascii="Symbol" w:hAnsi="Symbol" w:hint="default"/>
+        <w:rFonts w:ascii="Symbol" w:hAnsi="Symbol" w:hint="default" w:eastAsia="黑体"/>
       </w:rPr>
     </w:lvl>
   </w:abstractNum>
@@ -3168,7 +3486,7 @@
         <w:ind w:left="720" w:hanging="360"/>
       </w:pPr>
       <w:rPr>
-        <w:rFonts w:ascii="Symbol" w:hAnsi="Symbol" w:cs="Symbol" w:hint="default"/>
+        <w:rFonts w:ascii="Symbol" w:hAnsi="Symbol" w:cs="Symbol" w:hint="default" w:eastAsia="黑体"/>
       </w:rPr>
     </w:lvl>
     <w:lvl w:ilvl="1">
@@ -3179,7 +3497,7 @@
         <w:ind w:left="1440" w:hanging="360"/>
       </w:pPr>
       <w:rPr>
-        <w:rFonts w:ascii="Courier New" w:hAnsi="Courier New" w:cs="Courier New" w:hint="default"/>
+        <w:rFonts w:ascii="Courier New" w:hAnsi="Courier New" w:cs="Courier New" w:hint="default" w:eastAsia="黑体"/>
       </w:rPr>
     </w:lvl>
     <w:lvl w:ilvl="2">
@@ -3190,7 +3508,7 @@
         <w:ind w:left="2160" w:hanging="360"/>
       </w:pPr>
       <w:rPr>
-        <w:rFonts w:ascii="Wingdings" w:hAnsi="Wingdings" w:cs="Wingdings" w:hint="default"/>
+        <w:rFonts w:ascii="Wingdings" w:hAnsi="Wingdings" w:cs="Wingdings" w:hint="default" w:eastAsia="黑体"/>
       </w:rPr>
     </w:lvl>
     <w:lvl w:ilvl="3">
@@ -3201,7 +3519,7 @@
         <w:ind w:left="2880" w:hanging="360"/>
       </w:pPr>
       <w:rPr>
-        <w:rFonts w:ascii="Symbol" w:hAnsi="Symbol" w:cs="Symbol" w:hint="default"/>
+        <w:rFonts w:ascii="Symbol" w:hAnsi="Symbol" w:cs="Symbol" w:hint="default" w:eastAsia="黑体"/>
       </w:rPr>
     </w:lvl>
     <w:lvl w:ilvl="4">
@@ -3212,7 +3530,7 @@
         <w:ind w:left="3600" w:hanging="360"/>
       </w:pPr>
       <w:rPr>
-        <w:rFonts w:ascii="Courier New" w:hAnsi="Courier New" w:cs="Courier New" w:hint="default"/>
+        <w:rFonts w:ascii="Courier New" w:hAnsi="Courier New" w:cs="Courier New" w:hint="default" w:eastAsia="黑体"/>
       </w:rPr>
     </w:lvl>
     <w:lvl w:ilvl="5">
@@ -3223,7 +3541,7 @@
         <w:ind w:left="4320" w:hanging="360"/>
       </w:pPr>
       <w:rPr>
-        <w:rFonts w:ascii="Wingdings" w:hAnsi="Wingdings" w:cs="Wingdings" w:hint="default"/>
+        <w:rFonts w:ascii="Wingdings" w:hAnsi="Wingdings" w:cs="Wingdings" w:hint="default" w:eastAsia="黑体"/>
       </w:rPr>
     </w:lvl>
     <w:lvl w:ilvl="6">
@@ -3234,7 +3552,7 @@
         <w:ind w:left="5040" w:hanging="360"/>
       </w:pPr>
       <w:rPr>
-        <w:rFonts w:ascii="Symbol" w:hAnsi="Symbol" w:cs="Symbol" w:hint="default"/>
+        <w:rFonts w:ascii="Symbol" w:hAnsi="Symbol" w:cs="Symbol" w:hint="default" w:eastAsia="黑体"/>
       </w:rPr>
     </w:lvl>
     <w:lvl w:ilvl="7">
@@ -3245,7 +3563,7 @@
         <w:ind w:left="5760" w:hanging="360"/>
       </w:pPr>
       <w:rPr>
-        <w:rFonts w:ascii="Courier New" w:hAnsi="Courier New" w:cs="Courier New" w:hint="default"/>
+        <w:rFonts w:ascii="Courier New" w:hAnsi="Courier New" w:cs="Courier New" w:hint="default" w:eastAsia="黑体"/>
       </w:rPr>
     </w:lvl>
     <w:lvl w:ilvl="8">
@@ -3256,7 +3574,7 @@
         <w:ind w:left="6480" w:hanging="360"/>
       </w:pPr>
       <w:rPr>
-        <w:rFonts w:ascii="Wingdings" w:hAnsi="Wingdings" w:cs="Wingdings" w:hint="default"/>
+        <w:rFonts w:ascii="Wingdings" w:hAnsi="Wingdings" w:cs="Wingdings" w:hint="default" w:eastAsia="黑体"/>
       </w:rPr>
     </w:lvl>
   </w:abstractNum>
@@ -3312,11 +3630,11 @@
 </file>
 
 <file path=word/styles.xml><?xml version="1.0" encoding="utf-8"?>
-<w:styles xmlns:mc="http://schemas.openxmlformats.org/markup-compatibility/2006" xmlns:r="http://schemas.openxmlformats.org/officeDocument/2006/relationships" xmlns:w="http://schemas.openxmlformats.org/wordprocessingml/2006/main" xmlns:w14="http://schemas.microsoft.com/office/word/2010/wordml" mc:Ignorable="w14">
+<w:styles xmlns:mc="http://schemas.openxmlformats.org/markup-compatibility/2006" xmlns:w="http://schemas.openxmlformats.org/wordprocessingml/2006/main" xmlns:r="http://schemas.openxmlformats.org/officeDocument/2006/relationships" xmlns:w14="http://schemas.microsoft.com/office/word/2010/wordml" mc:Ignorable="w14">
   <w:docDefaults>
     <w:rPrDefault>
       <w:rPr>
-        <w:rFonts w:asciiTheme="minorHAnsi" w:cstheme="minorBidi" w:eastAsiaTheme="minorEastAsia" w:hAnsiTheme="minorHAnsi"/>
+        <w:rFonts w:asciiTheme="minorHAnsi" w:cstheme="minorBidi" w:hAnsiTheme="minorHAnsi" w:eastAsia="黑体"/>
         <w:sz w:val="22"/>
         <w:szCs w:val="22"/>
         <w:lang w:bidi="ar-SA" w:eastAsia="en-US" w:val="en-US"/>
@@ -3538,7 +3856,7 @@
       <w:outlineLvl w:val="0"/>
     </w:pPr>
     <w:rPr>
-      <w:rFonts w:ascii="Times New Roman" w:asciiTheme="majorHAnsi" w:cstheme="majorBidi" w:eastAsia="黑体" w:eastAsiaTheme="majorEastAsia" w:hAnsi="Times New Roman" w:hAnsiTheme="majorHAnsi"/>
+      <w:rFonts w:ascii="Times New Roman" w:asciiTheme="majorHAnsi" w:cstheme="majorBidi" w:eastAsia="黑体" w:hAnsi="Times New Roman" w:hAnsiTheme="majorHAnsi"/>
       <w:b/>
       <w:bCs/>
       <w:color w:val="1F3864"/>
@@ -3562,7 +3880,7 @@
       <w:outlineLvl w:val="1"/>
     </w:pPr>
     <w:rPr>
-      <w:rFonts w:ascii="Times New Roman" w:asciiTheme="majorHAnsi" w:cstheme="majorBidi" w:eastAsia="黑体" w:eastAsiaTheme="majorEastAsia" w:hAnsi="Times New Roman" w:hAnsiTheme="majorHAnsi"/>
+      <w:rFonts w:ascii="Times New Roman" w:asciiTheme="majorHAnsi" w:cstheme="majorBidi" w:eastAsia="黑体" w:hAnsi="Times New Roman" w:hAnsiTheme="majorHAnsi"/>
       <w:b/>
       <w:bCs/>
       <w:color w:val="2E4E7E"/>
@@ -3586,7 +3904,7 @@
       <w:outlineLvl w:val="2"/>
     </w:pPr>
     <w:rPr>
-      <w:rFonts w:ascii="Times New Roman" w:asciiTheme="majorHAnsi" w:cstheme="majorBidi" w:eastAsia="黑体" w:eastAsiaTheme="majorEastAsia" w:hAnsi="Times New Roman" w:hAnsiTheme="majorHAnsi"/>
+      <w:rFonts w:ascii="Times New Roman" w:asciiTheme="majorHAnsi" w:cstheme="majorBidi" w:eastAsia="黑体" w:hAnsi="Times New Roman" w:hAnsiTheme="majorHAnsi"/>
       <w:b/>
       <w:bCs/>
       <w:color w:val="2E4E7E"/>
@@ -3610,7 +3928,7 @@
       <w:outlineLvl w:val="3"/>
     </w:pPr>
     <w:rPr>
-      <w:rFonts w:ascii="Times New Roman" w:asciiTheme="majorHAnsi" w:cstheme="majorBidi" w:eastAsia="黑体" w:eastAsiaTheme="majorEastAsia" w:hAnsi="Times New Roman" w:hAnsiTheme="majorHAnsi"/>
+      <w:rFonts w:ascii="Times New Roman" w:asciiTheme="majorHAnsi" w:cstheme="majorBidi" w:eastAsia="黑体" w:hAnsi="Times New Roman" w:hAnsiTheme="majorHAnsi"/>
       <w:b/>
       <w:bCs/>
       <w:i/>
@@ -3636,7 +3954,7 @@
       <w:outlineLvl w:val="4"/>
     </w:pPr>
     <w:rPr>
-      <w:rFonts w:ascii="Times New Roman" w:asciiTheme="majorHAnsi" w:cstheme="majorBidi" w:eastAsia="黑体" w:eastAsiaTheme="majorEastAsia" w:hAnsi="Times New Roman" w:hAnsiTheme="majorHAnsi"/>
+      <w:rFonts w:ascii="Times New Roman" w:asciiTheme="majorHAnsi" w:cstheme="majorBidi" w:eastAsia="黑体" w:hAnsi="Times New Roman" w:hAnsiTheme="majorHAnsi"/>
       <w:b/>
       <w:color w:val="333333"/>
       <w:sz w:val="22"/>
@@ -3659,7 +3977,7 @@
       <w:outlineLvl w:val="5"/>
     </w:pPr>
     <w:rPr>
-      <w:rFonts w:asciiTheme="majorHAnsi" w:cstheme="majorBidi" w:eastAsiaTheme="majorEastAsia" w:hAnsiTheme="majorHAnsi"/>
+      <w:rFonts w:asciiTheme="majorHAnsi" w:cstheme="majorBidi" w:hAnsiTheme="majorHAnsi" w:eastAsia="黑体"/>
       <w:i/>
       <w:iCs/>
       <w:color w:themeColor="accent1" w:themeShade="7F" w:val="243F60"/>
@@ -3682,7 +4000,7 @@
       <w:outlineLvl w:val="6"/>
     </w:pPr>
     <w:rPr>
-      <w:rFonts w:asciiTheme="majorHAnsi" w:cstheme="majorBidi" w:eastAsiaTheme="majorEastAsia" w:hAnsiTheme="majorHAnsi"/>
+      <w:rFonts w:asciiTheme="majorHAnsi" w:cstheme="majorBidi" w:hAnsiTheme="majorHAnsi" w:eastAsia="黑体"/>
       <w:i/>
       <w:iCs/>
       <w:color w:themeColor="text1" w:themeTint="BF" w:val="404040"/>
@@ -3705,7 +4023,7 @@
       <w:outlineLvl w:val="7"/>
     </w:pPr>
     <w:rPr>
-      <w:rFonts w:asciiTheme="majorHAnsi" w:cstheme="majorBidi" w:eastAsiaTheme="majorEastAsia" w:hAnsiTheme="majorHAnsi"/>
+      <w:rFonts w:asciiTheme="majorHAnsi" w:cstheme="majorBidi" w:hAnsiTheme="majorHAnsi" w:eastAsia="黑体"/>
       <w:color w:themeColor="accent1" w:val="4F81BD"/>
       <w:sz w:val="20"/>
       <w:szCs w:val="20"/>
@@ -3728,7 +4046,7 @@
       <w:outlineLvl w:val="8"/>
     </w:pPr>
     <w:rPr>
-      <w:rFonts w:asciiTheme="majorHAnsi" w:cstheme="majorBidi" w:eastAsiaTheme="majorEastAsia" w:hAnsiTheme="majorHAnsi"/>
+      <w:rFonts w:asciiTheme="majorHAnsi" w:cstheme="majorBidi" w:hAnsiTheme="majorHAnsi" w:eastAsia="黑体"/>
       <w:i/>
       <w:iCs/>
       <w:color w:themeColor="text1" w:themeTint="BF" w:val="404040"/>
@@ -3779,7 +4097,7 @@
     <w:uiPriority w:val="9"/>
     <w:rsid w:val="00FC693F"/>
     <w:rPr>
-      <w:rFonts w:asciiTheme="majorHAnsi" w:cstheme="majorBidi" w:eastAsiaTheme="majorEastAsia" w:hAnsiTheme="majorHAnsi"/>
+      <w:rFonts w:asciiTheme="majorHAnsi" w:cstheme="majorBidi" w:hAnsiTheme="majorHAnsi" w:eastAsia="黑体"/>
       <w:b/>
       <w:bCs/>
       <w:color w:themeColor="accent1" w:themeShade="BF" w:val="365F91"/>
@@ -3794,7 +4112,7 @@
     <w:uiPriority w:val="9"/>
     <w:rsid w:val="00FC693F"/>
     <w:rPr>
-      <w:rFonts w:asciiTheme="majorHAnsi" w:cstheme="majorBidi" w:eastAsiaTheme="majorEastAsia" w:hAnsiTheme="majorHAnsi"/>
+      <w:rFonts w:asciiTheme="majorHAnsi" w:cstheme="majorBidi" w:hAnsiTheme="majorHAnsi" w:eastAsia="黑体"/>
       <w:b/>
       <w:bCs/>
       <w:color w:themeColor="accent1" w:val="4F81BD"/>
@@ -3809,7 +4127,7 @@
     <w:uiPriority w:val="9"/>
     <w:rsid w:val="00FC693F"/>
     <w:rPr>
-      <w:rFonts w:asciiTheme="majorHAnsi" w:cstheme="majorBidi" w:eastAsiaTheme="majorEastAsia" w:hAnsiTheme="majorHAnsi"/>
+      <w:rFonts w:asciiTheme="majorHAnsi" w:cstheme="majorBidi" w:hAnsiTheme="majorHAnsi" w:eastAsia="黑体"/>
       <w:b/>
       <w:bCs/>
       <w:color w:themeColor="accent1" w:val="4F81BD"/>
@@ -3832,7 +4150,7 @@
       <w:contextualSpacing/>
     </w:pPr>
     <w:rPr>
-      <w:rFonts w:ascii="Times New Roman" w:asciiTheme="majorHAnsi" w:cstheme="majorBidi" w:eastAsia="黑体" w:eastAsiaTheme="majorEastAsia" w:hAnsi="Times New Roman" w:hAnsiTheme="majorHAnsi"/>
+      <w:rFonts w:ascii="Times New Roman" w:asciiTheme="majorHAnsi" w:cstheme="majorBidi" w:eastAsia="黑体" w:hAnsi="Times New Roman" w:hAnsiTheme="majorHAnsi"/>
       <w:b/>
       <w:color w:val="1F3864"/>
       <w:spacing w:val="5"/>
@@ -3848,7 +4166,7 @@
     <w:uiPriority w:val="10"/>
     <w:rsid w:val="00FC693F"/>
     <w:rPr>
-      <w:rFonts w:asciiTheme="majorHAnsi" w:cstheme="majorBidi" w:eastAsiaTheme="majorEastAsia" w:hAnsiTheme="majorHAnsi"/>
+      <w:rFonts w:asciiTheme="majorHAnsi" w:cstheme="majorBidi" w:hAnsiTheme="majorHAnsi" w:eastAsia="黑体"/>
       <w:color w:themeColor="text2" w:themeShade="BF" w:val="17365D"/>
       <w:spacing w:val="5"/>
       <w:kern w:val="28"/>
@@ -3870,7 +4188,7 @@
       </w:numPr>
     </w:pPr>
     <w:rPr>
-      <w:rFonts w:asciiTheme="majorHAnsi" w:cstheme="majorBidi" w:eastAsiaTheme="majorEastAsia" w:hAnsiTheme="majorHAnsi"/>
+      <w:rFonts w:asciiTheme="majorHAnsi" w:cstheme="majorBidi" w:hAnsiTheme="majorHAnsi" w:eastAsia="黑体"/>
       <w:i/>
       <w:iCs/>
       <w:color w:themeColor="accent1" w:val="4F81BD"/>
@@ -3886,7 +4204,7 @@
     <w:uiPriority w:val="11"/>
     <w:rsid w:val="00FC693F"/>
     <w:rPr>
-      <w:rFonts w:asciiTheme="majorHAnsi" w:cstheme="majorBidi" w:eastAsiaTheme="majorEastAsia" w:hAnsiTheme="majorHAnsi"/>
+      <w:rFonts w:asciiTheme="majorHAnsi" w:cstheme="majorBidi" w:hAnsiTheme="majorHAnsi" w:eastAsia="黑体"/>
       <w:i/>
       <w:iCs/>
       <w:color w:themeColor="accent1" w:val="4F81BD"/>
@@ -3953,6 +4271,7 @@
       <w:spacing w:after="120"/>
     </w:pPr>
     <w:rPr>
+      <w:rFonts w:eastAsia="黑体"/>
       <w:sz w:val="16"/>
       <w:szCs w:val="16"/>
     </w:rPr>
@@ -3964,6 +4283,7 @@
     <w:uiPriority w:val="99"/>
     <w:rsid w:val="00AA1D8D"/>
     <w:rPr>
+      <w:rFonts w:eastAsia="黑体"/>
       <w:sz w:val="16"/>
       <w:szCs w:val="16"/>
     </w:rPr>
@@ -4133,7 +4453,7 @@
       </w:tabs>
     </w:pPr>
     <w:rPr>
-      <w:rFonts w:ascii="Courier" w:hAnsi="Courier"/>
+      <w:rFonts w:ascii="Courier" w:hAnsi="Courier" w:eastAsia="黑体"/>
       <w:sz w:val="20"/>
       <w:szCs w:val="20"/>
     </w:rPr>
@@ -4145,7 +4465,7 @@
     <w:uiPriority w:val="99"/>
     <w:rsid w:val="0029639D"/>
     <w:rPr>
-      <w:rFonts w:ascii="Courier" w:hAnsi="Courier"/>
+      <w:rFonts w:ascii="Courier" w:hAnsi="Courier" w:eastAsia="黑体"/>
       <w:sz w:val="20"/>
       <w:szCs w:val="20"/>
     </w:rPr>
@@ -4181,6 +4501,7 @@
     <w:uiPriority w:val="29"/>
     <w:rsid w:val="00FC693F"/>
     <w:rPr>
+      <w:rFonts w:eastAsia="黑体"/>
       <w:i/>
       <w:iCs/>
       <w:color w:themeColor="text1" w:val="000000"/>
@@ -4194,7 +4515,7 @@
     <w:semiHidden/>
     <w:rsid w:val="00FC693F"/>
     <w:rPr>
-      <w:rFonts w:asciiTheme="majorHAnsi" w:cstheme="majorBidi" w:eastAsiaTheme="majorEastAsia" w:hAnsiTheme="majorHAnsi"/>
+      <w:rFonts w:asciiTheme="majorHAnsi" w:cstheme="majorBidi" w:hAnsiTheme="majorHAnsi" w:eastAsia="黑体"/>
       <w:b/>
       <w:bCs/>
       <w:i/>
@@ -4210,7 +4531,7 @@
     <w:semiHidden/>
     <w:rsid w:val="00FC693F"/>
     <w:rPr>
-      <w:rFonts w:asciiTheme="majorHAnsi" w:cstheme="majorBidi" w:eastAsiaTheme="majorEastAsia" w:hAnsiTheme="majorHAnsi"/>
+      <w:rFonts w:asciiTheme="majorHAnsi" w:cstheme="majorBidi" w:hAnsiTheme="majorHAnsi" w:eastAsia="黑体"/>
       <w:color w:themeColor="accent1" w:themeShade="7F" w:val="243F60"/>
     </w:rPr>
   </w:style>
@@ -4222,7 +4543,7 @@
     <w:semiHidden/>
     <w:rsid w:val="00FC693F"/>
     <w:rPr>
-      <w:rFonts w:asciiTheme="majorHAnsi" w:cstheme="majorBidi" w:eastAsiaTheme="majorEastAsia" w:hAnsiTheme="majorHAnsi"/>
+      <w:rFonts w:asciiTheme="majorHAnsi" w:cstheme="majorBidi" w:hAnsiTheme="majorHAnsi" w:eastAsia="黑体"/>
       <w:i/>
       <w:iCs/>
       <w:color w:themeColor="accent1" w:themeShade="7F" w:val="243F60"/>
@@ -4236,7 +4557,7 @@
     <w:semiHidden/>
     <w:rsid w:val="00FC693F"/>
     <w:rPr>
-      <w:rFonts w:asciiTheme="majorHAnsi" w:cstheme="majorBidi" w:eastAsiaTheme="majorEastAsia" w:hAnsiTheme="majorHAnsi"/>
+      <w:rFonts w:asciiTheme="majorHAnsi" w:cstheme="majorBidi" w:hAnsiTheme="majorHAnsi" w:eastAsia="黑体"/>
       <w:i/>
       <w:iCs/>
       <w:color w:themeColor="text1" w:themeTint="BF" w:val="404040"/>
@@ -4250,7 +4571,7 @@
     <w:semiHidden/>
     <w:rsid w:val="00FC693F"/>
     <w:rPr>
-      <w:rFonts w:asciiTheme="majorHAnsi" w:cstheme="majorBidi" w:eastAsiaTheme="majorEastAsia" w:hAnsiTheme="majorHAnsi"/>
+      <w:rFonts w:asciiTheme="majorHAnsi" w:cstheme="majorBidi" w:hAnsiTheme="majorHAnsi" w:eastAsia="黑体"/>
       <w:color w:themeColor="accent1" w:val="4F81BD"/>
       <w:sz w:val="20"/>
       <w:szCs w:val="20"/>
@@ -4264,7 +4585,7 @@
     <w:semiHidden/>
     <w:rsid w:val="00FC693F"/>
     <w:rPr>
-      <w:rFonts w:asciiTheme="majorHAnsi" w:cstheme="majorBidi" w:eastAsiaTheme="majorEastAsia" w:hAnsiTheme="majorHAnsi"/>
+      <w:rFonts w:asciiTheme="majorHAnsi" w:cstheme="majorBidi" w:hAnsiTheme="majorHAnsi" w:eastAsia="黑体"/>
       <w:i/>
       <w:iCs/>
       <w:color w:themeColor="text1" w:themeTint="BF" w:val="404040"/>
@@ -4285,6 +4606,7 @@
       <w:spacing w:line="240" w:lineRule="auto"/>
     </w:pPr>
     <w:rPr>
+      <w:rFonts w:eastAsia="黑体"/>
       <w:b/>
       <w:bCs/>
       <w:color w:themeColor="accent1" w:val="4F81BD"/>
@@ -4299,6 +4621,7 @@
     <w:qFormat/>
     <w:rsid w:val="00FC693F"/>
     <w:rPr>
+      <w:rFonts w:eastAsia="黑体"/>
       <w:b/>
       <w:bCs/>
     </w:rPr>
@@ -4310,6 +4633,7 @@
     <w:qFormat/>
     <w:rsid w:val="00FC693F"/>
     <w:rPr>
+      <w:rFonts w:eastAsia="黑体"/>
       <w:i/>
       <w:iCs/>
     </w:rPr>
@@ -4330,6 +4654,7 @@
       <w:ind w:left="936" w:right="936"/>
     </w:pPr>
     <w:rPr>
+      <w:rFonts w:eastAsia="黑体"/>
       <w:b/>
       <w:bCs/>
       <w:i/>
@@ -4344,6 +4669,7 @@
     <w:uiPriority w:val="30"/>
     <w:rsid w:val="00FC693F"/>
     <w:rPr>
+      <w:rFonts w:eastAsia="黑体"/>
       <w:b/>
       <w:bCs/>
       <w:i/>
@@ -4358,6 +4684,7 @@
     <w:qFormat/>
     <w:rsid w:val="00FC693F"/>
     <w:rPr>
+      <w:rFonts w:eastAsia="黑体"/>
       <w:i/>
       <w:iCs/>
       <w:color w:themeColor="text1" w:themeTint="7F" w:val="808080"/>
@@ -4370,6 +4697,7 @@
     <w:qFormat/>
     <w:rsid w:val="00FC693F"/>
     <w:rPr>
+      <w:rFonts w:eastAsia="黑体"/>
       <w:b/>
       <w:bCs/>
       <w:i/>
@@ -4384,6 +4712,7 @@
     <w:qFormat/>
     <w:rsid w:val="00FC693F"/>
     <w:rPr>
+      <w:rFonts w:eastAsia="黑体"/>
       <w:smallCaps/>
       <w:color w:themeColor="accent2" w:val="C0504D"/>
       <w:u w:val="single"/>
@@ -4396,6 +4725,7 @@
     <w:qFormat/>
     <w:rsid w:val="00FC693F"/>
     <w:rPr>
+      <w:rFonts w:eastAsia="黑体"/>
       <w:b/>
       <w:bCs/>
       <w:smallCaps/>
@@ -4411,6 +4741,7 @@
     <w:qFormat/>
     <w:rsid w:val="00FC693F"/>
     <w:rPr>
+      <w:rFonts w:eastAsia="黑体"/>
       <w:b/>
       <w:bCs/>
       <w:smallCaps/>
@@ -4465,6 +4796,7 @@
       <w:spacing w:after="0" w:line="240" w:lineRule="auto"/>
     </w:pPr>
     <w:rPr>
+      <w:rFonts w:eastAsia="黑体"/>
       <w:color w:themeColor="text1" w:themeShade="BF" w:val="000000"/>
     </w:rPr>
     <w:tblPr>
@@ -4487,6 +4819,7 @@
         <w:spacing w:after="0" w:before="0" w:line="240" w:lineRule="auto"/>
       </w:pPr>
       <w:rPr>
+        <w:rFonts w:eastAsia="黑体"/>
         <w:b/>
         <w:bCs/>
       </w:rPr>
@@ -4507,6 +4840,7 @@
         <w:spacing w:after="0" w:before="0" w:line="240" w:lineRule="auto"/>
       </w:pPr>
       <w:rPr>
+        <w:rFonts w:eastAsia="黑体"/>
         <w:b/>
         <w:bCs/>
       </w:rPr>
@@ -4524,12 +4858,14 @@
     </w:tblStylePr>
     <w:tblStylePr w:type="firstCol">
       <w:rPr>
+        <w:rFonts w:eastAsia="黑体"/>
         <w:b/>
         <w:bCs/>
       </w:rPr>
     </w:tblStylePr>
     <w:tblStylePr w:type="lastCol">
       <w:rPr>
+        <w:rFonts w:eastAsia="黑体"/>
         <w:b/>
         <w:bCs/>
       </w:rPr>
@@ -4568,6 +4904,7 @@
       <w:spacing w:after="0" w:line="240" w:lineRule="auto"/>
     </w:pPr>
     <w:rPr>
+      <w:rFonts w:eastAsia="黑体"/>
       <w:color w:themeColor="accent1" w:themeShade="BF" w:val="365F91"/>
     </w:rPr>
     <w:tblPr>
@@ -4590,6 +4927,7 @@
         <w:spacing w:after="0" w:before="0" w:line="240" w:lineRule="auto"/>
       </w:pPr>
       <w:rPr>
+        <w:rFonts w:eastAsia="黑体"/>
         <w:b/>
         <w:bCs/>
       </w:rPr>
@@ -4610,6 +4948,7 @@
         <w:spacing w:after="0" w:before="0" w:line="240" w:lineRule="auto"/>
       </w:pPr>
       <w:rPr>
+        <w:rFonts w:eastAsia="黑体"/>
         <w:b/>
         <w:bCs/>
       </w:rPr>
@@ -4627,12 +4966,14 @@
     </w:tblStylePr>
     <w:tblStylePr w:type="firstCol">
       <w:rPr>
+        <w:rFonts w:eastAsia="黑体"/>
         <w:b/>
         <w:bCs/>
       </w:rPr>
     </w:tblStylePr>
     <w:tblStylePr w:type="lastCol">
       <w:rPr>
+        <w:rFonts w:eastAsia="黑体"/>
         <w:b/>
         <w:bCs/>
       </w:rPr>
@@ -4671,6 +5012,7 @@
       <w:spacing w:after="0" w:line="240" w:lineRule="auto"/>
     </w:pPr>
     <w:rPr>
+      <w:rFonts w:eastAsia="黑体"/>
       <w:color w:themeColor="accent2" w:themeShade="BF" w:val="943634"/>
     </w:rPr>
     <w:tblPr>
@@ -4693,6 +5035,7 @@
         <w:spacing w:after="0" w:before="0" w:line="240" w:lineRule="auto"/>
       </w:pPr>
       <w:rPr>
+        <w:rFonts w:eastAsia="黑体"/>
         <w:b/>
         <w:bCs/>
       </w:rPr>
@@ -4713,6 +5056,7 @@
         <w:spacing w:after="0" w:before="0" w:line="240" w:lineRule="auto"/>
       </w:pPr>
       <w:rPr>
+        <w:rFonts w:eastAsia="黑体"/>
         <w:b/>
         <w:bCs/>
       </w:rPr>
@@ -4730,12 +5074,14 @@
     </w:tblStylePr>
     <w:tblStylePr w:type="firstCol">
       <w:rPr>
+        <w:rFonts w:eastAsia="黑体"/>
         <w:b/>
         <w:bCs/>
       </w:rPr>
     </w:tblStylePr>
     <w:tblStylePr w:type="lastCol">
       <w:rPr>
+        <w:rFonts w:eastAsia="黑体"/>
         <w:b/>
         <w:bCs/>
       </w:rPr>
@@ -4774,6 +5120,7 @@
       <w:spacing w:after="0" w:line="240" w:lineRule="auto"/>
     </w:pPr>
     <w:rPr>
+      <w:rFonts w:eastAsia="黑体"/>
       <w:color w:themeColor="accent3" w:themeShade="BF" w:val="76923C"/>
     </w:rPr>
     <w:tblPr>
@@ -4796,6 +5143,7 @@
         <w:spacing w:after="0" w:before="0" w:line="240" w:lineRule="auto"/>
       </w:pPr>
       <w:rPr>
+        <w:rFonts w:eastAsia="黑体"/>
         <w:b/>
         <w:bCs/>
       </w:rPr>
@@ -4816,6 +5164,7 @@
         <w:spacing w:after="0" w:before="0" w:line="240" w:lineRule="auto"/>
       </w:pPr>
       <w:rPr>
+        <w:rFonts w:eastAsia="黑体"/>
         <w:b/>
         <w:bCs/>
       </w:rPr>
@@ -4833,12 +5182,14 @@
     </w:tblStylePr>
     <w:tblStylePr w:type="firstCol">
       <w:rPr>
+        <w:rFonts w:eastAsia="黑体"/>
         <w:b/>
         <w:bCs/>
       </w:rPr>
     </w:tblStylePr>
     <w:tblStylePr w:type="lastCol">
       <w:rPr>
+        <w:rFonts w:eastAsia="黑体"/>
         <w:b/>
         <w:bCs/>
       </w:rPr>
@@ -4877,6 +5228,7 @@
       <w:spacing w:after="0" w:line="240" w:lineRule="auto"/>
     </w:pPr>
     <w:rPr>
+      <w:rFonts w:eastAsia="黑体"/>
       <w:color w:themeColor="accent4" w:themeShade="BF" w:val="5F497A"/>
     </w:rPr>
     <w:tblPr>
@@ -4899,6 +5251,7 @@
         <w:spacing w:after="0" w:before="0" w:line="240" w:lineRule="auto"/>
       </w:pPr>
       <w:rPr>
+        <w:rFonts w:eastAsia="黑体"/>
         <w:b/>
         <w:bCs/>
       </w:rPr>
@@ -4919,6 +5272,7 @@
         <w:spacing w:after="0" w:before="0" w:line="240" w:lineRule="auto"/>
       </w:pPr>
       <w:rPr>
+        <w:rFonts w:eastAsia="黑体"/>
         <w:b/>
         <w:bCs/>
       </w:rPr>
@@ -4936,12 +5290,14 @@
     </w:tblStylePr>
     <w:tblStylePr w:type="firstCol">
       <w:rPr>
+        <w:rFonts w:eastAsia="黑体"/>
         <w:b/>
         <w:bCs/>
       </w:rPr>
     </w:tblStylePr>
     <w:tblStylePr w:type="lastCol">
       <w:rPr>
+        <w:rFonts w:eastAsia="黑体"/>
         <w:b/>
         <w:bCs/>
       </w:rPr>
@@ -4980,6 +5336,7 @@
       <w:spacing w:after="0" w:line="240" w:lineRule="auto"/>
     </w:pPr>
     <w:rPr>
+      <w:rFonts w:eastAsia="黑体"/>
       <w:color w:themeColor="accent5" w:themeShade="BF" w:val="31849B"/>
     </w:rPr>
     <w:tblPr>
@@ -5002,6 +5359,7 @@
         <w:spacing w:after="0" w:before="0" w:line="240" w:lineRule="auto"/>
       </w:pPr>
       <w:rPr>
+        <w:rFonts w:eastAsia="黑体"/>
         <w:b/>
         <w:bCs/>
       </w:rPr>
@@ -5022,6 +5380,7 @@
         <w:spacing w:after="0" w:before="0" w:line="240" w:lineRule="auto"/>
       </w:pPr>
       <w:rPr>
+        <w:rFonts w:eastAsia="黑体"/>
         <w:b/>
         <w:bCs/>
       </w:rPr>
@@ -5039,12 +5398,14 @@
     </w:tblStylePr>
     <w:tblStylePr w:type="firstCol">
       <w:rPr>
+        <w:rFonts w:eastAsia="黑体"/>
         <w:b/>
         <w:bCs/>
       </w:rPr>
     </w:tblStylePr>
     <w:tblStylePr w:type="lastCol">
       <w:rPr>
+        <w:rFonts w:eastAsia="黑体"/>
         <w:b/>
         <w:bCs/>
       </w:rPr>
@@ -5083,6 +5444,7 @@
       <w:spacing w:after="0" w:line="240" w:lineRule="auto"/>
     </w:pPr>
     <w:rPr>
+      <w:rFonts w:eastAsia="黑体"/>
       <w:color w:themeColor="accent6" w:themeShade="BF" w:val="E36C0A"/>
     </w:rPr>
     <w:tblPr>
@@ -5105,6 +5467,7 @@
         <w:spacing w:after="0" w:before="0" w:line="240" w:lineRule="auto"/>
       </w:pPr>
       <w:rPr>
+        <w:rFonts w:eastAsia="黑体"/>
         <w:b/>
         <w:bCs/>
       </w:rPr>
@@ -5125,6 +5488,7 @@
         <w:spacing w:after="0" w:before="0" w:line="240" w:lineRule="auto"/>
       </w:pPr>
       <w:rPr>
+        <w:rFonts w:eastAsia="黑体"/>
         <w:b/>
         <w:bCs/>
       </w:rPr>
@@ -5142,12 +5506,14 @@
     </w:tblStylePr>
     <w:tblStylePr w:type="firstCol">
       <w:rPr>
+        <w:rFonts w:eastAsia="黑体"/>
         <w:b/>
         <w:bCs/>
       </w:rPr>
     </w:tblStylePr>
     <w:tblStylePr w:type="lastCol">
       <w:rPr>
+        <w:rFonts w:eastAsia="黑体"/>
         <w:b/>
         <w:bCs/>
       </w:rPr>
@@ -5207,6 +5573,7 @@
         <w:spacing w:after="0" w:before="0" w:line="240" w:lineRule="auto"/>
       </w:pPr>
       <w:rPr>
+        <w:rFonts w:eastAsia="黑体"/>
         <w:b/>
         <w:bCs/>
         <w:color w:themeColor="background1" w:val="FFFFFF"/>
@@ -5221,6 +5588,7 @@
         <w:spacing w:after="0" w:before="0" w:line="240" w:lineRule="auto"/>
       </w:pPr>
       <w:rPr>
+        <w:rFonts w:eastAsia="黑体"/>
         <w:b/>
         <w:bCs/>
       </w:rPr>
@@ -5236,12 +5604,14 @@
     </w:tblStylePr>
     <w:tblStylePr w:type="firstCol">
       <w:rPr>
+        <w:rFonts w:eastAsia="黑体"/>
         <w:b/>
         <w:bCs/>
       </w:rPr>
     </w:tblStylePr>
     <w:tblStylePr w:type="lastCol">
       <w:rPr>
+        <w:rFonts w:eastAsia="黑体"/>
         <w:b/>
         <w:bCs/>
       </w:rPr>
@@ -5299,6 +5669,7 @@
         <w:spacing w:after="0" w:before="0" w:line="240" w:lineRule="auto"/>
       </w:pPr>
       <w:rPr>
+        <w:rFonts w:eastAsia="黑体"/>
         <w:b/>
         <w:bCs/>
         <w:color w:themeColor="background1" w:val="FFFFFF"/>
@@ -5313,6 +5684,7 @@
         <w:spacing w:after="0" w:before="0" w:line="240" w:lineRule="auto"/>
       </w:pPr>
       <w:rPr>
+        <w:rFonts w:eastAsia="黑体"/>
         <w:b/>
         <w:bCs/>
       </w:rPr>
@@ -5328,12 +5700,14 @@
     </w:tblStylePr>
     <w:tblStylePr w:type="firstCol">
       <w:rPr>
+        <w:rFonts w:eastAsia="黑体"/>
         <w:b/>
         <w:bCs/>
       </w:rPr>
     </w:tblStylePr>
     <w:tblStylePr w:type="lastCol">
       <w:rPr>
+        <w:rFonts w:eastAsia="黑体"/>
         <w:b/>
         <w:bCs/>
       </w:rPr>
@@ -5391,6 +5765,7 @@
         <w:spacing w:after="0" w:before="0" w:line="240" w:lineRule="auto"/>
       </w:pPr>
       <w:rPr>
+        <w:rFonts w:eastAsia="黑体"/>
         <w:b/>
         <w:bCs/>
         <w:color w:themeColor="background1" w:val="FFFFFF"/>
@@ -5405,6 +5780,7 @@
         <w:spacing w:after="0" w:before="0" w:line="240" w:lineRule="auto"/>
       </w:pPr>
       <w:rPr>
+        <w:rFonts w:eastAsia="黑体"/>
         <w:b/>
         <w:bCs/>
       </w:rPr>
@@ -5420,12 +5796,14 @@
     </w:tblStylePr>
     <w:tblStylePr w:type="firstCol">
       <w:rPr>
+        <w:rFonts w:eastAsia="黑体"/>
         <w:b/>
         <w:bCs/>
       </w:rPr>
     </w:tblStylePr>
     <w:tblStylePr w:type="lastCol">
       <w:rPr>
+        <w:rFonts w:eastAsia="黑体"/>
         <w:b/>
         <w:bCs/>
       </w:rPr>
@@ -5483,6 +5861,7 @@
         <w:spacing w:after="0" w:before="0" w:line="240" w:lineRule="auto"/>
       </w:pPr>
       <w:rPr>
+        <w:rFonts w:eastAsia="黑体"/>
         <w:b/>
         <w:bCs/>
         <w:color w:themeColor="background1" w:val="FFFFFF"/>
@@ -5497,6 +5876,7 @@
         <w:spacing w:after="0" w:before="0" w:line="240" w:lineRule="auto"/>
       </w:pPr>
       <w:rPr>
+        <w:rFonts w:eastAsia="黑体"/>
         <w:b/>
         <w:bCs/>
       </w:rPr>
@@ -5512,12 +5892,14 @@
     </w:tblStylePr>
     <w:tblStylePr w:type="firstCol">
       <w:rPr>
+        <w:rFonts w:eastAsia="黑体"/>
         <w:b/>
         <w:bCs/>
       </w:rPr>
     </w:tblStylePr>
     <w:tblStylePr w:type="lastCol">
       <w:rPr>
+        <w:rFonts w:eastAsia="黑体"/>
         <w:b/>
         <w:bCs/>
       </w:rPr>
@@ -5575,6 +5957,7 @@
         <w:spacing w:after="0" w:before="0" w:line="240" w:lineRule="auto"/>
       </w:pPr>
       <w:rPr>
+        <w:rFonts w:eastAsia="黑体"/>
         <w:b/>
         <w:bCs/>
         <w:color w:themeColor="background1" w:val="FFFFFF"/>
@@ -5589,6 +5972,7 @@
         <w:spacing w:after="0" w:before="0" w:line="240" w:lineRule="auto"/>
       </w:pPr>
       <w:rPr>
+        <w:rFonts w:eastAsia="黑体"/>
         <w:b/>
         <w:bCs/>
       </w:rPr>
@@ -5604,12 +5988,14 @@
     </w:tblStylePr>
     <w:tblStylePr w:type="firstCol">
       <w:rPr>
+        <w:rFonts w:eastAsia="黑体"/>
         <w:b/>
         <w:bCs/>
       </w:rPr>
     </w:tblStylePr>
     <w:tblStylePr w:type="lastCol">
       <w:rPr>
+        <w:rFonts w:eastAsia="黑体"/>
         <w:b/>
         <w:bCs/>
       </w:rPr>
@@ -5667,6 +6053,7 @@
         <w:spacing w:after="0" w:before="0" w:line="240" w:lineRule="auto"/>
       </w:pPr>
       <w:rPr>
+        <w:rFonts w:eastAsia="黑体"/>
         <w:b/>
         <w:bCs/>
         <w:color w:themeColor="background1" w:val="FFFFFF"/>
@@ -5681,6 +6068,7 @@
         <w:spacing w:after="0" w:before="0" w:line="240" w:lineRule="auto"/>
       </w:pPr>
       <w:rPr>
+        <w:rFonts w:eastAsia="黑体"/>
         <w:b/>
         <w:bCs/>
       </w:rPr>
@@ -5696,12 +6084,14 @@
     </w:tblStylePr>
     <w:tblStylePr w:type="firstCol">
       <w:rPr>
+        <w:rFonts w:eastAsia="黑体"/>
         <w:b/>
         <w:bCs/>
       </w:rPr>
     </w:tblStylePr>
     <w:tblStylePr w:type="lastCol">
       <w:rPr>
+        <w:rFonts w:eastAsia="黑体"/>
         <w:b/>
         <w:bCs/>
       </w:rPr>
@@ -5759,6 +6149,7 @@
         <w:spacing w:after="0" w:before="0" w:line="240" w:lineRule="auto"/>
       </w:pPr>
       <w:rPr>
+        <w:rFonts w:eastAsia="黑体"/>
         <w:b/>
         <w:bCs/>
         <w:color w:themeColor="background1" w:val="FFFFFF"/>
@@ -5773,6 +6164,7 @@
         <w:spacing w:after="0" w:before="0" w:line="240" w:lineRule="auto"/>
       </w:pPr>
       <w:rPr>
+        <w:rFonts w:eastAsia="黑体"/>
         <w:b/>
         <w:bCs/>
       </w:rPr>
@@ -5788,12 +6180,14 @@
     </w:tblStylePr>
     <w:tblStylePr w:type="firstCol">
       <w:rPr>
+        <w:rFonts w:eastAsia="黑体"/>
         <w:b/>
         <w:bCs/>
       </w:rPr>
     </w:tblStylePr>
     <w:tblStylePr w:type="lastCol">
       <w:rPr>
+        <w:rFonts w:eastAsia="黑体"/>
         <w:b/>
         <w:bCs/>
       </w:rPr>
@@ -5853,7 +6247,7 @@
         <w:spacing w:after="0" w:before="0" w:line="240" w:lineRule="auto"/>
       </w:pPr>
       <w:rPr>
-        <w:rFonts w:asciiTheme="majorHAnsi" w:cstheme="majorBidi" w:eastAsiaTheme="majorEastAsia" w:hAnsiTheme="majorHAnsi"/>
+        <w:rFonts w:asciiTheme="majorHAnsi" w:cstheme="majorBidi" w:hAnsiTheme="majorHAnsi" w:eastAsia="黑体"/>
         <w:b/>
         <w:bCs/>
       </w:rPr>
@@ -5874,7 +6268,7 @@
         <w:spacing w:after="0" w:before="0" w:line="240" w:lineRule="auto"/>
       </w:pPr>
       <w:rPr>
-        <w:rFonts w:asciiTheme="majorHAnsi" w:cstheme="majorBidi" w:eastAsiaTheme="majorEastAsia" w:hAnsiTheme="majorHAnsi"/>
+        <w:rFonts w:asciiTheme="majorHAnsi" w:cstheme="majorBidi" w:hAnsiTheme="majorHAnsi" w:eastAsia="黑体"/>
         <w:b/>
         <w:bCs/>
       </w:rPr>
@@ -5892,14 +6286,14 @@
     </w:tblStylePr>
     <w:tblStylePr w:type="firstCol">
       <w:rPr>
-        <w:rFonts w:asciiTheme="majorHAnsi" w:cstheme="majorBidi" w:eastAsiaTheme="majorEastAsia" w:hAnsiTheme="majorHAnsi"/>
+        <w:rFonts w:asciiTheme="majorHAnsi" w:cstheme="majorBidi" w:hAnsiTheme="majorHAnsi" w:eastAsia="黑体"/>
         <w:b/>
         <w:bCs/>
       </w:rPr>
     </w:tblStylePr>
     <w:tblStylePr w:type="lastCol">
       <w:rPr>
-        <w:rFonts w:asciiTheme="majorHAnsi" w:cstheme="majorBidi" w:eastAsiaTheme="majorEastAsia" w:hAnsiTheme="majorHAnsi"/>
+        <w:rFonts w:asciiTheme="majorHAnsi" w:cstheme="majorBidi" w:hAnsiTheme="majorHAnsi" w:eastAsia="黑体"/>
         <w:b/>
         <w:bCs/>
       </w:rPr>
@@ -5983,7 +6377,7 @@
         <w:spacing w:after="0" w:before="0" w:line="240" w:lineRule="auto"/>
       </w:pPr>
       <w:rPr>
-        <w:rFonts w:asciiTheme="majorHAnsi" w:cstheme="majorBidi" w:eastAsiaTheme="majorEastAsia" w:hAnsiTheme="majorHAnsi"/>
+        <w:rFonts w:asciiTheme="majorHAnsi" w:cstheme="majorBidi" w:hAnsiTheme="majorHAnsi" w:eastAsia="黑体"/>
         <w:b/>
         <w:bCs/>
       </w:rPr>
@@ -6004,7 +6398,7 @@
         <w:spacing w:after="0" w:before="0" w:line="240" w:lineRule="auto"/>
       </w:pPr>
       <w:rPr>
-        <w:rFonts w:asciiTheme="majorHAnsi" w:cstheme="majorBidi" w:eastAsiaTheme="majorEastAsia" w:hAnsiTheme="majorHAnsi"/>
+        <w:rFonts w:asciiTheme="majorHAnsi" w:cstheme="majorBidi" w:hAnsiTheme="majorHAnsi" w:eastAsia="黑体"/>
         <w:b/>
         <w:bCs/>
       </w:rPr>
@@ -6022,14 +6416,14 @@
     </w:tblStylePr>
     <w:tblStylePr w:type="firstCol">
       <w:rPr>
-        <w:rFonts w:asciiTheme="majorHAnsi" w:cstheme="majorBidi" w:eastAsiaTheme="majorEastAsia" w:hAnsiTheme="majorHAnsi"/>
+        <w:rFonts w:asciiTheme="majorHAnsi" w:cstheme="majorBidi" w:hAnsiTheme="majorHAnsi" w:eastAsia="黑体"/>
         <w:b/>
         <w:bCs/>
       </w:rPr>
     </w:tblStylePr>
     <w:tblStylePr w:type="lastCol">
       <w:rPr>
-        <w:rFonts w:asciiTheme="majorHAnsi" w:cstheme="majorBidi" w:eastAsiaTheme="majorEastAsia" w:hAnsiTheme="majorHAnsi"/>
+        <w:rFonts w:asciiTheme="majorHAnsi" w:cstheme="majorBidi" w:hAnsiTheme="majorHAnsi" w:eastAsia="黑体"/>
         <w:b/>
         <w:bCs/>
       </w:rPr>
@@ -6113,7 +6507,7 @@
         <w:spacing w:after="0" w:before="0" w:line="240" w:lineRule="auto"/>
       </w:pPr>
       <w:rPr>
-        <w:rFonts w:asciiTheme="majorHAnsi" w:cstheme="majorBidi" w:eastAsiaTheme="majorEastAsia" w:hAnsiTheme="majorHAnsi"/>
+        <w:rFonts w:asciiTheme="majorHAnsi" w:cstheme="majorBidi" w:hAnsiTheme="majorHAnsi" w:eastAsia="黑体"/>
         <w:b/>
         <w:bCs/>
       </w:rPr>
@@ -6134,7 +6528,7 @@
         <w:spacing w:after="0" w:before="0" w:line="240" w:lineRule="auto"/>
       </w:pPr>
       <w:rPr>
-        <w:rFonts w:asciiTheme="majorHAnsi" w:cstheme="majorBidi" w:eastAsiaTheme="majorEastAsia" w:hAnsiTheme="majorHAnsi"/>
+        <w:rFonts w:asciiTheme="majorHAnsi" w:cstheme="majorBidi" w:hAnsiTheme="majorHAnsi" w:eastAsia="黑体"/>
         <w:b/>
         <w:bCs/>
       </w:rPr>
@@ -6152,14 +6546,14 @@
     </w:tblStylePr>
     <w:tblStylePr w:type="firstCol">
       <w:rPr>
-        <w:rFonts w:asciiTheme="majorHAnsi" w:cstheme="majorBidi" w:eastAsiaTheme="majorEastAsia" w:hAnsiTheme="majorHAnsi"/>
+        <w:rFonts w:asciiTheme="majorHAnsi" w:cstheme="majorBidi" w:hAnsiTheme="majorHAnsi" w:eastAsia="黑体"/>
         <w:b/>
         <w:bCs/>
       </w:rPr>
     </w:tblStylePr>
     <w:tblStylePr w:type="lastCol">
       <w:rPr>
-        <w:rFonts w:asciiTheme="majorHAnsi" w:cstheme="majorBidi" w:eastAsiaTheme="majorEastAsia" w:hAnsiTheme="majorHAnsi"/>
+        <w:rFonts w:asciiTheme="majorHAnsi" w:cstheme="majorBidi" w:hAnsiTheme="majorHAnsi" w:eastAsia="黑体"/>
         <w:b/>
         <w:bCs/>
       </w:rPr>
@@ -6243,7 +6637,7 @@
         <w:spacing w:after="0" w:before="0" w:line="240" w:lineRule="auto"/>
       </w:pPr>
       <w:rPr>
-        <w:rFonts w:asciiTheme="majorHAnsi" w:cstheme="majorBidi" w:eastAsiaTheme="majorEastAsia" w:hAnsiTheme="majorHAnsi"/>
+        <w:rFonts w:asciiTheme="majorHAnsi" w:cstheme="majorBidi" w:hAnsiTheme="majorHAnsi" w:eastAsia="黑体"/>
         <w:b/>
         <w:bCs/>
       </w:rPr>
@@ -6264,7 +6658,7 @@
         <w:spacing w:after="0" w:before="0" w:line="240" w:lineRule="auto"/>
       </w:pPr>
       <w:rPr>
-        <w:rFonts w:asciiTheme="majorHAnsi" w:cstheme="majorBidi" w:eastAsiaTheme="majorEastAsia" w:hAnsiTheme="majorHAnsi"/>
+        <w:rFonts w:asciiTheme="majorHAnsi" w:cstheme="majorBidi" w:hAnsiTheme="majorHAnsi" w:eastAsia="黑体"/>
         <w:b/>
         <w:bCs/>
       </w:rPr>
@@ -6282,14 +6676,14 @@
     </w:tblStylePr>
     <w:tblStylePr w:type="firstCol">
       <w:rPr>
-        <w:rFonts w:asciiTheme="majorHAnsi" w:cstheme="majorBidi" w:eastAsiaTheme="majorEastAsia" w:hAnsiTheme="majorHAnsi"/>
+        <w:rFonts w:asciiTheme="majorHAnsi" w:cstheme="majorBidi" w:hAnsiTheme="majorHAnsi" w:eastAsia="黑体"/>
         <w:b/>
         <w:bCs/>
       </w:rPr>
     </w:tblStylePr>
     <w:tblStylePr w:type="lastCol">
       <w:rPr>
-        <w:rFonts w:asciiTheme="majorHAnsi" w:cstheme="majorBidi" w:eastAsiaTheme="majorEastAsia" w:hAnsiTheme="majorHAnsi"/>
+        <w:rFonts w:asciiTheme="majorHAnsi" w:cstheme="majorBidi" w:hAnsiTheme="majorHAnsi" w:eastAsia="黑体"/>
         <w:b/>
         <w:bCs/>
       </w:rPr>
@@ -6373,7 +6767,7 @@
         <w:spacing w:after="0" w:before="0" w:line="240" w:lineRule="auto"/>
       </w:pPr>
       <w:rPr>
-        <w:rFonts w:asciiTheme="majorHAnsi" w:cstheme="majorBidi" w:eastAsiaTheme="majorEastAsia" w:hAnsiTheme="majorHAnsi"/>
+        <w:rFonts w:asciiTheme="majorHAnsi" w:cstheme="majorBidi" w:hAnsiTheme="majorHAnsi" w:eastAsia="黑体"/>
         <w:b/>
         <w:bCs/>
       </w:rPr>
@@ -6394,7 +6788,7 @@
         <w:spacing w:after="0" w:before="0" w:line="240" w:lineRule="auto"/>
       </w:pPr>
       <w:rPr>
-        <w:rFonts w:asciiTheme="majorHAnsi" w:cstheme="majorBidi" w:eastAsiaTheme="majorEastAsia" w:hAnsiTheme="majorHAnsi"/>
+        <w:rFonts w:asciiTheme="majorHAnsi" w:cstheme="majorBidi" w:hAnsiTheme="majorHAnsi" w:eastAsia="黑体"/>
         <w:b/>
         <w:bCs/>
       </w:rPr>
@@ -6412,14 +6806,14 @@
     </w:tblStylePr>
     <w:tblStylePr w:type="firstCol">
       <w:rPr>
-        <w:rFonts w:asciiTheme="majorHAnsi" w:cstheme="majorBidi" w:eastAsiaTheme="majorEastAsia" w:hAnsiTheme="majorHAnsi"/>
+        <w:rFonts w:asciiTheme="majorHAnsi" w:cstheme="majorBidi" w:hAnsiTheme="majorHAnsi" w:eastAsia="黑体"/>
         <w:b/>
         <w:bCs/>
       </w:rPr>
     </w:tblStylePr>
     <w:tblStylePr w:type="lastCol">
       <w:rPr>
-        <w:rFonts w:asciiTheme="majorHAnsi" w:cstheme="majorBidi" w:eastAsiaTheme="majorEastAsia" w:hAnsiTheme="majorHAnsi"/>
+        <w:rFonts w:asciiTheme="majorHAnsi" w:cstheme="majorBidi" w:hAnsiTheme="majorHAnsi" w:eastAsia="黑体"/>
         <w:b/>
         <w:bCs/>
       </w:rPr>
@@ -6503,7 +6897,7 @@
         <w:spacing w:after="0" w:before="0" w:line="240" w:lineRule="auto"/>
       </w:pPr>
       <w:rPr>
-        <w:rFonts w:asciiTheme="majorHAnsi" w:cstheme="majorBidi" w:eastAsiaTheme="majorEastAsia" w:hAnsiTheme="majorHAnsi"/>
+        <w:rFonts w:asciiTheme="majorHAnsi" w:cstheme="majorBidi" w:hAnsiTheme="majorHAnsi" w:eastAsia="黑体"/>
         <w:b/>
         <w:bCs/>
       </w:rPr>
@@ -6524,7 +6918,7 @@
         <w:spacing w:after="0" w:before="0" w:line="240" w:lineRule="auto"/>
       </w:pPr>
       <w:rPr>
-        <w:rFonts w:asciiTheme="majorHAnsi" w:cstheme="majorBidi" w:eastAsiaTheme="majorEastAsia" w:hAnsiTheme="majorHAnsi"/>
+        <w:rFonts w:asciiTheme="majorHAnsi" w:cstheme="majorBidi" w:hAnsiTheme="majorHAnsi" w:eastAsia="黑体"/>
         <w:b/>
         <w:bCs/>
       </w:rPr>
@@ -6542,14 +6936,14 @@
     </w:tblStylePr>
     <w:tblStylePr w:type="firstCol">
       <w:rPr>
-        <w:rFonts w:asciiTheme="majorHAnsi" w:cstheme="majorBidi" w:eastAsiaTheme="majorEastAsia" w:hAnsiTheme="majorHAnsi"/>
+        <w:rFonts w:asciiTheme="majorHAnsi" w:cstheme="majorBidi" w:hAnsiTheme="majorHAnsi" w:eastAsia="黑体"/>
         <w:b/>
         <w:bCs/>
       </w:rPr>
     </w:tblStylePr>
     <w:tblStylePr w:type="lastCol">
       <w:rPr>
-        <w:rFonts w:asciiTheme="majorHAnsi" w:cstheme="majorBidi" w:eastAsiaTheme="majorEastAsia" w:hAnsiTheme="majorHAnsi"/>
+        <w:rFonts w:asciiTheme="majorHAnsi" w:cstheme="majorBidi" w:hAnsiTheme="majorHAnsi" w:eastAsia="黑体"/>
         <w:b/>
         <w:bCs/>
       </w:rPr>
@@ -6633,7 +7027,7 @@
         <w:spacing w:after="0" w:before="0" w:line="240" w:lineRule="auto"/>
       </w:pPr>
       <w:rPr>
-        <w:rFonts w:asciiTheme="majorHAnsi" w:cstheme="majorBidi" w:eastAsiaTheme="majorEastAsia" w:hAnsiTheme="majorHAnsi"/>
+        <w:rFonts w:asciiTheme="majorHAnsi" w:cstheme="majorBidi" w:hAnsiTheme="majorHAnsi" w:eastAsia="黑体"/>
         <w:b/>
         <w:bCs/>
       </w:rPr>
@@ -6654,7 +7048,7 @@
         <w:spacing w:after="0" w:before="0" w:line="240" w:lineRule="auto"/>
       </w:pPr>
       <w:rPr>
-        <w:rFonts w:asciiTheme="majorHAnsi" w:cstheme="majorBidi" w:eastAsiaTheme="majorEastAsia" w:hAnsiTheme="majorHAnsi"/>
+        <w:rFonts w:asciiTheme="majorHAnsi" w:cstheme="majorBidi" w:hAnsiTheme="majorHAnsi" w:eastAsia="黑体"/>
         <w:b/>
         <w:bCs/>
       </w:rPr>
@@ -6672,14 +7066,14 @@
     </w:tblStylePr>
     <w:tblStylePr w:type="firstCol">
       <w:rPr>
-        <w:rFonts w:asciiTheme="majorHAnsi" w:cstheme="majorBidi" w:eastAsiaTheme="majorEastAsia" w:hAnsiTheme="majorHAnsi"/>
+        <w:rFonts w:asciiTheme="majorHAnsi" w:cstheme="majorBidi" w:hAnsiTheme="majorHAnsi" w:eastAsia="黑体"/>
         <w:b/>
         <w:bCs/>
       </w:rPr>
     </w:tblStylePr>
     <w:tblStylePr w:type="lastCol">
       <w:rPr>
-        <w:rFonts w:asciiTheme="majorHAnsi" w:cstheme="majorBidi" w:eastAsiaTheme="majorEastAsia" w:hAnsiTheme="majorHAnsi"/>
+        <w:rFonts w:asciiTheme="majorHAnsi" w:cstheme="majorBidi" w:hAnsiTheme="majorHAnsi" w:eastAsia="黑体"/>
         <w:b/>
         <w:bCs/>
       </w:rPr>
@@ -6762,6 +7156,7 @@
         <w:spacing w:after="0" w:before="0" w:line="240" w:lineRule="auto"/>
       </w:pPr>
       <w:rPr>
+        <w:rFonts w:eastAsia="黑体"/>
         <w:b/>
         <w:bCs/>
         <w:color w:themeColor="background1" w:val="FFFFFF"/>
@@ -6784,6 +7179,7 @@
         <w:spacing w:after="0" w:before="0" w:line="240" w:lineRule="auto"/>
       </w:pPr>
       <w:rPr>
+        <w:rFonts w:eastAsia="黑体"/>
         <w:b/>
         <w:bCs/>
       </w:rPr>
@@ -6801,12 +7197,14 @@
     </w:tblStylePr>
     <w:tblStylePr w:type="firstCol">
       <w:rPr>
+        <w:rFonts w:eastAsia="黑体"/>
         <w:b/>
         <w:bCs/>
       </w:rPr>
     </w:tblStylePr>
     <w:tblStylePr w:type="lastCol">
       <w:rPr>
+        <w:rFonts w:eastAsia="黑体"/>
         <w:b/>
         <w:bCs/>
       </w:rPr>
@@ -6868,6 +7266,7 @@
         <w:spacing w:after="0" w:before="0" w:line="240" w:lineRule="auto"/>
       </w:pPr>
       <w:rPr>
+        <w:rFonts w:eastAsia="黑体"/>
         <w:b/>
         <w:bCs/>
         <w:color w:themeColor="background1" w:val="FFFFFF"/>
@@ -6890,6 +7289,7 @@
         <w:spacing w:after="0" w:before="0" w:line="240" w:lineRule="auto"/>
       </w:pPr>
       <w:rPr>
+        <w:rFonts w:eastAsia="黑体"/>
         <w:b/>
         <w:bCs/>
       </w:rPr>
@@ -6907,12 +7307,14 @@
     </w:tblStylePr>
     <w:tblStylePr w:type="firstCol">
       <w:rPr>
+        <w:rFonts w:eastAsia="黑体"/>
         <w:b/>
         <w:bCs/>
       </w:rPr>
     </w:tblStylePr>
     <w:tblStylePr w:type="lastCol">
       <w:rPr>
+        <w:rFonts w:eastAsia="黑体"/>
         <w:b/>
         <w:bCs/>
       </w:rPr>
@@ -6974,6 +7376,7 @@
         <w:spacing w:after="0" w:before="0" w:line="240" w:lineRule="auto"/>
       </w:pPr>
       <w:rPr>
+        <w:rFonts w:eastAsia="黑体"/>
         <w:b/>
         <w:bCs/>
         <w:color w:themeColor="background1" w:val="FFFFFF"/>
@@ -6996,6 +7399,7 @@
         <w:spacing w:after="0" w:before="0" w:line="240" w:lineRule="auto"/>
       </w:pPr>
       <w:rPr>
+        <w:rFonts w:eastAsia="黑体"/>
         <w:b/>
         <w:bCs/>
       </w:rPr>
@@ -7013,12 +7417,14 @@
     </w:tblStylePr>
     <w:tblStylePr w:type="firstCol">
       <w:rPr>
+        <w:rFonts w:eastAsia="黑体"/>
         <w:b/>
         <w:bCs/>
       </w:rPr>
     </w:tblStylePr>
     <w:tblStylePr w:type="lastCol">
       <w:rPr>
+        <w:rFonts w:eastAsia="黑体"/>
         <w:b/>
         <w:bCs/>
       </w:rPr>
@@ -7080,6 +7486,7 @@
         <w:spacing w:after="0" w:before="0" w:line="240" w:lineRule="auto"/>
       </w:pPr>
       <w:rPr>
+        <w:rFonts w:eastAsia="黑体"/>
         <w:b/>
         <w:bCs/>
         <w:color w:themeColor="background1" w:val="FFFFFF"/>
@@ -7102,6 +7509,7 @@
         <w:spacing w:after="0" w:before="0" w:line="240" w:lineRule="auto"/>
       </w:pPr>
       <w:rPr>
+        <w:rFonts w:eastAsia="黑体"/>
         <w:b/>
         <w:bCs/>
       </w:rPr>
@@ -7119,12 +7527,14 @@
     </w:tblStylePr>
     <w:tblStylePr w:type="firstCol">
       <w:rPr>
+        <w:rFonts w:eastAsia="黑体"/>
         <w:b/>
         <w:bCs/>
       </w:rPr>
     </w:tblStylePr>
     <w:tblStylePr w:type="lastCol">
       <w:rPr>
+        <w:rFonts w:eastAsia="黑体"/>
         <w:b/>
         <w:bCs/>
       </w:rPr>
@@ -7186,6 +7596,7 @@
         <w:spacing w:after="0" w:before="0" w:line="240" w:lineRule="auto"/>
       </w:pPr>
       <w:rPr>
+        <w:rFonts w:eastAsia="黑体"/>
         <w:b/>
         <w:bCs/>
         <w:color w:themeColor="background1" w:val="FFFFFF"/>
@@ -7208,6 +7619,7 @@
         <w:spacing w:after="0" w:before="0" w:line="240" w:lineRule="auto"/>
       </w:pPr>
       <w:rPr>
+        <w:rFonts w:eastAsia="黑体"/>
         <w:b/>
         <w:bCs/>
       </w:rPr>
@@ -7225,12 +7637,14 @@
     </w:tblStylePr>
     <w:tblStylePr w:type="firstCol">
       <w:rPr>
+        <w:rFonts w:eastAsia="黑体"/>
         <w:b/>
         <w:bCs/>
       </w:rPr>
     </w:tblStylePr>
     <w:tblStylePr w:type="lastCol">
       <w:rPr>
+        <w:rFonts w:eastAsia="黑体"/>
         <w:b/>
         <w:bCs/>
       </w:rPr>
@@ -7292,6 +7706,7 @@
         <w:spacing w:after="0" w:before="0" w:line="240" w:lineRule="auto"/>
       </w:pPr>
       <w:rPr>
+        <w:rFonts w:eastAsia="黑体"/>
         <w:b/>
         <w:bCs/>
         <w:color w:themeColor="background1" w:val="FFFFFF"/>
@@ -7314,6 +7729,7 @@
         <w:spacing w:after="0" w:before="0" w:line="240" w:lineRule="auto"/>
       </w:pPr>
       <w:rPr>
+        <w:rFonts w:eastAsia="黑体"/>
         <w:b/>
         <w:bCs/>
       </w:rPr>
@@ -7331,12 +7747,14 @@
     </w:tblStylePr>
     <w:tblStylePr w:type="firstCol">
       <w:rPr>
+        <w:rFonts w:eastAsia="黑体"/>
         <w:b/>
         <w:bCs/>
       </w:rPr>
     </w:tblStylePr>
     <w:tblStylePr w:type="lastCol">
       <w:rPr>
+        <w:rFonts w:eastAsia="黑体"/>
         <w:b/>
         <w:bCs/>
       </w:rPr>
@@ -7398,6 +7816,7 @@
         <w:spacing w:after="0" w:before="0" w:line="240" w:lineRule="auto"/>
       </w:pPr>
       <w:rPr>
+        <w:rFonts w:eastAsia="黑体"/>
         <w:b/>
         <w:bCs/>
         <w:color w:themeColor="background1" w:val="FFFFFF"/>
@@ -7420,6 +7839,7 @@
         <w:spacing w:after="0" w:before="0" w:line="240" w:lineRule="auto"/>
       </w:pPr>
       <w:rPr>
+        <w:rFonts w:eastAsia="黑体"/>
         <w:b/>
         <w:bCs/>
       </w:rPr>
@@ -7437,12 +7857,14 @@
     </w:tblStylePr>
     <w:tblStylePr w:type="firstCol">
       <w:rPr>
+        <w:rFonts w:eastAsia="黑体"/>
         <w:b/>
         <w:bCs/>
       </w:rPr>
     </w:tblStylePr>
     <w:tblStylePr w:type="lastCol">
       <w:rPr>
+        <w:rFonts w:eastAsia="黑体"/>
         <w:b/>
         <w:bCs/>
       </w:rPr>
@@ -7501,6 +7923,7 @@
         <w:spacing w:after="0" w:before="0" w:line="240" w:lineRule="auto"/>
       </w:pPr>
       <w:rPr>
+        <w:rFonts w:eastAsia="黑体"/>
         <w:b/>
         <w:bCs/>
         <w:color w:themeColor="background1" w:val="FFFFFF"/>
@@ -7523,6 +7946,7 @@
         <w:spacing w:after="0" w:before="0" w:line="240" w:lineRule="auto"/>
       </w:pPr>
       <w:rPr>
+        <w:rFonts w:eastAsia="黑体"/>
         <w:color w:val="auto"/>
       </w:rPr>
       <w:tblPr/>
@@ -7540,6 +7964,7 @@
     </w:tblStylePr>
     <w:tblStylePr w:type="firstCol">
       <w:rPr>
+        <w:rFonts w:eastAsia="黑体"/>
         <w:b/>
         <w:bCs/>
         <w:color w:themeColor="background1" w:val="FFFFFF"/>
@@ -7559,6 +7984,7 @@
     </w:tblStylePr>
     <w:tblStylePr w:type="lastCol">
       <w:rPr>
+        <w:rFonts w:eastAsia="黑体"/>
         <w:b/>
         <w:bCs/>
         <w:color w:themeColor="background1" w:val="FFFFFF"/>
@@ -7607,6 +8033,7 @@
     </w:tblStylePr>
     <w:tblStylePr w:type="nwCell">
       <w:rPr>
+        <w:rFonts w:eastAsia="黑体"/>
         <w:color w:themeColor="background1" w:val="FFFFFF"/>
       </w:rPr>
       <w:tblPr/>
@@ -7650,6 +8077,7 @@
         <w:spacing w:after="0" w:before="0" w:line="240" w:lineRule="auto"/>
       </w:pPr>
       <w:rPr>
+        <w:rFonts w:eastAsia="黑体"/>
         <w:b/>
         <w:bCs/>
         <w:color w:themeColor="background1" w:val="FFFFFF"/>
@@ -7672,6 +8100,7 @@
         <w:spacing w:after="0" w:before="0" w:line="240" w:lineRule="auto"/>
       </w:pPr>
       <w:rPr>
+        <w:rFonts w:eastAsia="黑体"/>
         <w:color w:val="auto"/>
       </w:rPr>
       <w:tblPr/>
@@ -7689,6 +8118,7 @@
     </w:tblStylePr>
     <w:tblStylePr w:type="firstCol">
       <w:rPr>
+        <w:rFonts w:eastAsia="黑体"/>
         <w:b/>
         <w:bCs/>
         <w:color w:themeColor="background1" w:val="FFFFFF"/>
@@ -7708,6 +8138,7 @@
     </w:tblStylePr>
     <w:tblStylePr w:type="lastCol">
       <w:rPr>
+        <w:rFonts w:eastAsia="黑体"/>
         <w:b/>
         <w:bCs/>
         <w:color w:themeColor="background1" w:val="FFFFFF"/>
@@ -7756,6 +8187,7 @@
     </w:tblStylePr>
     <w:tblStylePr w:type="nwCell">
       <w:rPr>
+        <w:rFonts w:eastAsia="黑体"/>
         <w:color w:themeColor="background1" w:val="FFFFFF"/>
       </w:rPr>
       <w:tblPr/>
@@ -7799,6 +8231,7 @@
         <w:spacing w:after="0" w:before="0" w:line="240" w:lineRule="auto"/>
       </w:pPr>
       <w:rPr>
+        <w:rFonts w:eastAsia="黑体"/>
         <w:b/>
         <w:bCs/>
         <w:color w:themeColor="background1" w:val="FFFFFF"/>
@@ -7821,6 +8254,7 @@
         <w:spacing w:after="0" w:before="0" w:line="240" w:lineRule="auto"/>
       </w:pPr>
       <w:rPr>
+        <w:rFonts w:eastAsia="黑体"/>
         <w:color w:val="auto"/>
       </w:rPr>
       <w:tblPr/>
@@ -7838,6 +8272,7 @@
     </w:tblStylePr>
     <w:tblStylePr w:type="firstCol">
       <w:rPr>
+        <w:rFonts w:eastAsia="黑体"/>
         <w:b/>
         <w:bCs/>
         <w:color w:themeColor="background1" w:val="FFFFFF"/>
@@ -7857,6 +8292,7 @@
     </w:tblStylePr>
     <w:tblStylePr w:type="lastCol">
       <w:rPr>
+        <w:rFonts w:eastAsia="黑体"/>
         <w:b/>
         <w:bCs/>
         <w:color w:themeColor="background1" w:val="FFFFFF"/>
@@ -7905,6 +8341,7 @@
     </w:tblStylePr>
     <w:tblStylePr w:type="nwCell">
       <w:rPr>
+        <w:rFonts w:eastAsia="黑体"/>
         <w:color w:themeColor="background1" w:val="FFFFFF"/>
       </w:rPr>
       <w:tblPr/>
@@ -7948,6 +8385,7 @@
         <w:spacing w:after="0" w:before="0" w:line="240" w:lineRule="auto"/>
       </w:pPr>
       <w:rPr>
+        <w:rFonts w:eastAsia="黑体"/>
         <w:b/>
         <w:bCs/>
         <w:color w:themeColor="background1" w:val="FFFFFF"/>
@@ -7970,6 +8408,7 @@
         <w:spacing w:after="0" w:before="0" w:line="240" w:lineRule="auto"/>
       </w:pPr>
       <w:rPr>
+        <w:rFonts w:eastAsia="黑体"/>
         <w:color w:val="auto"/>
       </w:rPr>
       <w:tblPr/>
@@ -7987,6 +8426,7 @@
     </w:tblStylePr>
     <w:tblStylePr w:type="firstCol">
       <w:rPr>
+        <w:rFonts w:eastAsia="黑体"/>
         <w:b/>
         <w:bCs/>
         <w:color w:themeColor="background1" w:val="FFFFFF"/>
@@ -8006,6 +8446,7 @@
     </w:tblStylePr>
     <w:tblStylePr w:type="lastCol">
       <w:rPr>
+        <w:rFonts w:eastAsia="黑体"/>
         <w:b/>
         <w:bCs/>
         <w:color w:themeColor="background1" w:val="FFFFFF"/>
@@ -8054,6 +8495,7 @@
     </w:tblStylePr>
     <w:tblStylePr w:type="nwCell">
       <w:rPr>
+        <w:rFonts w:eastAsia="黑体"/>
         <w:color w:themeColor="background1" w:val="FFFFFF"/>
       </w:rPr>
       <w:tblPr/>
@@ -8097,6 +8539,7 @@
         <w:spacing w:after="0" w:before="0" w:line="240" w:lineRule="auto"/>
       </w:pPr>
       <w:rPr>
+        <w:rFonts w:eastAsia="黑体"/>
         <w:b/>
         <w:bCs/>
         <w:color w:themeColor="background1" w:val="FFFFFF"/>
@@ -8119,6 +8562,7 @@
         <w:spacing w:after="0" w:before="0" w:line="240" w:lineRule="auto"/>
       </w:pPr>
       <w:rPr>
+        <w:rFonts w:eastAsia="黑体"/>
         <w:color w:val="auto"/>
       </w:rPr>
       <w:tblPr/>
@@ -8136,6 +8580,7 @@
     </w:tblStylePr>
     <w:tblStylePr w:type="firstCol">
       <w:rPr>
+        <w:rFonts w:eastAsia="黑体"/>
         <w:b/>
         <w:bCs/>
         <w:color w:themeColor="background1" w:val="FFFFFF"/>
@@ -8155,6 +8600,7 @@
     </w:tblStylePr>
     <w:tblStylePr w:type="lastCol">
       <w:rPr>
+        <w:rFonts w:eastAsia="黑体"/>
         <w:b/>
         <w:bCs/>
         <w:color w:themeColor="background1" w:val="FFFFFF"/>
@@ -8203,6 +8649,7 @@
     </w:tblStylePr>
     <w:tblStylePr w:type="nwCell">
       <w:rPr>
+        <w:rFonts w:eastAsia="黑体"/>
         <w:color w:themeColor="background1" w:val="FFFFFF"/>
       </w:rPr>
       <w:tblPr/>
@@ -8246,6 +8693,7 @@
         <w:spacing w:after="0" w:before="0" w:line="240" w:lineRule="auto"/>
       </w:pPr>
       <w:rPr>
+        <w:rFonts w:eastAsia="黑体"/>
         <w:b/>
         <w:bCs/>
         <w:color w:themeColor="background1" w:val="FFFFFF"/>
@@ -8268,6 +8716,7 @@
         <w:spacing w:after="0" w:before="0" w:line="240" w:lineRule="auto"/>
       </w:pPr>
       <w:rPr>
+        <w:rFonts w:eastAsia="黑体"/>
         <w:color w:val="auto"/>
       </w:rPr>
       <w:tblPr/>
@@ -8285,6 +8734,7 @@
     </w:tblStylePr>
     <w:tblStylePr w:type="firstCol">
       <w:rPr>
+        <w:rFonts w:eastAsia="黑体"/>
         <w:b/>
         <w:bCs/>
         <w:color w:themeColor="background1" w:val="FFFFFF"/>
@@ -8304,6 +8754,7 @@
     </w:tblStylePr>
     <w:tblStylePr w:type="lastCol">
       <w:rPr>
+        <w:rFonts w:eastAsia="黑体"/>
         <w:b/>
         <w:bCs/>
         <w:color w:themeColor="background1" w:val="FFFFFF"/>
@@ -8352,6 +8803,7 @@
     </w:tblStylePr>
     <w:tblStylePr w:type="nwCell">
       <w:rPr>
+        <w:rFonts w:eastAsia="黑体"/>
         <w:color w:themeColor="background1" w:val="FFFFFF"/>
       </w:rPr>
       <w:tblPr/>
@@ -8395,6 +8847,7 @@
         <w:spacing w:after="0" w:before="0" w:line="240" w:lineRule="auto"/>
       </w:pPr>
       <w:rPr>
+        <w:rFonts w:eastAsia="黑体"/>
         <w:b/>
         <w:bCs/>
         <w:color w:themeColor="background1" w:val="FFFFFF"/>
@@ -8417,6 +8870,7 @@
         <w:spacing w:after="0" w:before="0" w:line="240" w:lineRule="auto"/>
       </w:pPr>
       <w:rPr>
+        <w:rFonts w:eastAsia="黑体"/>
         <w:color w:val="auto"/>
       </w:rPr>
       <w:tblPr/>
@@ -8434,6 +8888,7 @@
     </w:tblStylePr>
     <w:tblStylePr w:type="firstCol">
       <w:rPr>
+        <w:rFonts w:eastAsia="黑体"/>
         <w:b/>
         <w:bCs/>
         <w:color w:themeColor="background1" w:val="FFFFFF"/>
@@ -8453,6 +8908,7 @@
     </w:tblStylePr>
     <w:tblStylePr w:type="lastCol">
       <w:rPr>
+        <w:rFonts w:eastAsia="黑体"/>
         <w:b/>
         <w:bCs/>
         <w:color w:themeColor="background1" w:val="FFFFFF"/>
@@ -8501,6 +8957,7 @@
     </w:tblStylePr>
     <w:tblStylePr w:type="nwCell">
       <w:rPr>
+        <w:rFonts w:eastAsia="黑体"/>
         <w:color w:themeColor="background1" w:val="FFFFFF"/>
       </w:rPr>
       <w:tblPr/>
@@ -8525,6 +8982,7 @@
       <w:spacing w:after="0" w:line="240" w:lineRule="auto"/>
     </w:pPr>
     <w:rPr>
+      <w:rFonts w:eastAsia="黑体"/>
       <w:color w:themeColor="text1" w:val="000000"/>
     </w:rPr>
     <w:tblPr>
@@ -8544,7 +9002,7 @@
     </w:tblPr>
     <w:tblStylePr w:type="firstRow">
       <w:rPr>
-        <w:rFonts w:asciiTheme="majorHAnsi" w:cstheme="majorBidi" w:eastAsiaTheme="majorEastAsia" w:hAnsiTheme="majorHAnsi"/>
+        <w:rFonts w:asciiTheme="majorHAnsi" w:cstheme="majorBidi" w:hAnsiTheme="majorHAnsi" w:eastAsia="黑体"/>
       </w:rPr>
       <w:tblPr/>
       <w:tcPr>
@@ -8556,6 +9014,7 @@
     </w:tblStylePr>
     <w:tblStylePr w:type="lastRow">
       <w:rPr>
+        <w:rFonts w:eastAsia="黑体"/>
         <w:b/>
         <w:bCs/>
         <w:color w:themeColor="text2" w:val="1F497D"/>
@@ -8570,12 +9029,14 @@
     </w:tblStylePr>
     <w:tblStylePr w:type="firstCol">
       <w:rPr>
+        <w:rFonts w:eastAsia="黑体"/>
         <w:b/>
         <w:bCs/>
       </w:rPr>
     </w:tblStylePr>
     <w:tblStylePr w:type="lastCol">
       <w:rPr>
+        <w:rFonts w:eastAsia="黑体"/>
         <w:b/>
         <w:bCs/>
       </w:rPr>
@@ -8609,6 +9070,7 @@
       <w:spacing w:after="0" w:line="240" w:lineRule="auto"/>
     </w:pPr>
     <w:rPr>
+      <w:rFonts w:eastAsia="黑体"/>
       <w:color w:themeColor="text1" w:val="000000"/>
     </w:rPr>
     <w:tblPr>
@@ -8628,7 +9090,7 @@
     </w:tblPr>
     <w:tblStylePr w:type="firstRow">
       <w:rPr>
-        <w:rFonts w:asciiTheme="majorHAnsi" w:cstheme="majorBidi" w:eastAsiaTheme="majorEastAsia" w:hAnsiTheme="majorHAnsi"/>
+        <w:rFonts w:asciiTheme="majorHAnsi" w:cstheme="majorBidi" w:hAnsiTheme="majorHAnsi" w:eastAsia="黑体"/>
       </w:rPr>
       <w:tblPr/>
       <w:tcPr>
@@ -8640,6 +9102,7 @@
     </w:tblStylePr>
     <w:tblStylePr w:type="lastRow">
       <w:rPr>
+        <w:rFonts w:eastAsia="黑体"/>
         <w:b/>
         <w:bCs/>
         <w:color w:themeColor="text2" w:val="1F497D"/>
@@ -8654,12 +9117,14 @@
     </w:tblStylePr>
     <w:tblStylePr w:type="firstCol">
       <w:rPr>
+        <w:rFonts w:eastAsia="黑体"/>
         <w:b/>
         <w:bCs/>
       </w:rPr>
     </w:tblStylePr>
     <w:tblStylePr w:type="lastCol">
       <w:rPr>
+        <w:rFonts w:eastAsia="黑体"/>
         <w:b/>
         <w:bCs/>
       </w:rPr>
@@ -8693,6 +9158,7 @@
       <w:spacing w:after="0" w:line="240" w:lineRule="auto"/>
     </w:pPr>
     <w:rPr>
+      <w:rFonts w:eastAsia="黑体"/>
       <w:color w:themeColor="text1" w:val="000000"/>
     </w:rPr>
     <w:tblPr>
@@ -8712,7 +9178,7 @@
     </w:tblPr>
     <w:tblStylePr w:type="firstRow">
       <w:rPr>
-        <w:rFonts w:asciiTheme="majorHAnsi" w:cstheme="majorBidi" w:eastAsiaTheme="majorEastAsia" w:hAnsiTheme="majorHAnsi"/>
+        <w:rFonts w:asciiTheme="majorHAnsi" w:cstheme="majorBidi" w:hAnsiTheme="majorHAnsi" w:eastAsia="黑体"/>
       </w:rPr>
       <w:tblPr/>
       <w:tcPr>
@@ -8724,6 +9190,7 @@
     </w:tblStylePr>
     <w:tblStylePr w:type="lastRow">
       <w:rPr>
+        <w:rFonts w:eastAsia="黑体"/>
         <w:b/>
         <w:bCs/>
         <w:color w:themeColor="text2" w:val="1F497D"/>
@@ -8738,12 +9205,14 @@
     </w:tblStylePr>
     <w:tblStylePr w:type="firstCol">
       <w:rPr>
+        <w:rFonts w:eastAsia="黑体"/>
         <w:b/>
         <w:bCs/>
       </w:rPr>
     </w:tblStylePr>
     <w:tblStylePr w:type="lastCol">
       <w:rPr>
+        <w:rFonts w:eastAsia="黑体"/>
         <w:b/>
         <w:bCs/>
       </w:rPr>
@@ -8777,6 +9246,7 @@
       <w:spacing w:after="0" w:line="240" w:lineRule="auto"/>
     </w:pPr>
     <w:rPr>
+      <w:rFonts w:eastAsia="黑体"/>
       <w:color w:themeColor="text1" w:val="000000"/>
     </w:rPr>
     <w:tblPr>
@@ -8796,7 +9266,7 @@
     </w:tblPr>
     <w:tblStylePr w:type="firstRow">
       <w:rPr>
-        <w:rFonts w:asciiTheme="majorHAnsi" w:cstheme="majorBidi" w:eastAsiaTheme="majorEastAsia" w:hAnsiTheme="majorHAnsi"/>
+        <w:rFonts w:asciiTheme="majorHAnsi" w:cstheme="majorBidi" w:hAnsiTheme="majorHAnsi" w:eastAsia="黑体"/>
       </w:rPr>
       <w:tblPr/>
       <w:tcPr>
@@ -8808,6 +9278,7 @@
     </w:tblStylePr>
     <w:tblStylePr w:type="lastRow">
       <w:rPr>
+        <w:rFonts w:eastAsia="黑体"/>
         <w:b/>
         <w:bCs/>
         <w:color w:themeColor="text2" w:val="1F497D"/>
@@ -8822,12 +9293,14 @@
     </w:tblStylePr>
     <w:tblStylePr w:type="firstCol">
       <w:rPr>
+        <w:rFonts w:eastAsia="黑体"/>
         <w:b/>
         <w:bCs/>
       </w:rPr>
     </w:tblStylePr>
     <w:tblStylePr w:type="lastCol">
       <w:rPr>
+        <w:rFonts w:eastAsia="黑体"/>
         <w:b/>
         <w:bCs/>
       </w:rPr>
@@ -8861,6 +9334,7 @@
       <w:spacing w:after="0" w:line="240" w:lineRule="auto"/>
     </w:pPr>
     <w:rPr>
+      <w:rFonts w:eastAsia="黑体"/>
       <w:color w:themeColor="text1" w:val="000000"/>
     </w:rPr>
     <w:tblPr>
@@ -8880,7 +9354,7 @@
     </w:tblPr>
     <w:tblStylePr w:type="firstRow">
       <w:rPr>
-        <w:rFonts w:asciiTheme="majorHAnsi" w:cstheme="majorBidi" w:eastAsiaTheme="majorEastAsia" w:hAnsiTheme="majorHAnsi"/>
+        <w:rFonts w:asciiTheme="majorHAnsi" w:cstheme="majorBidi" w:hAnsiTheme="majorHAnsi" w:eastAsia="黑体"/>
       </w:rPr>
       <w:tblPr/>
       <w:tcPr>
@@ -8892,6 +9366,7 @@
     </w:tblStylePr>
     <w:tblStylePr w:type="lastRow">
       <w:rPr>
+        <w:rFonts w:eastAsia="黑体"/>
         <w:b/>
         <w:bCs/>
         <w:color w:themeColor="text2" w:val="1F497D"/>
@@ -8906,12 +9381,14 @@
     </w:tblStylePr>
     <w:tblStylePr w:type="firstCol">
       <w:rPr>
+        <w:rFonts w:eastAsia="黑体"/>
         <w:b/>
         <w:bCs/>
       </w:rPr>
     </w:tblStylePr>
     <w:tblStylePr w:type="lastCol">
       <w:rPr>
+        <w:rFonts w:eastAsia="黑体"/>
         <w:b/>
         <w:bCs/>
       </w:rPr>
@@ -8945,6 +9422,7 @@
       <w:spacing w:after="0" w:line="240" w:lineRule="auto"/>
     </w:pPr>
     <w:rPr>
+      <w:rFonts w:eastAsia="黑体"/>
       <w:color w:themeColor="text1" w:val="000000"/>
     </w:rPr>
     <w:tblPr>
@@ -8964,7 +9442,7 @@
     </w:tblPr>
     <w:tblStylePr w:type="firstRow">
       <w:rPr>
-        <w:rFonts w:asciiTheme="majorHAnsi" w:cstheme="majorBidi" w:eastAsiaTheme="majorEastAsia" w:hAnsiTheme="majorHAnsi"/>
+        <w:rFonts w:asciiTheme="majorHAnsi" w:cstheme="majorBidi" w:hAnsiTheme="majorHAnsi" w:eastAsia="黑体"/>
       </w:rPr>
       <w:tblPr/>
       <w:tcPr>
@@ -8976,6 +9454,7 @@
     </w:tblStylePr>
     <w:tblStylePr w:type="lastRow">
       <w:rPr>
+        <w:rFonts w:eastAsia="黑体"/>
         <w:b/>
         <w:bCs/>
         <w:color w:themeColor="text2" w:val="1F497D"/>
@@ -8990,12 +9469,14 @@
     </w:tblStylePr>
     <w:tblStylePr w:type="firstCol">
       <w:rPr>
+        <w:rFonts w:eastAsia="黑体"/>
         <w:b/>
         <w:bCs/>
       </w:rPr>
     </w:tblStylePr>
     <w:tblStylePr w:type="lastCol">
       <w:rPr>
+        <w:rFonts w:eastAsia="黑体"/>
         <w:b/>
         <w:bCs/>
       </w:rPr>
@@ -9029,6 +9510,7 @@
       <w:spacing w:after="0" w:line="240" w:lineRule="auto"/>
     </w:pPr>
     <w:rPr>
+      <w:rFonts w:eastAsia="黑体"/>
       <w:color w:themeColor="text1" w:val="000000"/>
     </w:rPr>
     <w:tblPr>
@@ -9048,7 +9530,7 @@
     </w:tblPr>
     <w:tblStylePr w:type="firstRow">
       <w:rPr>
-        <w:rFonts w:asciiTheme="majorHAnsi" w:cstheme="majorBidi" w:eastAsiaTheme="majorEastAsia" w:hAnsiTheme="majorHAnsi"/>
+        <w:rFonts w:asciiTheme="majorHAnsi" w:cstheme="majorBidi" w:hAnsiTheme="majorHAnsi" w:eastAsia="黑体"/>
       </w:rPr>
       <w:tblPr/>
       <w:tcPr>
@@ -9060,6 +9542,7 @@
     </w:tblStylePr>
     <w:tblStylePr w:type="lastRow">
       <w:rPr>
+        <w:rFonts w:eastAsia="黑体"/>
         <w:b/>
         <w:bCs/>
         <w:color w:themeColor="text2" w:val="1F497D"/>
@@ -9074,12 +9557,14 @@
     </w:tblStylePr>
     <w:tblStylePr w:type="firstCol">
       <w:rPr>
+        <w:rFonts w:eastAsia="黑体"/>
         <w:b/>
         <w:bCs/>
       </w:rPr>
     </w:tblStylePr>
     <w:tblStylePr w:type="lastCol">
       <w:rPr>
+        <w:rFonts w:eastAsia="黑体"/>
         <w:b/>
         <w:bCs/>
       </w:rPr>
@@ -9113,7 +9598,7 @@
       <w:spacing w:after="0" w:line="240" w:lineRule="auto"/>
     </w:pPr>
     <w:rPr>
-      <w:rFonts w:asciiTheme="majorHAnsi" w:cstheme="majorBidi" w:eastAsiaTheme="majorEastAsia" w:hAnsiTheme="majorHAnsi"/>
+      <w:rFonts w:asciiTheme="majorHAnsi" w:cstheme="majorBidi" w:hAnsiTheme="majorHAnsi" w:eastAsia="黑体"/>
       <w:color w:themeColor="text1" w:val="000000"/>
     </w:rPr>
     <w:tblPr>
@@ -9135,6 +9620,7 @@
     </w:tblPr>
     <w:tblStylePr w:type="firstRow">
       <w:rPr>
+        <w:rFonts w:eastAsia="黑体"/>
         <w:sz w:val="24"/>
         <w:szCs w:val="24"/>
       </w:rPr>
@@ -9241,7 +9727,7 @@
       <w:spacing w:after="0" w:line="240" w:lineRule="auto"/>
     </w:pPr>
     <w:rPr>
-      <w:rFonts w:asciiTheme="majorHAnsi" w:cstheme="majorBidi" w:eastAsiaTheme="majorEastAsia" w:hAnsiTheme="majorHAnsi"/>
+      <w:rFonts w:asciiTheme="majorHAnsi" w:cstheme="majorBidi" w:hAnsiTheme="majorHAnsi" w:eastAsia="黑体"/>
       <w:color w:themeColor="text1" w:val="000000"/>
     </w:rPr>
     <w:tblPr>
@@ -9263,6 +9749,7 @@
     </w:tblPr>
     <w:tblStylePr w:type="firstRow">
       <w:rPr>
+        <w:rFonts w:eastAsia="黑体"/>
         <w:sz w:val="24"/>
         <w:szCs w:val="24"/>
       </w:rPr>
@@ -9369,7 +9856,7 @@
       <w:spacing w:after="0" w:line="240" w:lineRule="auto"/>
     </w:pPr>
     <w:rPr>
-      <w:rFonts w:asciiTheme="majorHAnsi" w:cstheme="majorBidi" w:eastAsiaTheme="majorEastAsia" w:hAnsiTheme="majorHAnsi"/>
+      <w:rFonts w:asciiTheme="majorHAnsi" w:cstheme="majorBidi" w:hAnsiTheme="majorHAnsi" w:eastAsia="黑体"/>
       <w:color w:themeColor="text1" w:val="000000"/>
     </w:rPr>
     <w:tblPr>
@@ -9391,6 +9878,7 @@
     </w:tblPr>
     <w:tblStylePr w:type="firstRow">
       <w:rPr>
+        <w:rFonts w:eastAsia="黑体"/>
         <w:sz w:val="24"/>
         <w:szCs w:val="24"/>
       </w:rPr>
@@ -9497,7 +9985,7 @@
       <w:spacing w:after="0" w:line="240" w:lineRule="auto"/>
     </w:pPr>
     <w:rPr>
-      <w:rFonts w:asciiTheme="majorHAnsi" w:cstheme="majorBidi" w:eastAsiaTheme="majorEastAsia" w:hAnsiTheme="majorHAnsi"/>
+      <w:rFonts w:asciiTheme="majorHAnsi" w:cstheme="majorBidi" w:hAnsiTheme="majorHAnsi" w:eastAsia="黑体"/>
       <w:color w:themeColor="text1" w:val="000000"/>
     </w:rPr>
     <w:tblPr>
@@ -9519,6 +10007,7 @@
     </w:tblPr>
     <w:tblStylePr w:type="firstRow">
       <w:rPr>
+        <w:rFonts w:eastAsia="黑体"/>
         <w:sz w:val="24"/>
         <w:szCs w:val="24"/>
       </w:rPr>
@@ -9625,7 +10114,7 @@
       <w:spacing w:after="0" w:line="240" w:lineRule="auto"/>
     </w:pPr>
     <w:rPr>
-      <w:rFonts w:asciiTheme="majorHAnsi" w:cstheme="majorBidi" w:eastAsiaTheme="majorEastAsia" w:hAnsiTheme="majorHAnsi"/>
+      <w:rFonts w:asciiTheme="majorHAnsi" w:cstheme="majorBidi" w:hAnsiTheme="majorHAnsi" w:eastAsia="黑体"/>
       <w:color w:themeColor="text1" w:val="000000"/>
     </w:rPr>
     <w:tblPr>
@@ -9647,6 +10136,7 @@
     </w:tblPr>
     <w:tblStylePr w:type="firstRow">
       <w:rPr>
+        <w:rFonts w:eastAsia="黑体"/>
         <w:sz w:val="24"/>
         <w:szCs w:val="24"/>
       </w:rPr>
@@ -9753,7 +10243,7 @@
       <w:spacing w:after="0" w:line="240" w:lineRule="auto"/>
     </w:pPr>
     <w:rPr>
-      <w:rFonts w:asciiTheme="majorHAnsi" w:cstheme="majorBidi" w:eastAsiaTheme="majorEastAsia" w:hAnsiTheme="majorHAnsi"/>
+      <w:rFonts w:asciiTheme="majorHAnsi" w:cstheme="majorBidi" w:hAnsiTheme="majorHAnsi" w:eastAsia="黑体"/>
       <w:color w:themeColor="text1" w:val="000000"/>
     </w:rPr>
     <w:tblPr>
@@ -9775,6 +10265,7 @@
     </w:tblPr>
     <w:tblStylePr w:type="firstRow">
       <w:rPr>
+        <w:rFonts w:eastAsia="黑体"/>
         <w:sz w:val="24"/>
         <w:szCs w:val="24"/>
       </w:rPr>
@@ -9881,7 +10372,7 @@
       <w:spacing w:after="0" w:line="240" w:lineRule="auto"/>
     </w:pPr>
     <w:rPr>
-      <w:rFonts w:asciiTheme="majorHAnsi" w:cstheme="majorBidi" w:eastAsiaTheme="majorEastAsia" w:hAnsiTheme="majorHAnsi"/>
+      <w:rFonts w:asciiTheme="majorHAnsi" w:cstheme="majorBidi" w:hAnsiTheme="majorHAnsi" w:eastAsia="黑体"/>
       <w:color w:themeColor="text1" w:val="000000"/>
     </w:rPr>
     <w:tblPr>
@@ -9903,6 +10394,7 @@
     </w:tblPr>
     <w:tblStylePr w:type="firstRow">
       <w:rPr>
+        <w:rFonts w:eastAsia="黑体"/>
         <w:sz w:val="24"/>
         <w:szCs w:val="24"/>
       </w:rPr>
@@ -10032,12 +10524,14 @@
     </w:tcPr>
     <w:tblStylePr w:type="firstRow">
       <w:rPr>
+        <w:rFonts w:eastAsia="黑体"/>
         <w:b/>
         <w:bCs/>
       </w:rPr>
     </w:tblStylePr>
     <w:tblStylePr w:type="lastRow">
       <w:rPr>
+        <w:rFonts w:eastAsia="黑体"/>
         <w:b/>
         <w:bCs/>
       </w:rPr>
@@ -10050,12 +10544,14 @@
     </w:tblStylePr>
     <w:tblStylePr w:type="firstCol">
       <w:rPr>
+        <w:rFonts w:eastAsia="黑体"/>
         <w:b/>
         <w:bCs/>
       </w:rPr>
     </w:tblStylePr>
     <w:tblStylePr w:type="lastCol">
       <w:rPr>
+        <w:rFonts w:eastAsia="黑体"/>
         <w:b/>
         <w:bCs/>
       </w:rPr>
@@ -10105,12 +10601,14 @@
     </w:tcPr>
     <w:tblStylePr w:type="firstRow">
       <w:rPr>
+        <w:rFonts w:eastAsia="黑体"/>
         <w:b/>
         <w:bCs/>
       </w:rPr>
     </w:tblStylePr>
     <w:tblStylePr w:type="lastRow">
       <w:rPr>
+        <w:rFonts w:eastAsia="黑体"/>
         <w:b/>
         <w:bCs/>
       </w:rPr>
@@ -10123,12 +10621,14 @@
     </w:tblStylePr>
     <w:tblStylePr w:type="firstCol">
       <w:rPr>
+        <w:rFonts w:eastAsia="黑体"/>
         <w:b/>
         <w:bCs/>
       </w:rPr>
     </w:tblStylePr>
     <w:tblStylePr w:type="lastCol">
       <w:rPr>
+        <w:rFonts w:eastAsia="黑体"/>
         <w:b/>
         <w:bCs/>
       </w:rPr>
@@ -10178,12 +10678,14 @@
     </w:tcPr>
     <w:tblStylePr w:type="firstRow">
       <w:rPr>
+        <w:rFonts w:eastAsia="黑体"/>
         <w:b/>
         <w:bCs/>
       </w:rPr>
     </w:tblStylePr>
     <w:tblStylePr w:type="lastRow">
       <w:rPr>
+        <w:rFonts w:eastAsia="黑体"/>
         <w:b/>
         <w:bCs/>
       </w:rPr>
@@ -10196,12 +10698,14 @@
     </w:tblStylePr>
     <w:tblStylePr w:type="firstCol">
       <w:rPr>
+        <w:rFonts w:eastAsia="黑体"/>
         <w:b/>
         <w:bCs/>
       </w:rPr>
     </w:tblStylePr>
     <w:tblStylePr w:type="lastCol">
       <w:rPr>
+        <w:rFonts w:eastAsia="黑体"/>
         <w:b/>
         <w:bCs/>
       </w:rPr>
@@ -10251,12 +10755,14 @@
     </w:tcPr>
     <w:tblStylePr w:type="firstRow">
       <w:rPr>
+        <w:rFonts w:eastAsia="黑体"/>
         <w:b/>
         <w:bCs/>
       </w:rPr>
     </w:tblStylePr>
     <w:tblStylePr w:type="lastRow">
       <w:rPr>
+        <w:rFonts w:eastAsia="黑体"/>
         <w:b/>
         <w:bCs/>
       </w:rPr>
@@ -10269,12 +10775,14 @@
     </w:tblStylePr>
     <w:tblStylePr w:type="firstCol">
       <w:rPr>
+        <w:rFonts w:eastAsia="黑体"/>
         <w:b/>
         <w:bCs/>
       </w:rPr>
     </w:tblStylePr>
     <w:tblStylePr w:type="lastCol">
       <w:rPr>
+        <w:rFonts w:eastAsia="黑体"/>
         <w:b/>
         <w:bCs/>
       </w:rPr>
@@ -10324,12 +10832,14 @@
     </w:tcPr>
     <w:tblStylePr w:type="firstRow">
       <w:rPr>
+        <w:rFonts w:eastAsia="黑体"/>
         <w:b/>
         <w:bCs/>
       </w:rPr>
     </w:tblStylePr>
     <w:tblStylePr w:type="lastRow">
       <w:rPr>
+        <w:rFonts w:eastAsia="黑体"/>
         <w:b/>
         <w:bCs/>
       </w:rPr>
@@ -10342,12 +10852,14 @@
     </w:tblStylePr>
     <w:tblStylePr w:type="firstCol">
       <w:rPr>
+        <w:rFonts w:eastAsia="黑体"/>
         <w:b/>
         <w:bCs/>
       </w:rPr>
     </w:tblStylePr>
     <w:tblStylePr w:type="lastCol">
       <w:rPr>
+        <w:rFonts w:eastAsia="黑体"/>
         <w:b/>
         <w:bCs/>
       </w:rPr>
@@ -10397,12 +10909,14 @@
     </w:tcPr>
     <w:tblStylePr w:type="firstRow">
       <w:rPr>
+        <w:rFonts w:eastAsia="黑体"/>
         <w:b/>
         <w:bCs/>
       </w:rPr>
     </w:tblStylePr>
     <w:tblStylePr w:type="lastRow">
       <w:rPr>
+        <w:rFonts w:eastAsia="黑体"/>
         <w:b/>
         <w:bCs/>
       </w:rPr>
@@ -10415,12 +10929,14 @@
     </w:tblStylePr>
     <w:tblStylePr w:type="firstCol">
       <w:rPr>
+        <w:rFonts w:eastAsia="黑体"/>
         <w:b/>
         <w:bCs/>
       </w:rPr>
     </w:tblStylePr>
     <w:tblStylePr w:type="lastCol">
       <w:rPr>
+        <w:rFonts w:eastAsia="黑体"/>
         <w:b/>
         <w:bCs/>
       </w:rPr>
@@ -10470,12 +10986,14 @@
     </w:tcPr>
     <w:tblStylePr w:type="firstRow">
       <w:rPr>
+        <w:rFonts w:eastAsia="黑体"/>
         <w:b/>
         <w:bCs/>
       </w:rPr>
     </w:tblStylePr>
     <w:tblStylePr w:type="lastRow">
       <w:rPr>
+        <w:rFonts w:eastAsia="黑体"/>
         <w:b/>
         <w:bCs/>
       </w:rPr>
@@ -10488,12 +11006,14 @@
     </w:tblStylePr>
     <w:tblStylePr w:type="firstCol">
       <w:rPr>
+        <w:rFonts w:eastAsia="黑体"/>
         <w:b/>
         <w:bCs/>
       </w:rPr>
     </w:tblStylePr>
     <w:tblStylePr w:type="lastCol">
       <w:rPr>
+        <w:rFonts w:eastAsia="黑体"/>
         <w:b/>
         <w:bCs/>
       </w:rPr>
@@ -10520,7 +11040,7 @@
       <w:spacing w:after="0" w:line="240" w:lineRule="auto"/>
     </w:pPr>
     <w:rPr>
-      <w:rFonts w:asciiTheme="majorHAnsi" w:cstheme="majorBidi" w:eastAsiaTheme="majorEastAsia" w:hAnsiTheme="majorHAnsi"/>
+      <w:rFonts w:asciiTheme="majorHAnsi" w:cstheme="majorBidi" w:hAnsiTheme="majorHAnsi" w:eastAsia="黑体"/>
       <w:color w:themeColor="text1" w:val="000000"/>
     </w:rPr>
     <w:tblPr>
@@ -10547,6 +11067,7 @@
     </w:tcPr>
     <w:tblStylePr w:type="firstRow">
       <w:rPr>
+        <w:rFonts w:eastAsia="黑体"/>
         <w:b/>
         <w:bCs/>
         <w:color w:themeColor="text1" w:val="000000"/>
@@ -10558,6 +11079,7 @@
     </w:tblStylePr>
     <w:tblStylePr w:type="lastRow">
       <w:rPr>
+        <w:rFonts w:eastAsia="黑体"/>
         <w:b/>
         <w:bCs/>
         <w:color w:themeColor="text1" w:val="000000"/>
@@ -10577,6 +11099,7 @@
     </w:tblStylePr>
     <w:tblStylePr w:type="firstCol">
       <w:rPr>
+        <w:rFonts w:eastAsia="黑体"/>
         <w:b/>
         <w:bCs/>
         <w:color w:themeColor="text1" w:val="000000"/>
@@ -10596,6 +11119,7 @@
     </w:tblStylePr>
     <w:tblStylePr w:type="lastCol">
       <w:rPr>
+        <w:rFonts w:eastAsia="黑体"/>
         <w:b w:val="0"/>
         <w:bCs w:val="0"/>
         <w:color w:themeColor="text1" w:val="000000"/>
@@ -10645,7 +11169,7 @@
       <w:spacing w:after="0" w:line="240" w:lineRule="auto"/>
     </w:pPr>
     <w:rPr>
-      <w:rFonts w:asciiTheme="majorHAnsi" w:cstheme="majorBidi" w:eastAsiaTheme="majorEastAsia" w:hAnsiTheme="majorHAnsi"/>
+      <w:rFonts w:asciiTheme="majorHAnsi" w:cstheme="majorBidi" w:hAnsiTheme="majorHAnsi" w:eastAsia="黑体"/>
       <w:color w:themeColor="text1" w:val="000000"/>
     </w:rPr>
     <w:tblPr>
@@ -10672,6 +11196,7 @@
     </w:tcPr>
     <w:tblStylePr w:type="firstRow">
       <w:rPr>
+        <w:rFonts w:eastAsia="黑体"/>
         <w:b/>
         <w:bCs/>
         <w:color w:themeColor="text1" w:val="000000"/>
@@ -10683,6 +11208,7 @@
     </w:tblStylePr>
     <w:tblStylePr w:type="lastRow">
       <w:rPr>
+        <w:rFonts w:eastAsia="黑体"/>
         <w:b/>
         <w:bCs/>
         <w:color w:themeColor="text1" w:val="000000"/>
@@ -10702,6 +11228,7 @@
     </w:tblStylePr>
     <w:tblStylePr w:type="firstCol">
       <w:rPr>
+        <w:rFonts w:eastAsia="黑体"/>
         <w:b/>
         <w:bCs/>
         <w:color w:themeColor="text1" w:val="000000"/>
@@ -10721,6 +11248,7 @@
     </w:tblStylePr>
     <w:tblStylePr w:type="lastCol">
       <w:rPr>
+        <w:rFonts w:eastAsia="黑体"/>
         <w:b w:val="0"/>
         <w:bCs w:val="0"/>
         <w:color w:themeColor="text1" w:val="000000"/>
@@ -10770,7 +11298,7 @@
       <w:spacing w:after="0" w:line="240" w:lineRule="auto"/>
     </w:pPr>
     <w:rPr>
-      <w:rFonts w:asciiTheme="majorHAnsi" w:cstheme="majorBidi" w:eastAsiaTheme="majorEastAsia" w:hAnsiTheme="majorHAnsi"/>
+      <w:rFonts w:asciiTheme="majorHAnsi" w:cstheme="majorBidi" w:hAnsiTheme="majorHAnsi" w:eastAsia="黑体"/>
       <w:color w:themeColor="text1" w:val="000000"/>
     </w:rPr>
     <w:tblPr>
@@ -10797,6 +11325,7 @@
     </w:tcPr>
     <w:tblStylePr w:type="firstRow">
       <w:rPr>
+        <w:rFonts w:eastAsia="黑体"/>
         <w:b/>
         <w:bCs/>
         <w:color w:themeColor="text1" w:val="000000"/>
@@ -10808,6 +11337,7 @@
     </w:tblStylePr>
     <w:tblStylePr w:type="lastRow">
       <w:rPr>
+        <w:rFonts w:eastAsia="黑体"/>
         <w:b/>
         <w:bCs/>
         <w:color w:themeColor="text1" w:val="000000"/>
@@ -10827,6 +11357,7 @@
     </w:tblStylePr>
     <w:tblStylePr w:type="firstCol">
       <w:rPr>
+        <w:rFonts w:eastAsia="黑体"/>
         <w:b/>
         <w:bCs/>
         <w:color w:themeColor="text1" w:val="000000"/>
@@ -10846,6 +11377,7 @@
     </w:tblStylePr>
     <w:tblStylePr w:type="lastCol">
       <w:rPr>
+        <w:rFonts w:eastAsia="黑体"/>
         <w:b w:val="0"/>
         <w:bCs w:val="0"/>
         <w:color w:themeColor="text1" w:val="000000"/>
@@ -10895,7 +11427,7 @@
       <w:spacing w:after="0" w:line="240" w:lineRule="auto"/>
     </w:pPr>
     <w:rPr>
-      <w:rFonts w:asciiTheme="majorHAnsi" w:cstheme="majorBidi" w:eastAsiaTheme="majorEastAsia" w:hAnsiTheme="majorHAnsi"/>
+      <w:rFonts w:asciiTheme="majorHAnsi" w:cstheme="majorBidi" w:hAnsiTheme="majorHAnsi" w:eastAsia="黑体"/>
       <w:color w:themeColor="text1" w:val="000000"/>
     </w:rPr>
     <w:tblPr>
@@ -10922,6 +11454,7 @@
     </w:tcPr>
     <w:tblStylePr w:type="firstRow">
       <w:rPr>
+        <w:rFonts w:eastAsia="黑体"/>
         <w:b/>
         <w:bCs/>
         <w:color w:themeColor="text1" w:val="000000"/>
@@ -10933,6 +11466,7 @@
     </w:tblStylePr>
     <w:tblStylePr w:type="lastRow">
       <w:rPr>
+        <w:rFonts w:eastAsia="黑体"/>
         <w:b/>
         <w:bCs/>
         <w:color w:themeColor="text1" w:val="000000"/>
@@ -10952,6 +11486,7 @@
     </w:tblStylePr>
     <w:tblStylePr w:type="firstCol">
       <w:rPr>
+        <w:rFonts w:eastAsia="黑体"/>
         <w:b/>
         <w:bCs/>
         <w:color w:themeColor="text1" w:val="000000"/>
@@ -10971,6 +11506,7 @@
     </w:tblStylePr>
     <w:tblStylePr w:type="lastCol">
       <w:rPr>
+        <w:rFonts w:eastAsia="黑体"/>
         <w:b w:val="0"/>
         <w:bCs w:val="0"/>
         <w:color w:themeColor="text1" w:val="000000"/>
@@ -11020,7 +11556,7 @@
       <w:spacing w:after="0" w:line="240" w:lineRule="auto"/>
     </w:pPr>
     <w:rPr>
-      <w:rFonts w:asciiTheme="majorHAnsi" w:cstheme="majorBidi" w:eastAsiaTheme="majorEastAsia" w:hAnsiTheme="majorHAnsi"/>
+      <w:rFonts w:asciiTheme="majorHAnsi" w:cstheme="majorBidi" w:hAnsiTheme="majorHAnsi" w:eastAsia="黑体"/>
       <w:color w:themeColor="text1" w:val="000000"/>
     </w:rPr>
     <w:tblPr>
@@ -11047,6 +11583,7 @@
     </w:tcPr>
     <w:tblStylePr w:type="firstRow">
       <w:rPr>
+        <w:rFonts w:eastAsia="黑体"/>
         <w:b/>
         <w:bCs/>
         <w:color w:themeColor="text1" w:val="000000"/>
@@ -11058,6 +11595,7 @@
     </w:tblStylePr>
     <w:tblStylePr w:type="lastRow">
       <w:rPr>
+        <w:rFonts w:eastAsia="黑体"/>
         <w:b/>
         <w:bCs/>
         <w:color w:themeColor="text1" w:val="000000"/>
@@ -11077,6 +11615,7 @@
     </w:tblStylePr>
     <w:tblStylePr w:type="firstCol">
       <w:rPr>
+        <w:rFonts w:eastAsia="黑体"/>
         <w:b/>
         <w:bCs/>
         <w:color w:themeColor="text1" w:val="000000"/>
@@ -11096,6 +11635,7 @@
     </w:tblStylePr>
     <w:tblStylePr w:type="lastCol">
       <w:rPr>
+        <w:rFonts w:eastAsia="黑体"/>
         <w:b w:val="0"/>
         <w:bCs w:val="0"/>
         <w:color w:themeColor="text1" w:val="000000"/>
@@ -11145,7 +11685,7 @@
       <w:spacing w:after="0" w:line="240" w:lineRule="auto"/>
     </w:pPr>
     <w:rPr>
-      <w:rFonts w:asciiTheme="majorHAnsi" w:cstheme="majorBidi" w:eastAsiaTheme="majorEastAsia" w:hAnsiTheme="majorHAnsi"/>
+      <w:rFonts w:asciiTheme="majorHAnsi" w:cstheme="majorBidi" w:hAnsiTheme="majorHAnsi" w:eastAsia="黑体"/>
       <w:color w:themeColor="text1" w:val="000000"/>
     </w:rPr>
     <w:tblPr>
@@ -11172,6 +11712,7 @@
     </w:tcPr>
     <w:tblStylePr w:type="firstRow">
       <w:rPr>
+        <w:rFonts w:eastAsia="黑体"/>
         <w:b/>
         <w:bCs/>
         <w:color w:themeColor="text1" w:val="000000"/>
@@ -11183,6 +11724,7 @@
     </w:tblStylePr>
     <w:tblStylePr w:type="lastRow">
       <w:rPr>
+        <w:rFonts w:eastAsia="黑体"/>
         <w:b/>
         <w:bCs/>
         <w:color w:themeColor="text1" w:val="000000"/>
@@ -11202,6 +11744,7 @@
     </w:tblStylePr>
     <w:tblStylePr w:type="firstCol">
       <w:rPr>
+        <w:rFonts w:eastAsia="黑体"/>
         <w:b/>
         <w:bCs/>
         <w:color w:themeColor="text1" w:val="000000"/>
@@ -11221,6 +11764,7 @@
     </w:tblStylePr>
     <w:tblStylePr w:type="lastCol">
       <w:rPr>
+        <w:rFonts w:eastAsia="黑体"/>
         <w:b w:val="0"/>
         <w:bCs w:val="0"/>
         <w:color w:themeColor="text1" w:val="000000"/>
@@ -11270,7 +11814,7 @@
       <w:spacing w:after="0" w:line="240" w:lineRule="auto"/>
     </w:pPr>
     <w:rPr>
-      <w:rFonts w:asciiTheme="majorHAnsi" w:cstheme="majorBidi" w:eastAsiaTheme="majorEastAsia" w:hAnsiTheme="majorHAnsi"/>
+      <w:rFonts w:asciiTheme="majorHAnsi" w:cstheme="majorBidi" w:hAnsiTheme="majorHAnsi" w:eastAsia="黑体"/>
       <w:color w:themeColor="text1" w:val="000000"/>
     </w:rPr>
     <w:tblPr>
@@ -11297,6 +11841,7 @@
     </w:tcPr>
     <w:tblStylePr w:type="firstRow">
       <w:rPr>
+        <w:rFonts w:eastAsia="黑体"/>
         <w:b/>
         <w:bCs/>
         <w:color w:themeColor="text1" w:val="000000"/>
@@ -11308,6 +11853,7 @@
     </w:tblStylePr>
     <w:tblStylePr w:type="lastRow">
       <w:rPr>
+        <w:rFonts w:eastAsia="黑体"/>
         <w:b/>
         <w:bCs/>
         <w:color w:themeColor="text1" w:val="000000"/>
@@ -11327,6 +11873,7 @@
     </w:tblStylePr>
     <w:tblStylePr w:type="firstCol">
       <w:rPr>
+        <w:rFonts w:eastAsia="黑体"/>
         <w:b/>
         <w:bCs/>
         <w:color w:themeColor="text1" w:val="000000"/>
@@ -11346,6 +11893,7 @@
     </w:tblStylePr>
     <w:tblStylePr w:type="lastCol">
       <w:rPr>
+        <w:rFonts w:eastAsia="黑体"/>
         <w:b w:val="0"/>
         <w:bCs w:val="0"/>
         <w:color w:themeColor="text1" w:val="000000"/>
@@ -11418,6 +11966,7 @@
     </w:tcPr>
     <w:tblStylePr w:type="firstRow">
       <w:rPr>
+        <w:rFonts w:eastAsia="黑体"/>
         <w:b/>
         <w:bCs/>
         <w:i w:val="0"/>
@@ -11439,6 +11988,7 @@
     </w:tblStylePr>
     <w:tblStylePr w:type="lastRow">
       <w:rPr>
+        <w:rFonts w:eastAsia="黑体"/>
         <w:b/>
         <w:bCs/>
         <w:i w:val="0"/>
@@ -11460,6 +12010,7 @@
     </w:tblStylePr>
     <w:tblStylePr w:type="firstCol">
       <w:rPr>
+        <w:rFonts w:eastAsia="黑体"/>
         <w:b/>
         <w:bCs/>
         <w:i w:val="0"/>
@@ -11479,6 +12030,7 @@
     </w:tblStylePr>
     <w:tblStylePr w:type="lastCol">
       <w:rPr>
+        <w:rFonts w:eastAsia="黑体"/>
         <w:b/>
         <w:bCs/>
         <w:i w:val="0"/>
@@ -11559,6 +12111,7 @@
     </w:tcPr>
     <w:tblStylePr w:type="firstRow">
       <w:rPr>
+        <w:rFonts w:eastAsia="黑体"/>
         <w:b/>
         <w:bCs/>
         <w:i w:val="0"/>
@@ -11580,6 +12133,7 @@
     </w:tblStylePr>
     <w:tblStylePr w:type="lastRow">
       <w:rPr>
+        <w:rFonts w:eastAsia="黑体"/>
         <w:b/>
         <w:bCs/>
         <w:i w:val="0"/>
@@ -11601,6 +12155,7 @@
     </w:tblStylePr>
     <w:tblStylePr w:type="firstCol">
       <w:rPr>
+        <w:rFonts w:eastAsia="黑体"/>
         <w:b/>
         <w:bCs/>
         <w:i w:val="0"/>
@@ -11620,6 +12175,7 @@
     </w:tblStylePr>
     <w:tblStylePr w:type="lastCol">
       <w:rPr>
+        <w:rFonts w:eastAsia="黑体"/>
         <w:b/>
         <w:bCs/>
         <w:i w:val="0"/>
@@ -11700,6 +12256,7 @@
     </w:tcPr>
     <w:tblStylePr w:type="firstRow">
       <w:rPr>
+        <w:rFonts w:eastAsia="黑体"/>
         <w:b/>
         <w:bCs/>
         <w:i w:val="0"/>
@@ -11721,6 +12278,7 @@
     </w:tblStylePr>
     <w:tblStylePr w:type="lastRow">
       <w:rPr>
+        <w:rFonts w:eastAsia="黑体"/>
         <w:b/>
         <w:bCs/>
         <w:i w:val="0"/>
@@ -11742,6 +12300,7 @@
     </w:tblStylePr>
     <w:tblStylePr w:type="firstCol">
       <w:rPr>
+        <w:rFonts w:eastAsia="黑体"/>
         <w:b/>
         <w:bCs/>
         <w:i w:val="0"/>
@@ -11761,6 +12320,7 @@
     </w:tblStylePr>
     <w:tblStylePr w:type="lastCol">
       <w:rPr>
+        <w:rFonts w:eastAsia="黑体"/>
         <w:b/>
         <w:bCs/>
         <w:i w:val="0"/>
@@ -11841,6 +12401,7 @@
     </w:tcPr>
     <w:tblStylePr w:type="firstRow">
       <w:rPr>
+        <w:rFonts w:eastAsia="黑体"/>
         <w:b/>
         <w:bCs/>
         <w:i w:val="0"/>
@@ -11862,6 +12423,7 @@
     </w:tblStylePr>
     <w:tblStylePr w:type="lastRow">
       <w:rPr>
+        <w:rFonts w:eastAsia="黑体"/>
         <w:b/>
         <w:bCs/>
         <w:i w:val="0"/>
@@ -11883,6 +12445,7 @@
     </w:tblStylePr>
     <w:tblStylePr w:type="firstCol">
       <w:rPr>
+        <w:rFonts w:eastAsia="黑体"/>
         <w:b/>
         <w:bCs/>
         <w:i w:val="0"/>
@@ -11902,6 +12465,7 @@
     </w:tblStylePr>
     <w:tblStylePr w:type="lastCol">
       <w:rPr>
+        <w:rFonts w:eastAsia="黑体"/>
         <w:b/>
         <w:bCs/>
         <w:i w:val="0"/>
@@ -11982,6 +12546,7 @@
     </w:tcPr>
     <w:tblStylePr w:type="firstRow">
       <w:rPr>
+        <w:rFonts w:eastAsia="黑体"/>
         <w:b/>
         <w:bCs/>
         <w:i w:val="0"/>
@@ -12003,6 +12568,7 @@
     </w:tblStylePr>
     <w:tblStylePr w:type="lastRow">
       <w:rPr>
+        <w:rFonts w:eastAsia="黑体"/>
         <w:b/>
         <w:bCs/>
         <w:i w:val="0"/>
@@ -12024,6 +12590,7 @@
     </w:tblStylePr>
     <w:tblStylePr w:type="firstCol">
       <w:rPr>
+        <w:rFonts w:eastAsia="黑体"/>
         <w:b/>
         <w:bCs/>
         <w:i w:val="0"/>
@@ -12043,6 +12610,7 @@
     </w:tblStylePr>
     <w:tblStylePr w:type="lastCol">
       <w:rPr>
+        <w:rFonts w:eastAsia="黑体"/>
         <w:b/>
         <w:bCs/>
         <w:i w:val="0"/>
@@ -12123,6 +12691,7 @@
     </w:tcPr>
     <w:tblStylePr w:type="firstRow">
       <w:rPr>
+        <w:rFonts w:eastAsia="黑体"/>
         <w:b/>
         <w:bCs/>
         <w:i w:val="0"/>
@@ -12144,6 +12713,7 @@
     </w:tblStylePr>
     <w:tblStylePr w:type="lastRow">
       <w:rPr>
+        <w:rFonts w:eastAsia="黑体"/>
         <w:b/>
         <w:bCs/>
         <w:i w:val="0"/>
@@ -12165,6 +12735,7 @@
     </w:tblStylePr>
     <w:tblStylePr w:type="firstCol">
       <w:rPr>
+        <w:rFonts w:eastAsia="黑体"/>
         <w:b/>
         <w:bCs/>
         <w:i w:val="0"/>
@@ -12184,6 +12755,7 @@
     </w:tblStylePr>
     <w:tblStylePr w:type="lastCol">
       <w:rPr>
+        <w:rFonts w:eastAsia="黑体"/>
         <w:b/>
         <w:bCs/>
         <w:i w:val="0"/>
@@ -12264,6 +12836,7 @@
     </w:tcPr>
     <w:tblStylePr w:type="firstRow">
       <w:rPr>
+        <w:rFonts w:eastAsia="黑体"/>
         <w:b/>
         <w:bCs/>
         <w:i w:val="0"/>
@@ -12285,6 +12858,7 @@
     </w:tblStylePr>
     <w:tblStylePr w:type="lastRow">
       <w:rPr>
+        <w:rFonts w:eastAsia="黑体"/>
         <w:b/>
         <w:bCs/>
         <w:i w:val="0"/>
@@ -12306,6 +12880,7 @@
     </w:tblStylePr>
     <w:tblStylePr w:type="firstCol">
       <w:rPr>
+        <w:rFonts w:eastAsia="黑体"/>
         <w:b/>
         <w:bCs/>
         <w:i w:val="0"/>
@@ -12325,6 +12900,7 @@
     </w:tblStylePr>
     <w:tblStylePr w:type="lastCol">
       <w:rPr>
+        <w:rFonts w:eastAsia="黑体"/>
         <w:b/>
         <w:bCs/>
         <w:i w:val="0"/>
@@ -12382,6 +12958,7 @@
       <w:spacing w:after="0" w:line="240" w:lineRule="auto"/>
     </w:pPr>
     <w:rPr>
+      <w:rFonts w:eastAsia="黑体"/>
       <w:color w:themeColor="background1" w:val="FFFFFF"/>
     </w:rPr>
     <w:tblPr>
@@ -12400,6 +12977,7 @@
     </w:tcPr>
     <w:tblStylePr w:type="firstRow">
       <w:rPr>
+        <w:rFonts w:eastAsia="黑体"/>
         <w:b/>
         <w:bCs/>
       </w:rPr>
@@ -12496,6 +13074,7 @@
       <w:spacing w:after="0" w:line="240" w:lineRule="auto"/>
     </w:pPr>
     <w:rPr>
+      <w:rFonts w:eastAsia="黑体"/>
       <w:color w:themeColor="background1" w:val="FFFFFF"/>
     </w:rPr>
     <w:tblPr>
@@ -12514,6 +13093,7 @@
     </w:tcPr>
     <w:tblStylePr w:type="firstRow">
       <w:rPr>
+        <w:rFonts w:eastAsia="黑体"/>
         <w:b/>
         <w:bCs/>
       </w:rPr>
@@ -12610,6 +13190,7 @@
       <w:spacing w:after="0" w:line="240" w:lineRule="auto"/>
     </w:pPr>
     <w:rPr>
+      <w:rFonts w:eastAsia="黑体"/>
       <w:color w:themeColor="background1" w:val="FFFFFF"/>
     </w:rPr>
     <w:tblPr>
@@ -12628,6 +13209,7 @@
     </w:tcPr>
     <w:tblStylePr w:type="firstRow">
       <w:rPr>
+        <w:rFonts w:eastAsia="黑体"/>
         <w:b/>
         <w:bCs/>
       </w:rPr>
@@ -12724,6 +13306,7 @@
       <w:spacing w:after="0" w:line="240" w:lineRule="auto"/>
     </w:pPr>
     <w:rPr>
+      <w:rFonts w:eastAsia="黑体"/>
       <w:color w:themeColor="background1" w:val="FFFFFF"/>
     </w:rPr>
     <w:tblPr>
@@ -12742,6 +13325,7 @@
     </w:tcPr>
     <w:tblStylePr w:type="firstRow">
       <w:rPr>
+        <w:rFonts w:eastAsia="黑体"/>
         <w:b/>
         <w:bCs/>
       </w:rPr>
@@ -12838,6 +13422,7 @@
       <w:spacing w:after="0" w:line="240" w:lineRule="auto"/>
     </w:pPr>
     <w:rPr>
+      <w:rFonts w:eastAsia="黑体"/>
       <w:color w:themeColor="background1" w:val="FFFFFF"/>
     </w:rPr>
     <w:tblPr>
@@ -12856,6 +13441,7 @@
     </w:tcPr>
     <w:tblStylePr w:type="firstRow">
       <w:rPr>
+        <w:rFonts w:eastAsia="黑体"/>
         <w:b/>
         <w:bCs/>
       </w:rPr>
@@ -12952,6 +13538,7 @@
       <w:spacing w:after="0" w:line="240" w:lineRule="auto"/>
     </w:pPr>
     <w:rPr>
+      <w:rFonts w:eastAsia="黑体"/>
       <w:color w:themeColor="background1" w:val="FFFFFF"/>
     </w:rPr>
     <w:tblPr>
@@ -12970,6 +13557,7 @@
     </w:tcPr>
     <w:tblStylePr w:type="firstRow">
       <w:rPr>
+        <w:rFonts w:eastAsia="黑体"/>
         <w:b/>
         <w:bCs/>
       </w:rPr>
@@ -13066,6 +13654,7 @@
       <w:spacing w:after="0" w:line="240" w:lineRule="auto"/>
     </w:pPr>
     <w:rPr>
+      <w:rFonts w:eastAsia="黑体"/>
       <w:color w:themeColor="background1" w:val="FFFFFF"/>
     </w:rPr>
     <w:tblPr>
@@ -13084,6 +13673,7 @@
     </w:tcPr>
     <w:tblStylePr w:type="firstRow">
       <w:rPr>
+        <w:rFonts w:eastAsia="黑体"/>
         <w:b/>
         <w:bCs/>
       </w:rPr>
@@ -13180,6 +13770,7 @@
       <w:spacing w:after="0" w:line="240" w:lineRule="auto"/>
     </w:pPr>
     <w:rPr>
+      <w:rFonts w:eastAsia="黑体"/>
       <w:color w:themeColor="text1" w:val="000000"/>
     </w:rPr>
     <w:tblPr>
@@ -13206,6 +13797,7 @@
     </w:tcPr>
     <w:tblStylePr w:type="firstRow">
       <w:rPr>
+        <w:rFonts w:eastAsia="黑体"/>
         <w:b/>
         <w:bCs/>
       </w:rPr>
@@ -13224,6 +13816,7 @@
     </w:tblStylePr>
     <w:tblStylePr w:type="lastRow">
       <w:rPr>
+        <w:rFonts w:eastAsia="黑体"/>
         <w:b/>
         <w:bCs/>
         <w:color w:themeColor="background1" w:val="FFFFFF"/>
@@ -13238,6 +13831,7 @@
     </w:tblStylePr>
     <w:tblStylePr w:type="firstCol">
       <w:rPr>
+        <w:rFonts w:eastAsia="黑体"/>
         <w:color w:themeColor="background1" w:val="FFFFFF"/>
       </w:rPr>
       <w:tblPr/>
@@ -13255,6 +13849,7 @@
     </w:tblStylePr>
     <w:tblStylePr w:type="lastCol">
       <w:rPr>
+        <w:rFonts w:eastAsia="黑体"/>
         <w:color w:themeColor="background1" w:val="FFFFFF"/>
       </w:rPr>
       <w:tblPr/>
@@ -13284,11 +13879,13 @@
     </w:tblStylePr>
     <w:tblStylePr w:type="neCell">
       <w:rPr>
+        <w:rFonts w:eastAsia="黑体"/>
         <w:color w:themeColor="text1" w:val="000000"/>
       </w:rPr>
     </w:tblStylePr>
     <w:tblStylePr w:type="nwCell">
       <w:rPr>
+        <w:rFonts w:eastAsia="黑体"/>
         <w:color w:themeColor="text1" w:val="000000"/>
       </w:rPr>
     </w:tblStylePr>
@@ -13302,6 +13899,7 @@
       <w:spacing w:after="0" w:line="240" w:lineRule="auto"/>
     </w:pPr>
     <w:rPr>
+      <w:rFonts w:eastAsia="黑体"/>
       <w:color w:themeColor="text1" w:val="000000"/>
     </w:rPr>
     <w:tblPr>
@@ -13328,6 +13926,7 @@
     </w:tcPr>
     <w:tblStylePr w:type="firstRow">
       <w:rPr>
+        <w:rFonts w:eastAsia="黑体"/>
         <w:b/>
         <w:bCs/>
       </w:rPr>
@@ -13346,6 +13945,7 @@
     </w:tblStylePr>
     <w:tblStylePr w:type="lastRow">
       <w:rPr>
+        <w:rFonts w:eastAsia="黑体"/>
         <w:b/>
         <w:bCs/>
         <w:color w:themeColor="background1" w:val="FFFFFF"/>
@@ -13360,6 +13960,7 @@
     </w:tblStylePr>
     <w:tblStylePr w:type="firstCol">
       <w:rPr>
+        <w:rFonts w:eastAsia="黑体"/>
         <w:color w:themeColor="background1" w:val="FFFFFF"/>
       </w:rPr>
       <w:tblPr/>
@@ -13377,6 +13978,7 @@
     </w:tblStylePr>
     <w:tblStylePr w:type="lastCol">
       <w:rPr>
+        <w:rFonts w:eastAsia="黑体"/>
         <w:color w:themeColor="background1" w:val="FFFFFF"/>
       </w:rPr>
       <w:tblPr/>
@@ -13406,11 +14008,13 @@
     </w:tblStylePr>
     <w:tblStylePr w:type="neCell">
       <w:rPr>
+        <w:rFonts w:eastAsia="黑体"/>
         <w:color w:themeColor="text1" w:val="000000"/>
       </w:rPr>
     </w:tblStylePr>
     <w:tblStylePr w:type="nwCell">
       <w:rPr>
+        <w:rFonts w:eastAsia="黑体"/>
         <w:color w:themeColor="text1" w:val="000000"/>
       </w:rPr>
     </w:tblStylePr>
@@ -13424,6 +14028,7 @@
       <w:spacing w:after="0" w:line="240" w:lineRule="auto"/>
     </w:pPr>
     <w:rPr>
+      <w:rFonts w:eastAsia="黑体"/>
       <w:color w:themeColor="text1" w:val="000000"/>
     </w:rPr>
     <w:tblPr>
@@ -13450,6 +14055,7 @@
     </w:tcPr>
     <w:tblStylePr w:type="firstRow">
       <w:rPr>
+        <w:rFonts w:eastAsia="黑体"/>
         <w:b/>
         <w:bCs/>
       </w:rPr>
@@ -13468,6 +14074,7 @@
     </w:tblStylePr>
     <w:tblStylePr w:type="lastRow">
       <w:rPr>
+        <w:rFonts w:eastAsia="黑体"/>
         <w:b/>
         <w:bCs/>
         <w:color w:themeColor="background1" w:val="FFFFFF"/>
@@ -13482,6 +14089,7 @@
     </w:tblStylePr>
     <w:tblStylePr w:type="firstCol">
       <w:rPr>
+        <w:rFonts w:eastAsia="黑体"/>
         <w:color w:themeColor="background1" w:val="FFFFFF"/>
       </w:rPr>
       <w:tblPr/>
@@ -13499,6 +14107,7 @@
     </w:tblStylePr>
     <w:tblStylePr w:type="lastCol">
       <w:rPr>
+        <w:rFonts w:eastAsia="黑体"/>
         <w:color w:themeColor="background1" w:val="FFFFFF"/>
       </w:rPr>
       <w:tblPr/>
@@ -13528,11 +14137,13 @@
     </w:tblStylePr>
     <w:tblStylePr w:type="neCell">
       <w:rPr>
+        <w:rFonts w:eastAsia="黑体"/>
         <w:color w:themeColor="text1" w:val="000000"/>
       </w:rPr>
     </w:tblStylePr>
     <w:tblStylePr w:type="nwCell">
       <w:rPr>
+        <w:rFonts w:eastAsia="黑体"/>
         <w:color w:themeColor="text1" w:val="000000"/>
       </w:rPr>
     </w:tblStylePr>
@@ -13546,6 +14157,7 @@
       <w:spacing w:after="0" w:line="240" w:lineRule="auto"/>
     </w:pPr>
     <w:rPr>
+      <w:rFonts w:eastAsia="黑体"/>
       <w:color w:themeColor="text1" w:val="000000"/>
     </w:rPr>
     <w:tblPr>
@@ -13572,6 +14184,7 @@
     </w:tcPr>
     <w:tblStylePr w:type="firstRow">
       <w:rPr>
+        <w:rFonts w:eastAsia="黑体"/>
         <w:b/>
         <w:bCs/>
       </w:rPr>
@@ -13590,6 +14203,7 @@
     </w:tblStylePr>
     <w:tblStylePr w:type="lastRow">
       <w:rPr>
+        <w:rFonts w:eastAsia="黑体"/>
         <w:b/>
         <w:bCs/>
         <w:color w:themeColor="background1" w:val="FFFFFF"/>
@@ -13604,6 +14218,7 @@
     </w:tblStylePr>
     <w:tblStylePr w:type="firstCol">
       <w:rPr>
+        <w:rFonts w:eastAsia="黑体"/>
         <w:color w:themeColor="background1" w:val="FFFFFF"/>
       </w:rPr>
       <w:tblPr/>
@@ -13621,6 +14236,7 @@
     </w:tblStylePr>
     <w:tblStylePr w:type="lastCol">
       <w:rPr>
+        <w:rFonts w:eastAsia="黑体"/>
         <w:color w:themeColor="background1" w:val="FFFFFF"/>
       </w:rPr>
       <w:tblPr/>
@@ -13658,6 +14274,7 @@
       <w:spacing w:after="0" w:line="240" w:lineRule="auto"/>
     </w:pPr>
     <w:rPr>
+      <w:rFonts w:eastAsia="黑体"/>
       <w:color w:themeColor="text1" w:val="000000"/>
     </w:rPr>
     <w:tblPr>
@@ -13684,6 +14301,7 @@
     </w:tcPr>
     <w:tblStylePr w:type="firstRow">
       <w:rPr>
+        <w:rFonts w:eastAsia="黑体"/>
         <w:b/>
         <w:bCs/>
       </w:rPr>
@@ -13702,6 +14320,7 @@
     </w:tblStylePr>
     <w:tblStylePr w:type="lastRow">
       <w:rPr>
+        <w:rFonts w:eastAsia="黑体"/>
         <w:b/>
         <w:bCs/>
         <w:color w:themeColor="background1" w:val="FFFFFF"/>
@@ -13716,6 +14335,7 @@
     </w:tblStylePr>
     <w:tblStylePr w:type="firstCol">
       <w:rPr>
+        <w:rFonts w:eastAsia="黑体"/>
         <w:color w:themeColor="background1" w:val="FFFFFF"/>
       </w:rPr>
       <w:tblPr/>
@@ -13733,6 +14353,7 @@
     </w:tblStylePr>
     <w:tblStylePr w:type="lastCol">
       <w:rPr>
+        <w:rFonts w:eastAsia="黑体"/>
         <w:color w:themeColor="background1" w:val="FFFFFF"/>
       </w:rPr>
       <w:tblPr/>
@@ -13762,11 +14383,13 @@
     </w:tblStylePr>
     <w:tblStylePr w:type="neCell">
       <w:rPr>
+        <w:rFonts w:eastAsia="黑体"/>
         <w:color w:themeColor="text1" w:val="000000"/>
       </w:rPr>
     </w:tblStylePr>
     <w:tblStylePr w:type="nwCell">
       <w:rPr>
+        <w:rFonts w:eastAsia="黑体"/>
         <w:color w:themeColor="text1" w:val="000000"/>
       </w:rPr>
     </w:tblStylePr>
@@ -13780,6 +14403,7 @@
       <w:spacing w:after="0" w:line="240" w:lineRule="auto"/>
     </w:pPr>
     <w:rPr>
+      <w:rFonts w:eastAsia="黑体"/>
       <w:color w:themeColor="text1" w:val="000000"/>
     </w:rPr>
     <w:tblPr>
@@ -13806,6 +14430,7 @@
     </w:tcPr>
     <w:tblStylePr w:type="firstRow">
       <w:rPr>
+        <w:rFonts w:eastAsia="黑体"/>
         <w:b/>
         <w:bCs/>
       </w:rPr>
@@ -13824,6 +14449,7 @@
     </w:tblStylePr>
     <w:tblStylePr w:type="lastRow">
       <w:rPr>
+        <w:rFonts w:eastAsia="黑体"/>
         <w:b/>
         <w:bCs/>
         <w:color w:themeColor="background1" w:val="FFFFFF"/>
@@ -13838,6 +14464,7 @@
     </w:tblStylePr>
     <w:tblStylePr w:type="firstCol">
       <w:rPr>
+        <w:rFonts w:eastAsia="黑体"/>
         <w:color w:themeColor="background1" w:val="FFFFFF"/>
       </w:rPr>
       <w:tblPr/>
@@ -13855,6 +14482,7 @@
     </w:tblStylePr>
     <w:tblStylePr w:type="lastCol">
       <w:rPr>
+        <w:rFonts w:eastAsia="黑体"/>
         <w:color w:themeColor="background1" w:val="FFFFFF"/>
       </w:rPr>
       <w:tblPr/>
@@ -13884,11 +14512,13 @@
     </w:tblStylePr>
     <w:tblStylePr w:type="neCell">
       <w:rPr>
+        <w:rFonts w:eastAsia="黑体"/>
         <w:color w:themeColor="text1" w:val="000000"/>
       </w:rPr>
     </w:tblStylePr>
     <w:tblStylePr w:type="nwCell">
       <w:rPr>
+        <w:rFonts w:eastAsia="黑体"/>
         <w:color w:themeColor="text1" w:val="000000"/>
       </w:rPr>
     </w:tblStylePr>
@@ -13902,6 +14532,7 @@
       <w:spacing w:after="0" w:line="240" w:lineRule="auto"/>
     </w:pPr>
     <w:rPr>
+      <w:rFonts w:eastAsia="黑体"/>
       <w:color w:themeColor="text1" w:val="000000"/>
     </w:rPr>
     <w:tblPr>
@@ -13928,6 +14559,7 @@
     </w:tcPr>
     <w:tblStylePr w:type="firstRow">
       <w:rPr>
+        <w:rFonts w:eastAsia="黑体"/>
         <w:b/>
         <w:bCs/>
       </w:rPr>
@@ -13946,6 +14578,7 @@
     </w:tblStylePr>
     <w:tblStylePr w:type="lastRow">
       <w:rPr>
+        <w:rFonts w:eastAsia="黑体"/>
         <w:b/>
         <w:bCs/>
         <w:color w:themeColor="background1" w:val="FFFFFF"/>
@@ -13960,6 +14593,7 @@
     </w:tblStylePr>
     <w:tblStylePr w:type="firstCol">
       <w:rPr>
+        <w:rFonts w:eastAsia="黑体"/>
         <w:color w:themeColor="background1" w:val="FFFFFF"/>
       </w:rPr>
       <w:tblPr/>
@@ -13977,6 +14611,7 @@
     </w:tblStylePr>
     <w:tblStylePr w:type="lastCol">
       <w:rPr>
+        <w:rFonts w:eastAsia="黑体"/>
         <w:color w:themeColor="background1" w:val="FFFFFF"/>
       </w:rPr>
       <w:tblPr/>
@@ -14006,11 +14641,13 @@
     </w:tblStylePr>
     <w:tblStylePr w:type="neCell">
       <w:rPr>
+        <w:rFonts w:eastAsia="黑体"/>
         <w:color w:themeColor="text1" w:val="000000"/>
       </w:rPr>
     </w:tblStylePr>
     <w:tblStylePr w:type="nwCell">
       <w:rPr>
+        <w:rFonts w:eastAsia="黑体"/>
         <w:color w:themeColor="text1" w:val="000000"/>
       </w:rPr>
     </w:tblStylePr>
@@ -14024,6 +14661,7 @@
       <w:spacing w:after="0" w:line="240" w:lineRule="auto"/>
     </w:pPr>
     <w:rPr>
+      <w:rFonts w:eastAsia="黑体"/>
       <w:color w:themeColor="text1" w:val="000000"/>
     </w:rPr>
     <w:tblPr>
@@ -14042,6 +14680,7 @@
     </w:tcPr>
     <w:tblStylePr w:type="firstRow">
       <w:rPr>
+        <w:rFonts w:eastAsia="黑体"/>
         <w:b/>
         <w:bCs/>
         <w:color w:themeColor="background1" w:val="FFFFFF"/>
@@ -14056,6 +14695,7 @@
     </w:tblStylePr>
     <w:tblStylePr w:type="lastRow">
       <w:rPr>
+        <w:rFonts w:eastAsia="黑体"/>
         <w:b/>
         <w:bCs/>
         <w:color w:themeColor="accent2" w:themeShade="CC" w:val="9E3A38"/>
@@ -14070,12 +14710,14 @@
     </w:tblStylePr>
     <w:tblStylePr w:type="firstCol">
       <w:rPr>
+        <w:rFonts w:eastAsia="黑体"/>
         <w:b/>
         <w:bCs/>
       </w:rPr>
     </w:tblStylePr>
     <w:tblStylePr w:type="lastCol">
       <w:rPr>
+        <w:rFonts w:eastAsia="黑体"/>
         <w:b/>
         <w:bCs/>
       </w:rPr>
@@ -14110,6 +14752,7 @@
       <w:spacing w:after="0" w:line="240" w:lineRule="auto"/>
     </w:pPr>
     <w:rPr>
+      <w:rFonts w:eastAsia="黑体"/>
       <w:color w:themeColor="text1" w:val="000000"/>
     </w:rPr>
     <w:tblPr>
@@ -14128,6 +14771,7 @@
     </w:tcPr>
     <w:tblStylePr w:type="firstRow">
       <w:rPr>
+        <w:rFonts w:eastAsia="黑体"/>
         <w:b/>
         <w:bCs/>
         <w:color w:themeColor="background1" w:val="FFFFFF"/>
@@ -14142,6 +14786,7 @@
     </w:tblStylePr>
     <w:tblStylePr w:type="lastRow">
       <w:rPr>
+        <w:rFonts w:eastAsia="黑体"/>
         <w:b/>
         <w:bCs/>
         <w:color w:themeColor="accent2" w:themeShade="CC" w:val="9E3A38"/>
@@ -14156,12 +14801,14 @@
     </w:tblStylePr>
     <w:tblStylePr w:type="firstCol">
       <w:rPr>
+        <w:rFonts w:eastAsia="黑体"/>
         <w:b/>
         <w:bCs/>
       </w:rPr>
     </w:tblStylePr>
     <w:tblStylePr w:type="lastCol">
       <w:rPr>
+        <w:rFonts w:eastAsia="黑体"/>
         <w:b/>
         <w:bCs/>
       </w:rPr>
@@ -14196,6 +14843,7 @@
       <w:spacing w:after="0" w:line="240" w:lineRule="auto"/>
     </w:pPr>
     <w:rPr>
+      <w:rFonts w:eastAsia="黑体"/>
       <w:color w:themeColor="text1" w:val="000000"/>
     </w:rPr>
     <w:tblPr>
@@ -14214,6 +14862,7 @@
     </w:tcPr>
     <w:tblStylePr w:type="firstRow">
       <w:rPr>
+        <w:rFonts w:eastAsia="黑体"/>
         <w:b/>
         <w:bCs/>
         <w:color w:themeColor="background1" w:val="FFFFFF"/>
@@ -14228,6 +14877,7 @@
     </w:tblStylePr>
     <w:tblStylePr w:type="lastRow">
       <w:rPr>
+        <w:rFonts w:eastAsia="黑体"/>
         <w:b/>
         <w:bCs/>
         <w:color w:themeColor="accent2" w:themeShade="CC" w:val="9E3A38"/>
@@ -14242,12 +14892,14 @@
     </w:tblStylePr>
     <w:tblStylePr w:type="firstCol">
       <w:rPr>
+        <w:rFonts w:eastAsia="黑体"/>
         <w:b/>
         <w:bCs/>
       </w:rPr>
     </w:tblStylePr>
     <w:tblStylePr w:type="lastCol">
       <w:rPr>
+        <w:rFonts w:eastAsia="黑体"/>
         <w:b/>
         <w:bCs/>
       </w:rPr>
@@ -14282,6 +14934,7 @@
       <w:spacing w:after="0" w:line="240" w:lineRule="auto"/>
     </w:pPr>
     <w:rPr>
+      <w:rFonts w:eastAsia="黑体"/>
       <w:color w:themeColor="text1" w:val="000000"/>
     </w:rPr>
     <w:tblPr>
@@ -14300,6 +14953,7 @@
     </w:tcPr>
     <w:tblStylePr w:type="firstRow">
       <w:rPr>
+        <w:rFonts w:eastAsia="黑体"/>
         <w:b/>
         <w:bCs/>
         <w:color w:themeColor="background1" w:val="FFFFFF"/>
@@ -14314,6 +14968,7 @@
     </w:tblStylePr>
     <w:tblStylePr w:type="lastRow">
       <w:rPr>
+        <w:rFonts w:eastAsia="黑体"/>
         <w:b/>
         <w:bCs/>
         <w:color w:themeColor="accent4" w:themeShade="CC" w:val="664E82"/>
@@ -14328,12 +14983,14 @@
     </w:tblStylePr>
     <w:tblStylePr w:type="firstCol">
       <w:rPr>
+        <w:rFonts w:eastAsia="黑体"/>
         <w:b/>
         <w:bCs/>
       </w:rPr>
     </w:tblStylePr>
     <w:tblStylePr w:type="lastCol">
       <w:rPr>
+        <w:rFonts w:eastAsia="黑体"/>
         <w:b/>
         <w:bCs/>
       </w:rPr>
@@ -14368,6 +15025,7 @@
       <w:spacing w:after="0" w:line="240" w:lineRule="auto"/>
     </w:pPr>
     <w:rPr>
+      <w:rFonts w:eastAsia="黑体"/>
       <w:color w:themeColor="text1" w:val="000000"/>
     </w:rPr>
     <w:tblPr>
@@ -14386,6 +15044,7 @@
     </w:tcPr>
     <w:tblStylePr w:type="firstRow">
       <w:rPr>
+        <w:rFonts w:eastAsia="黑体"/>
         <w:b/>
         <w:bCs/>
         <w:color w:themeColor="background1" w:val="FFFFFF"/>
@@ -14400,6 +15059,7 @@
     </w:tblStylePr>
     <w:tblStylePr w:type="lastRow">
       <w:rPr>
+        <w:rFonts w:eastAsia="黑体"/>
         <w:b/>
         <w:bCs/>
         <w:color w:themeColor="accent3" w:themeShade="CC" w:val="7E9C40"/>
@@ -14414,12 +15074,14 @@
     </w:tblStylePr>
     <w:tblStylePr w:type="firstCol">
       <w:rPr>
+        <w:rFonts w:eastAsia="黑体"/>
         <w:b/>
         <w:bCs/>
       </w:rPr>
     </w:tblStylePr>
     <w:tblStylePr w:type="lastCol">
       <w:rPr>
+        <w:rFonts w:eastAsia="黑体"/>
         <w:b/>
         <w:bCs/>
       </w:rPr>
@@ -14454,6 +15116,7 @@
       <w:spacing w:after="0" w:line="240" w:lineRule="auto"/>
     </w:pPr>
     <w:rPr>
+      <w:rFonts w:eastAsia="黑体"/>
       <w:color w:themeColor="text1" w:val="000000"/>
     </w:rPr>
     <w:tblPr>
@@ -14472,6 +15135,7 @@
     </w:tcPr>
     <w:tblStylePr w:type="firstRow">
       <w:rPr>
+        <w:rFonts w:eastAsia="黑体"/>
         <w:b/>
         <w:bCs/>
         <w:color w:themeColor="background1" w:val="FFFFFF"/>
@@ -14486,6 +15150,7 @@
     </w:tblStylePr>
     <w:tblStylePr w:type="lastRow">
       <w:rPr>
+        <w:rFonts w:eastAsia="黑体"/>
         <w:b/>
         <w:bCs/>
         <w:color w:themeColor="accent6" w:themeShade="CC" w:val="F2730A"/>
@@ -14500,12 +15165,14 @@
     </w:tblStylePr>
     <w:tblStylePr w:type="firstCol">
       <w:rPr>
+        <w:rFonts w:eastAsia="黑体"/>
         <w:b/>
         <w:bCs/>
       </w:rPr>
     </w:tblStylePr>
     <w:tblStylePr w:type="lastCol">
       <w:rPr>
+        <w:rFonts w:eastAsia="黑体"/>
         <w:b/>
         <w:bCs/>
       </w:rPr>
@@ -14540,6 +15207,7 @@
       <w:spacing w:after="0" w:line="240" w:lineRule="auto"/>
     </w:pPr>
     <w:rPr>
+      <w:rFonts w:eastAsia="黑体"/>
       <w:color w:themeColor="text1" w:val="000000"/>
     </w:rPr>
     <w:tblPr>
@@ -14558,6 +15226,7 @@
     </w:tcPr>
     <w:tblStylePr w:type="firstRow">
       <w:rPr>
+        <w:rFonts w:eastAsia="黑体"/>
         <w:b/>
         <w:bCs/>
         <w:color w:themeColor="background1" w:val="FFFFFF"/>
@@ -14572,6 +15241,7 @@
     </w:tblStylePr>
     <w:tblStylePr w:type="lastRow">
       <w:rPr>
+        <w:rFonts w:eastAsia="黑体"/>
         <w:b/>
         <w:bCs/>
         <w:color w:themeColor="accent5" w:themeShade="CC" w:val="348DA5"/>
@@ -14586,12 +15256,14 @@
     </w:tblStylePr>
     <w:tblStylePr w:type="firstCol">
       <w:rPr>
+        <w:rFonts w:eastAsia="黑体"/>
         <w:b/>
         <w:bCs/>
       </w:rPr>
     </w:tblStylePr>
     <w:tblStylePr w:type="lastCol">
       <w:rPr>
+        <w:rFonts w:eastAsia="黑体"/>
         <w:b/>
         <w:bCs/>
       </w:rPr>
@@ -14626,6 +15298,7 @@
       <w:spacing w:after="0" w:line="240" w:lineRule="auto"/>
     </w:pPr>
     <w:rPr>
+      <w:rFonts w:eastAsia="黑体"/>
       <w:color w:themeColor="text1" w:val="000000"/>
     </w:rPr>
     <w:tblPr>
@@ -14647,6 +15320,7 @@
     </w:tcPr>
     <w:tblStylePr w:type="firstRow">
       <w:rPr>
+        <w:rFonts w:eastAsia="黑体"/>
         <w:b/>
         <w:bCs/>
       </w:rPr>
@@ -14657,6 +15331,7 @@
     </w:tblStylePr>
     <w:tblStylePr w:type="lastRow">
       <w:rPr>
+        <w:rFonts w:eastAsia="黑体"/>
         <w:b/>
         <w:bCs/>
         <w:color w:themeColor="text1" w:val="000000"/>
@@ -14668,6 +15343,7 @@
     </w:tblStylePr>
     <w:tblStylePr w:type="firstCol">
       <w:rPr>
+        <w:rFonts w:eastAsia="黑体"/>
         <w:color w:themeColor="background1" w:val="FFFFFF"/>
       </w:rPr>
       <w:tblPr/>
@@ -14677,6 +15353,7 @@
     </w:tblStylePr>
     <w:tblStylePr w:type="lastCol">
       <w:rPr>
+        <w:rFonts w:eastAsia="黑体"/>
         <w:color w:themeColor="background1" w:val="FFFFFF"/>
       </w:rPr>
       <w:tblPr/>
@@ -14706,6 +15383,7 @@
       <w:spacing w:after="0" w:line="240" w:lineRule="auto"/>
     </w:pPr>
     <w:rPr>
+      <w:rFonts w:eastAsia="黑体"/>
       <w:color w:themeColor="text1" w:val="000000"/>
     </w:rPr>
     <w:tblPr>
@@ -14727,6 +15405,7 @@
     </w:tcPr>
     <w:tblStylePr w:type="firstRow">
       <w:rPr>
+        <w:rFonts w:eastAsia="黑体"/>
         <w:b/>
         <w:bCs/>
       </w:rPr>
@@ -14737,6 +15416,7 @@
     </w:tblStylePr>
     <w:tblStylePr w:type="lastRow">
       <w:rPr>
+        <w:rFonts w:eastAsia="黑体"/>
         <w:b/>
         <w:bCs/>
         <w:color w:themeColor="text1" w:val="000000"/>
@@ -14748,6 +15428,7 @@
     </w:tblStylePr>
     <w:tblStylePr w:type="firstCol">
       <w:rPr>
+        <w:rFonts w:eastAsia="黑体"/>
         <w:color w:themeColor="background1" w:val="FFFFFF"/>
       </w:rPr>
       <w:tblPr/>
@@ -14757,6 +15438,7 @@
     </w:tblStylePr>
     <w:tblStylePr w:type="lastCol">
       <w:rPr>
+        <w:rFonts w:eastAsia="黑体"/>
         <w:color w:themeColor="background1" w:val="FFFFFF"/>
       </w:rPr>
       <w:tblPr/>
@@ -14786,6 +15468,7 @@
       <w:spacing w:after="0" w:line="240" w:lineRule="auto"/>
     </w:pPr>
     <w:rPr>
+      <w:rFonts w:eastAsia="黑体"/>
       <w:color w:themeColor="text1" w:val="000000"/>
     </w:rPr>
     <w:tblPr>
@@ -14807,6 +15490,7 @@
     </w:tcPr>
     <w:tblStylePr w:type="firstRow">
       <w:rPr>
+        <w:rFonts w:eastAsia="黑体"/>
         <w:b/>
         <w:bCs/>
       </w:rPr>
@@ -14817,6 +15501,7 @@
     </w:tblStylePr>
     <w:tblStylePr w:type="lastRow">
       <w:rPr>
+        <w:rFonts w:eastAsia="黑体"/>
         <w:b/>
         <w:bCs/>
         <w:color w:themeColor="text1" w:val="000000"/>
@@ -14828,6 +15513,7 @@
     </w:tblStylePr>
     <w:tblStylePr w:type="firstCol">
       <w:rPr>
+        <w:rFonts w:eastAsia="黑体"/>
         <w:color w:themeColor="background1" w:val="FFFFFF"/>
       </w:rPr>
       <w:tblPr/>
@@ -14837,6 +15523,7 @@
     </w:tblStylePr>
     <w:tblStylePr w:type="lastCol">
       <w:rPr>
+        <w:rFonts w:eastAsia="黑体"/>
         <w:color w:themeColor="background1" w:val="FFFFFF"/>
       </w:rPr>
       <w:tblPr/>
@@ -14866,6 +15553,7 @@
       <w:spacing w:after="0" w:line="240" w:lineRule="auto"/>
     </w:pPr>
     <w:rPr>
+      <w:rFonts w:eastAsia="黑体"/>
       <w:color w:themeColor="text1" w:val="000000"/>
     </w:rPr>
     <w:tblPr>
@@ -14887,6 +15575,7 @@
     </w:tcPr>
     <w:tblStylePr w:type="firstRow">
       <w:rPr>
+        <w:rFonts w:eastAsia="黑体"/>
         <w:b/>
         <w:bCs/>
       </w:rPr>
@@ -14897,6 +15586,7 @@
     </w:tblStylePr>
     <w:tblStylePr w:type="lastRow">
       <w:rPr>
+        <w:rFonts w:eastAsia="黑体"/>
         <w:b/>
         <w:bCs/>
         <w:color w:themeColor="text1" w:val="000000"/>
@@ -14908,6 +15598,7 @@
     </w:tblStylePr>
     <w:tblStylePr w:type="firstCol">
       <w:rPr>
+        <w:rFonts w:eastAsia="黑体"/>
         <w:color w:themeColor="background1" w:val="FFFFFF"/>
       </w:rPr>
       <w:tblPr/>
@@ -14917,6 +15608,7 @@
     </w:tblStylePr>
     <w:tblStylePr w:type="lastCol">
       <w:rPr>
+        <w:rFonts w:eastAsia="黑体"/>
         <w:color w:themeColor="background1" w:val="FFFFFF"/>
       </w:rPr>
       <w:tblPr/>
@@ -14946,6 +15638,7 @@
       <w:spacing w:after="0" w:line="240" w:lineRule="auto"/>
     </w:pPr>
     <w:rPr>
+      <w:rFonts w:eastAsia="黑体"/>
       <w:color w:themeColor="text1" w:val="000000"/>
     </w:rPr>
     <w:tblPr>
@@ -14967,6 +15660,7 @@
     </w:tcPr>
     <w:tblStylePr w:type="firstRow">
       <w:rPr>
+        <w:rFonts w:eastAsia="黑体"/>
         <w:b/>
         <w:bCs/>
       </w:rPr>
@@ -14977,6 +15671,7 @@
     </w:tblStylePr>
     <w:tblStylePr w:type="lastRow">
       <w:rPr>
+        <w:rFonts w:eastAsia="黑体"/>
         <w:b/>
         <w:bCs/>
         <w:color w:themeColor="text1" w:val="000000"/>
@@ -14988,6 +15683,7 @@
     </w:tblStylePr>
     <w:tblStylePr w:type="firstCol">
       <w:rPr>
+        <w:rFonts w:eastAsia="黑体"/>
         <w:color w:themeColor="background1" w:val="FFFFFF"/>
       </w:rPr>
       <w:tblPr/>
@@ -14997,6 +15693,7 @@
     </w:tblStylePr>
     <w:tblStylePr w:type="lastCol">
       <w:rPr>
+        <w:rFonts w:eastAsia="黑体"/>
         <w:color w:themeColor="background1" w:val="FFFFFF"/>
       </w:rPr>
       <w:tblPr/>
@@ -15026,6 +15723,7 @@
       <w:spacing w:after="0" w:line="240" w:lineRule="auto"/>
     </w:pPr>
     <w:rPr>
+      <w:rFonts w:eastAsia="黑体"/>
       <w:color w:themeColor="text1" w:val="000000"/>
     </w:rPr>
     <w:tblPr>
@@ -15047,6 +15745,7 @@
     </w:tcPr>
     <w:tblStylePr w:type="firstRow">
       <w:rPr>
+        <w:rFonts w:eastAsia="黑体"/>
         <w:b/>
         <w:bCs/>
       </w:rPr>
@@ -15057,6 +15756,7 @@
     </w:tblStylePr>
     <w:tblStylePr w:type="lastRow">
       <w:rPr>
+        <w:rFonts w:eastAsia="黑体"/>
         <w:b/>
         <w:bCs/>
         <w:color w:themeColor="text1" w:val="000000"/>
@@ -15068,6 +15768,7 @@
     </w:tblStylePr>
     <w:tblStylePr w:type="firstCol">
       <w:rPr>
+        <w:rFonts w:eastAsia="黑体"/>
         <w:color w:themeColor="background1" w:val="FFFFFF"/>
       </w:rPr>
       <w:tblPr/>
@@ -15077,6 +15778,7 @@
     </w:tblStylePr>
     <w:tblStylePr w:type="lastCol">
       <w:rPr>
+        <w:rFonts w:eastAsia="黑体"/>
         <w:color w:themeColor="background1" w:val="FFFFFF"/>
       </w:rPr>
       <w:tblPr/>
@@ -15106,6 +15808,7 @@
       <w:spacing w:after="0" w:line="240" w:lineRule="auto"/>
     </w:pPr>
     <w:rPr>
+      <w:rFonts w:eastAsia="黑体"/>
       <w:color w:themeColor="text1" w:val="000000"/>
     </w:rPr>
     <w:tblPr>
@@ -15127,6 +15830,7 @@
     </w:tcPr>
     <w:tblStylePr w:type="firstRow">
       <w:rPr>
+        <w:rFonts w:eastAsia="黑体"/>
         <w:b/>
         <w:bCs/>
       </w:rPr>
@@ -15137,6 +15841,7 @@
     </w:tblStylePr>
     <w:tblStylePr w:type="lastRow">
       <w:rPr>
+        <w:rFonts w:eastAsia="黑体"/>
         <w:b/>
         <w:bCs/>
         <w:color w:themeColor="text1" w:val="000000"/>
@@ -15148,6 +15853,7 @@
     </w:tblStylePr>
     <w:tblStylePr w:type="firstCol">
       <w:rPr>
+        <w:rFonts w:eastAsia="黑体"/>
         <w:color w:themeColor="background1" w:val="FFFFFF"/>
       </w:rPr>
       <w:tblPr/>
@@ -15157,6 +15863,7 @@
     </w:tblStylePr>
     <w:tblStylePr w:type="lastCol">
       <w:rPr>
+        <w:rFonts w:eastAsia="黑体"/>
         <w:color w:themeColor="background1" w:val="FFFFFF"/>
       </w:rPr>
       <w:tblPr/>
@@ -15189,6 +15896,7 @@
     <w:name w:val="KeywordTok"/>
     <w:basedOn w:val="VerbatimChar"/>
     <w:rPr>
+      <w:rFonts w:eastAsia="黑体"/>
       <w:b/>
       <w:color w:val="007020"/>
     </w:rPr>
@@ -15197,6 +15905,7 @@
     <w:name w:val="DataTypeTok"/>
     <w:basedOn w:val="VerbatimChar"/>
     <w:rPr>
+      <w:rFonts w:eastAsia="黑体"/>
       <w:color w:val="902000"/>
     </w:rPr>
   </w:style>
@@ -15204,6 +15913,7 @@
     <w:name w:val="DecValTok"/>
     <w:basedOn w:val="VerbatimChar"/>
     <w:rPr>
+      <w:rFonts w:eastAsia="黑体"/>
       <w:color w:val="40a070"/>
     </w:rPr>
   </w:style>
@@ -15211,6 +15921,7 @@
     <w:name w:val="BaseNTok"/>
     <w:basedOn w:val="VerbatimChar"/>
     <w:rPr>
+      <w:rFonts w:eastAsia="黑体"/>
       <w:color w:val="40a070"/>
     </w:rPr>
   </w:style>
@@ -15218,6 +15929,7 @@
     <w:name w:val="FloatTok"/>
     <w:basedOn w:val="VerbatimChar"/>
     <w:rPr>
+      <w:rFonts w:eastAsia="黑体"/>
       <w:color w:val="40a070"/>
     </w:rPr>
   </w:style>
@@ -15225,6 +15937,7 @@
     <w:name w:val="ConstantTok"/>
     <w:basedOn w:val="VerbatimChar"/>
     <w:rPr>
+      <w:rFonts w:eastAsia="黑体"/>
       <w:color w:val="880000"/>
     </w:rPr>
   </w:style>
@@ -15232,6 +15945,7 @@
     <w:name w:val="CharTok"/>
     <w:basedOn w:val="VerbatimChar"/>
     <w:rPr>
+      <w:rFonts w:eastAsia="黑体"/>
       <w:color w:val="4070a0"/>
     </w:rPr>
   </w:style>
@@ -15239,6 +15953,7 @@
     <w:name w:val="SpecialCharTok"/>
     <w:basedOn w:val="VerbatimChar"/>
     <w:rPr>
+      <w:rFonts w:eastAsia="黑体"/>
       <w:color w:val="4070a0"/>
     </w:rPr>
   </w:style>
@@ -15246,6 +15961,7 @@
     <w:name w:val="StringTok"/>
     <w:basedOn w:val="VerbatimChar"/>
     <w:rPr>
+      <w:rFonts w:eastAsia="黑体"/>
       <w:color w:val="4070a0"/>
     </w:rPr>
   </w:style>
@@ -15253,6 +15969,7 @@
     <w:name w:val="VerbatimStringTok"/>
     <w:basedOn w:val="VerbatimChar"/>
     <w:rPr>
+      <w:rFonts w:eastAsia="黑体"/>
       <w:color w:val="4070a0"/>
     </w:rPr>
   </w:style>
@@ -15260,6 +15977,7 @@
     <w:name w:val="SpecialStringTok"/>
     <w:basedOn w:val="VerbatimChar"/>
     <w:rPr>
+      <w:rFonts w:eastAsia="黑体"/>
       <w:color w:val="bb6688"/>
     </w:rPr>
   </w:style>
@@ -15267,6 +15985,7 @@
     <w:name w:val="ImportTok"/>
     <w:basedOn w:val="VerbatimChar"/>
     <w:rPr>
+      <w:rFonts w:eastAsia="黑体"/>
       <w:b/>
       <w:color w:val="008000"/>
     </w:rPr>
@@ -15275,6 +15994,7 @@
     <w:name w:val="CommentTok"/>
     <w:basedOn w:val="VerbatimChar"/>
     <w:rPr>
+      <w:rFonts w:eastAsia="黑体"/>
       <w:i/>
       <w:color w:val="60a0b0"/>
     </w:rPr>
@@ -15283,6 +16003,7 @@
     <w:name w:val="DocumentationTok"/>
     <w:basedOn w:val="VerbatimChar"/>
     <w:rPr>
+      <w:rFonts w:eastAsia="黑体"/>
       <w:i/>
       <w:color w:val="ba2121"/>
     </w:rPr>
@@ -15291,6 +16012,7 @@
     <w:name w:val="AnnotationTok"/>
     <w:basedOn w:val="VerbatimChar"/>
     <w:rPr>
+      <w:rFonts w:eastAsia="黑体"/>
       <w:b/>
       <w:i/>
       <w:color w:val="60a0b0"/>
@@ -15300,6 +16022,7 @@
     <w:name w:val="CommentVarTok"/>
     <w:basedOn w:val="VerbatimChar"/>
     <w:rPr>
+      <w:rFonts w:eastAsia="黑体"/>
       <w:b/>
       <w:i/>
       <w:color w:val="60a0b0"/>
@@ -15309,6 +16032,7 @@
     <w:name w:val="OtherTok"/>
     <w:basedOn w:val="VerbatimChar"/>
     <w:rPr>
+      <w:rFonts w:eastAsia="黑体"/>
       <w:color w:val="007020"/>
     </w:rPr>
   </w:style>
@@ -15316,6 +16040,7 @@
     <w:name w:val="FunctionTok"/>
     <w:basedOn w:val="VerbatimChar"/>
     <w:rPr>
+      <w:rFonts w:eastAsia="黑体"/>
       <w:color w:val="06287e"/>
     </w:rPr>
   </w:style>
@@ -15323,6 +16048,7 @@
     <w:name w:val="VariableTok"/>
     <w:basedOn w:val="VerbatimChar"/>
     <w:rPr>
+      <w:rFonts w:eastAsia="黑体"/>
       <w:color w:val="19177c"/>
     </w:rPr>
   </w:style>
@@ -15330,6 +16056,7 @@
     <w:name w:val="ControlFlowTok"/>
     <w:basedOn w:val="VerbatimChar"/>
     <w:rPr>
+      <w:rFonts w:eastAsia="黑体"/>
       <w:b/>
       <w:color w:val="007020"/>
     </w:rPr>
@@ -15338,6 +16065,7 @@
     <w:name w:val="OperatorTok"/>
     <w:basedOn w:val="VerbatimChar"/>
     <w:rPr>
+      <w:rFonts w:eastAsia="黑体"/>
       <w:color w:val="666666"/>
     </w:rPr>
   </w:style>
@@ -15345,18 +16073,22 @@
     <w:name w:val="BuiltInTok"/>
     <w:basedOn w:val="VerbatimChar"/>
     <w:rPr>
+      <w:rFonts w:eastAsia="黑体"/>
       <w:color w:val="008000"/>
     </w:rPr>
   </w:style>
   <w:style w:type="character" w:customStyle="1" w:styleId="ExtensionTok">
     <w:name w:val="ExtensionTok"/>
     <w:basedOn w:val="VerbatimChar"/>
-    <w:rPr/>
+    <w:rPr>
+      <w:rFonts w:eastAsia="黑体"/>
+    </w:rPr>
   </w:style>
   <w:style w:type="character" w:customStyle="1" w:styleId="PreprocessorTok">
     <w:name w:val="PreprocessorTok"/>
     <w:basedOn w:val="VerbatimChar"/>
     <w:rPr>
+      <w:rFonts w:eastAsia="黑体"/>
       <w:color w:val="bc7a00"/>
     </w:rPr>
   </w:style>
@@ -15364,18 +16096,22 @@
     <w:name w:val="AttributeTok"/>
     <w:basedOn w:val="VerbatimChar"/>
     <w:rPr>
+      <w:rFonts w:eastAsia="黑体"/>
       <w:color w:val="7d9029"/>
     </w:rPr>
   </w:style>
   <w:style w:type="character" w:customStyle="1" w:styleId="RegionMarkerTok">
     <w:name w:val="RegionMarkerTok"/>
     <w:basedOn w:val="VerbatimChar"/>
-    <w:rPr/>
+    <w:rPr>
+      <w:rFonts w:eastAsia="黑体"/>
+    </w:rPr>
   </w:style>
   <w:style w:type="character" w:customStyle="1" w:styleId="InformationTok">
     <w:name w:val="InformationTok"/>
     <w:basedOn w:val="VerbatimChar"/>
     <w:rPr>
+      <w:rFonts w:eastAsia="黑体"/>
       <w:b/>
       <w:i/>
       <w:color w:val="60a0b0"/>
@@ -15385,6 +16121,7 @@
     <w:name w:val="WarningTok"/>
     <w:basedOn w:val="VerbatimChar"/>
     <w:rPr>
+      <w:rFonts w:eastAsia="黑体"/>
       <w:b/>
       <w:i/>
       <w:color w:val="60a0b0"/>
@@ -15394,6 +16131,7 @@
     <w:name w:val="AlertTok"/>
     <w:basedOn w:val="VerbatimChar"/>
     <w:rPr>
+      <w:rFonts w:eastAsia="黑体"/>
       <w:b/>
       <w:color w:val="ff0000"/>
     </w:rPr>
@@ -15402,6 +16140,7 @@
     <w:name w:val="ErrorTok"/>
     <w:basedOn w:val="VerbatimChar"/>
     <w:rPr>
+      <w:rFonts w:eastAsia="黑体"/>
       <w:b/>
       <w:color w:val="ff0000"/>
     </w:rPr>
@@ -15409,7 +16148,9 @@
   <w:style w:type="character" w:customStyle="1" w:styleId="NormalTok">
     <w:name w:val="NormalTok"/>
     <w:basedOn w:val="VerbatimChar"/>
-    <w:rPr/>
+    <w:rPr>
+      <w:rFonts w:eastAsia="黑体"/>
+    </w:rPr>
   </w:style>
 </w:styles>
 </file>
@@ -15458,12 +16199,12 @@
     <a:fontScheme name="Office">
       <a:majorFont>
         <a:latin typeface="Calibri"/>
-        <a:ea typeface=""/>
+        <a:ea typeface="黑体"/>
         <a:cs typeface=""/>
         <a:font script="Jpan" typeface="ＭＳ ゴシック"/>
         <a:font script="Hang" typeface="맑은 고딕"/>
-        <a:font script="Hans" typeface="宋体"/>
-        <a:font script="Hant" typeface="新細明體"/>
+        <a:font script="Hans" typeface="黑体"/>
+        <a:font script="Hant" typeface="黑体"/>
         <a:font script="Arab" typeface="Times New Roman"/>
         <a:font script="Hebr" typeface="Times New Roman"/>
         <a:font script="Thai" typeface="Angsana New"/>
@@ -15493,12 +16234,12 @@
       </a:majorFont>
       <a:minorFont>
         <a:latin typeface="Cambria"/>
-        <a:ea typeface=""/>
+        <a:ea typeface="黑体"/>
         <a:cs typeface=""/>
         <a:font script="Jpan" typeface="ＭＳ 明朝"/>
         <a:font script="Hang" typeface="맑은 고딕"/>
-        <a:font script="Hans" typeface="宋体"/>
-        <a:font script="Hant" typeface="新細明體"/>
+        <a:font script="Hans" typeface="黑体"/>
+        <a:font script="Hant" typeface="黑体"/>
         <a:font script="Arab" typeface="Arial"/>
         <a:font script="Hebr" typeface="Arial"/>
         <a:font script="Thai" typeface="Cordia New"/>

--- a/04-滤波电路/04-带阻滤波/有源带阻滤波电路/有源带阻滤波电路.docx
+++ b/04-滤波电路/04-带阻滤波/有源带阻滤波电路/有源带阻滤波电路.docx
@@ -3128,7 +3128,7 @@
           <w:color w:val="555555"/>
           <w:sz w:val="21"/>
         </w:rPr>
-        <w:t>材料收集者：杜文杰，WX手机：19519196569，QQ:3478827729</w:t>
+        <w:t>材料收集者：杜文杰，微信/手机：19519196569，QQ:3478827729</w:t>
       </w:r>
     </w:p>
     <w:sectPr>
